--- a/Embedded_AI/LAB/Colab_Fourth_prog_STM32_Implementation.docx
+++ b/Embedded_AI/LAB/Colab_Fourth_prog_STM32_Implementation.docx
@@ -287,7 +287,7 @@
           <w:sz w:val="22"/>
         </w:rPr>
         <w:pict w14:anchorId="2F35F4C5">
-          <v:rect id="_x0000_i1151" style="width:0;height:1.5pt" o:hralign="center" o:hrstd="t" o:hr="t" fillcolor="#a0a0a0" stroked="f"/>
+          <v:rect id="_x0000_i1025" style="width:0;height:1.5pt" o:hralign="center" o:hrstd="t" o:hr="t" fillcolor="#a0a0a0" stroked="f"/>
         </w:pict>
       </w:r>
     </w:p>
@@ -394,13 +394,6 @@
           <w:sz w:val="22"/>
         </w:rPr>
       </w:pPr>
-    </w:p>
-    <w:p>
-      <w:pPr>
-        <w:rPr>
-          <w:sz w:val="22"/>
-        </w:rPr>
-      </w:pPr>
       <w:r>
         <w:rPr>
           <w:sz w:val="22"/>
@@ -414,13 +407,6 @@
           <w:sz w:val="22"/>
         </w:rPr>
       </w:pPr>
-    </w:p>
-    <w:p>
-      <w:pPr>
-        <w:rPr>
-          <w:sz w:val="22"/>
-        </w:rPr>
-      </w:pPr>
       <w:r>
         <w:rPr>
           <w:sz w:val="22"/>
@@ -460,13 +446,6 @@
           <w:sz w:val="22"/>
         </w:rPr>
       </w:pPr>
-    </w:p>
-    <w:p>
-      <w:pPr>
-        <w:rPr>
-          <w:sz w:val="22"/>
-        </w:rPr>
-      </w:pPr>
       <w:r>
         <w:rPr>
           <w:sz w:val="22"/>
@@ -480,13 +459,6 @@
           <w:sz w:val="22"/>
         </w:rPr>
       </w:pPr>
-    </w:p>
-    <w:p>
-      <w:pPr>
-        <w:rPr>
-          <w:sz w:val="22"/>
-        </w:rPr>
-      </w:pPr>
       <w:r>
         <w:rPr>
           <w:sz w:val="22"/>
@@ -505,7 +477,7 @@
           <w:sz w:val="22"/>
         </w:rPr>
         <w:pict w14:anchorId="43FBE835">
-          <v:rect id="_x0000_i1152" style="width:0;height:1.5pt" o:hralign="center" o:hrstd="t" o:hr="t" fillcolor="#a0a0a0" stroked="f"/>
+          <v:rect id="_x0000_i1026" style="width:0;height:1.5pt" o:hralign="center" o:hrstd="t" o:hr="t" fillcolor="#a0a0a0" stroked="f"/>
         </w:pict>
       </w:r>
     </w:p>
@@ -583,7 +555,6 @@
         <w:rPr>
           <w:sz w:val="22"/>
         </w:rPr>
-        <w:lastRenderedPageBreak/>
         <w:t>Motor Health Monitoring</w:t>
       </w:r>
     </w:p>
@@ -641,13 +612,6 @@
     <w:p>
       <w:pPr>
         <w:rPr>
-          <w:sz w:val="22"/>
-        </w:rPr>
-      </w:pPr>
-    </w:p>
-    <w:p>
-      <w:pPr>
-        <w:rPr>
           <w:b/>
           <w:bCs/>
           <w:sz w:val="22"/>
@@ -659,6 +623,7 @@
           <w:bCs/>
           <w:sz w:val="22"/>
         </w:rPr>
+        <w:lastRenderedPageBreak/>
         <w:t>Learning Outcomes</w:t>
       </w:r>
     </w:p>
@@ -839,7 +804,7 @@
           <w:sz w:val="22"/>
         </w:rPr>
         <w:pict w14:anchorId="79F6DB37">
-          <v:rect id="_x0000_i1154" style="width:0;height:1.5pt" o:hralign="center" o:hrstd="t" o:hr="t" fillcolor="#a0a0a0" stroked="f"/>
+          <v:rect id="_x0000_i1027" style="width:0;height:1.5pt" o:hralign="center" o:hrstd="t" o:hr="t" fillcolor="#a0a0a0" stroked="f"/>
         </w:pict>
       </w:r>
     </w:p>
@@ -1061,7 +1026,7 @@
           <w:sz w:val="22"/>
         </w:rPr>
         <w:pict w14:anchorId="0E44D308">
-          <v:rect id="_x0000_i1155" style="width:0;height:1.5pt" o:hralign="center" o:hrstd="t" o:hr="t" fillcolor="#a0a0a0" stroked="f"/>
+          <v:rect id="_x0000_i1028" style="width:0;height:1.5pt" o:hralign="center" o:hrstd="t" o:hr="t" fillcolor="#a0a0a0" stroked="f"/>
         </w:pict>
       </w:r>
     </w:p>
@@ -1158,7 +1123,6 @@
           <w:sz w:val="20"/>
           <w:szCs w:val="20"/>
         </w:rPr>
-        <w:lastRenderedPageBreak/>
         <w:t>np.random</w:t>
       </w:r>
       <w:proofErr w:type="gramEnd"/>
@@ -1502,7 +1466,7 @@
           <w:sz w:val="22"/>
         </w:rPr>
         <w:pict w14:anchorId="01608BBD">
-          <v:rect id="_x0000_i1156" style="width:0;height:1.5pt" o:hralign="center" o:hrstd="t" o:hr="t" fillcolor="#a0a0a0" stroked="f"/>
+          <v:rect id="_x0000_i1029" style="width:0;height:1.5pt" o:hralign="center" o:hrstd="t" o:hr="t" fillcolor="#a0a0a0" stroked="f"/>
         </w:pict>
       </w:r>
     </w:p>
@@ -1533,6 +1497,7 @@
         <w:rPr>
           <w:sz w:val="22"/>
         </w:rPr>
+        <w:lastRenderedPageBreak/>
         <w:t xml:space="preserve">This data will </w:t>
       </w:r>
       <w:r>
@@ -1840,7 +1805,7 @@
           <w:sz w:val="22"/>
         </w:rPr>
         <w:pict w14:anchorId="6FDD7D1E">
-          <v:rect id="_x0000_i1157" style="width:0;height:1.5pt" o:hralign="center" o:hrstd="t" o:hr="t" fillcolor="#a0a0a0" stroked="f"/>
+          <v:rect id="_x0000_i1030" style="width:0;height:1.5pt" o:hralign="center" o:hrstd="t" o:hr="t" fillcolor="#a0a0a0" stroked="f"/>
         </w:pict>
       </w:r>
     </w:p>
@@ -2234,7 +2199,7 @@
           <w:sz w:val="22"/>
         </w:rPr>
         <w:pict w14:anchorId="1F15CF3A">
-          <v:rect id="_x0000_i1158" style="width:0;height:1.5pt" o:hralign="center" o:hrstd="t" o:hr="t" fillcolor="#a0a0a0" stroked="f"/>
+          <v:rect id="_x0000_i1031" style="width:0;height:1.5pt" o:hralign="center" o:hrstd="t" o:hr="t" fillcolor="#a0a0a0" stroked="f"/>
         </w:pict>
       </w:r>
     </w:p>
@@ -2506,7 +2471,7 @@
           <w:sz w:val="22"/>
         </w:rPr>
         <w:pict w14:anchorId="22BBB5AB">
-          <v:rect id="_x0000_i1159" style="width:0;height:1.5pt" o:hralign="center" o:hrstd="t" o:hr="t" fillcolor="#a0a0a0" stroked="f"/>
+          <v:rect id="_x0000_i1032" style="width:0;height:1.5pt" o:hralign="center" o:hrstd="t" o:hr="t" fillcolor="#a0a0a0" stroked="f"/>
         </w:pict>
       </w:r>
     </w:p>
@@ -2524,40 +2489,101 @@
           <w:bCs/>
           <w:sz w:val="22"/>
         </w:rPr>
+        <w:t>Step 6: Build the Autoencoder</w:t>
+      </w:r>
+    </w:p>
+    <w:p>
+      <w:pPr>
+        <w:rPr>
+          <w:sz w:val="22"/>
+        </w:rPr>
+      </w:pPr>
+      <w:r>
+        <w:rPr>
+          <w:sz w:val="22"/>
+        </w:rPr>
+        <w:t>Input (2)</w:t>
+      </w:r>
+    </w:p>
+    <w:p>
+      <w:pPr>
+        <w:rPr>
+          <w:sz w:val="22"/>
+        </w:rPr>
+      </w:pPr>
+      <w:r>
+        <w:rPr>
+          <w:sz w:val="22"/>
+        </w:rPr>
+        <w:t>↓</w:t>
+      </w:r>
+    </w:p>
+    <w:p>
+      <w:pPr>
+        <w:rPr>
+          <w:sz w:val="22"/>
+        </w:rPr>
+      </w:pPr>
+      <w:proofErr w:type="gramStart"/>
+      <w:r>
+        <w:rPr>
+          <w:sz w:val="22"/>
+        </w:rPr>
+        <w:t>Dense(</w:t>
+      </w:r>
+      <w:proofErr w:type="gramEnd"/>
+      <w:r>
+        <w:rPr>
+          <w:sz w:val="22"/>
+        </w:rPr>
+        <w:t>8)</w:t>
+      </w:r>
+    </w:p>
+    <w:p>
+      <w:pPr>
+        <w:rPr>
+          <w:sz w:val="22"/>
+        </w:rPr>
+      </w:pPr>
+      <w:r>
+        <w:rPr>
+          <w:sz w:val="22"/>
+        </w:rPr>
+        <w:t>↓</w:t>
+      </w:r>
+    </w:p>
+    <w:p>
+      <w:pPr>
+        <w:rPr>
+          <w:sz w:val="22"/>
+        </w:rPr>
+      </w:pPr>
+      <w:proofErr w:type="gramStart"/>
+      <w:r>
+        <w:rPr>
+          <w:sz w:val="22"/>
+        </w:rPr>
+        <w:t>Dense(</w:t>
+      </w:r>
+      <w:proofErr w:type="gramEnd"/>
+      <w:r>
+        <w:rPr>
+          <w:sz w:val="22"/>
+        </w:rPr>
+        <w:t>4)</w:t>
+      </w:r>
+    </w:p>
+    <w:p>
+      <w:pPr>
+        <w:rPr>
+          <w:sz w:val="22"/>
+        </w:rPr>
+      </w:pPr>
+      <w:r>
+        <w:rPr>
+          <w:sz w:val="22"/>
+        </w:rPr>
         <w:lastRenderedPageBreak/>
-        <w:t>Step 6: Build the Autoencoder</w:t>
-      </w:r>
-    </w:p>
-    <w:p>
-      <w:pPr>
-        <w:rPr>
-          <w:sz w:val="22"/>
-        </w:rPr>
-      </w:pPr>
-      <w:r>
-        <w:rPr>
-          <w:sz w:val="22"/>
-        </w:rPr>
-        <w:t>Input (2)</w:t>
-      </w:r>
-    </w:p>
-    <w:p>
-      <w:pPr>
-        <w:rPr>
-          <w:sz w:val="22"/>
-        </w:rPr>
-      </w:pPr>
-    </w:p>
-    <w:p>
-      <w:pPr>
-        <w:rPr>
-          <w:sz w:val="22"/>
-        </w:rPr>
-      </w:pPr>
-      <w:r>
-        <w:rPr>
-          <w:sz w:val="22"/>
-        </w:rPr>
         <w:t>↓</w:t>
       </w:r>
     </w:p>
@@ -2567,13 +2593,6 @@
           <w:sz w:val="22"/>
         </w:rPr>
       </w:pPr>
-    </w:p>
-    <w:p>
-      <w:pPr>
-        <w:rPr>
-          <w:sz w:val="22"/>
-        </w:rPr>
-      </w:pPr>
       <w:proofErr w:type="gramStart"/>
       <w:r>
         <w:rPr>
@@ -2595,13 +2614,6 @@
           <w:sz w:val="22"/>
         </w:rPr>
       </w:pPr>
-    </w:p>
-    <w:p>
-      <w:pPr>
-        <w:rPr>
-          <w:sz w:val="22"/>
-        </w:rPr>
-      </w:pPr>
       <w:r>
         <w:rPr>
           <w:sz w:val="22"/>
@@ -2615,109 +2627,6 @@
           <w:sz w:val="22"/>
         </w:rPr>
       </w:pPr>
-    </w:p>
-    <w:p>
-      <w:pPr>
-        <w:rPr>
-          <w:sz w:val="22"/>
-        </w:rPr>
-      </w:pPr>
-      <w:proofErr w:type="gramStart"/>
-      <w:r>
-        <w:rPr>
-          <w:sz w:val="22"/>
-        </w:rPr>
-        <w:t>Dense(</w:t>
-      </w:r>
-      <w:proofErr w:type="gramEnd"/>
-      <w:r>
-        <w:rPr>
-          <w:sz w:val="22"/>
-        </w:rPr>
-        <w:t>4)</w:t>
-      </w:r>
-    </w:p>
-    <w:p>
-      <w:pPr>
-        <w:rPr>
-          <w:sz w:val="22"/>
-        </w:rPr>
-      </w:pPr>
-    </w:p>
-    <w:p>
-      <w:pPr>
-        <w:rPr>
-          <w:sz w:val="22"/>
-        </w:rPr>
-      </w:pPr>
-      <w:r>
-        <w:rPr>
-          <w:sz w:val="22"/>
-        </w:rPr>
-        <w:t>↓</w:t>
-      </w:r>
-    </w:p>
-    <w:p>
-      <w:pPr>
-        <w:rPr>
-          <w:sz w:val="22"/>
-        </w:rPr>
-      </w:pPr>
-    </w:p>
-    <w:p>
-      <w:pPr>
-        <w:rPr>
-          <w:sz w:val="22"/>
-        </w:rPr>
-      </w:pPr>
-      <w:proofErr w:type="gramStart"/>
-      <w:r>
-        <w:rPr>
-          <w:sz w:val="22"/>
-        </w:rPr>
-        <w:t>Dense(</w:t>
-      </w:r>
-      <w:proofErr w:type="gramEnd"/>
-      <w:r>
-        <w:rPr>
-          <w:sz w:val="22"/>
-        </w:rPr>
-        <w:t>8)</w:t>
-      </w:r>
-    </w:p>
-    <w:p>
-      <w:pPr>
-        <w:rPr>
-          <w:sz w:val="22"/>
-        </w:rPr>
-      </w:pPr>
-    </w:p>
-    <w:p>
-      <w:pPr>
-        <w:rPr>
-          <w:sz w:val="22"/>
-        </w:rPr>
-      </w:pPr>
-      <w:r>
-        <w:rPr>
-          <w:sz w:val="22"/>
-        </w:rPr>
-        <w:t>↓</w:t>
-      </w:r>
-    </w:p>
-    <w:p>
-      <w:pPr>
-        <w:rPr>
-          <w:sz w:val="22"/>
-        </w:rPr>
-      </w:pPr>
-    </w:p>
-    <w:p>
-      <w:pPr>
-        <w:rPr>
-          <w:sz w:val="22"/>
-        </w:rPr>
-      </w:pPr>
       <w:r>
         <w:rPr>
           <w:sz w:val="22"/>
@@ -2993,7 +2902,7 @@
           <w:sz w:val="22"/>
         </w:rPr>
         <w:pict w14:anchorId="1635338C">
-          <v:rect id="_x0000_i1160" style="width:0;height:1.5pt" o:hralign="center" o:hrstd="t" o:hr="t" fillcolor="#a0a0a0" stroked="f"/>
+          <v:rect id="_x0000_i1033" style="width:0;height:1.5pt" o:hralign="center" o:hrstd="t" o:hr="t" fillcolor="#a0a0a0" stroked="f"/>
         </w:pict>
       </w:r>
     </w:p>
@@ -3124,9 +3033,8 @@
         <w:rPr>
           <w:sz w:val="22"/>
         </w:rPr>
-        <w:lastRenderedPageBreak/>
         <w:pict w14:anchorId="12072DD8">
-          <v:rect id="_x0000_i1161" style="width:0;height:1.5pt" o:hralign="center" o:hrstd="t" o:hr="t" fillcolor="#a0a0a0" stroked="f"/>
+          <v:rect id="_x0000_i1034" style="width:0;height:1.5pt" o:hralign="center" o:hrstd="t" o:hr="t" fillcolor="#a0a0a0" stroked="f"/>
         </w:pict>
       </w:r>
     </w:p>
@@ -3388,7 +3296,7 @@
           <w:sz w:val="22"/>
         </w:rPr>
         <w:pict w14:anchorId="387682D9">
-          <v:rect id="_x0000_i1162" style="width:0;height:1.5pt" o:hralign="center" o:hrstd="t" o:hr="t" fillcolor="#a0a0a0" stroked="f"/>
+          <v:rect id="_x0000_i1035" style="width:0;height:1.5pt" o:hralign="center" o:hrstd="t" o:hr="t" fillcolor="#a0a0a0" stroked="f"/>
         </w:pict>
       </w:r>
     </w:p>
@@ -3425,6 +3333,7 @@
           <w:sz w:val="20"/>
           <w:szCs w:val="20"/>
         </w:rPr>
+        <w:lastRenderedPageBreak/>
         <w:t>plt.plot</w:t>
       </w:r>
       <w:proofErr w:type="spellEnd"/>
@@ -3638,7 +3547,7 @@
           <w:sz w:val="22"/>
         </w:rPr>
         <w:pict w14:anchorId="35868E55">
-          <v:rect id="_x0000_i1163" style="width:0;height:1.5pt" o:hralign="center" o:hrstd="t" o:hr="t" fillcolor="#a0a0a0" stroked="f"/>
+          <v:rect id="_x0000_i1036" style="width:0;height:1.5pt" o:hralign="center" o:hrstd="t" o:hr="t" fillcolor="#a0a0a0" stroked="f"/>
         </w:pict>
       </w:r>
     </w:p>
@@ -3836,7 +3745,7 @@
           <w:sz w:val="22"/>
         </w:rPr>
         <w:pict w14:anchorId="060F2202">
-          <v:rect id="_x0000_i1164" style="width:0;height:1.5pt" o:hralign="center" o:hrstd="t" o:hr="t" fillcolor="#a0a0a0" stroked="f"/>
+          <v:rect id="_x0000_i1037" style="width:0;height:1.5pt" o:hralign="center" o:hrstd="t" o:hr="t" fillcolor="#a0a0a0" stroked="f"/>
         </w:pict>
       </w:r>
     </w:p>
@@ -4014,7 +3923,6 @@
           <w:sz w:val="20"/>
           <w:szCs w:val="20"/>
         </w:rPr>
-        <w:lastRenderedPageBreak/>
         <w:br/>
       </w:r>
       <w:proofErr w:type="spellStart"/>
@@ -4176,7 +4084,7 @@
           <w:sz w:val="22"/>
         </w:rPr>
         <w:pict w14:anchorId="0D985303">
-          <v:rect id="_x0000_i1165" style="width:0;height:1.5pt" o:hralign="center" o:hrstd="t" o:hr="t" fillcolor="#a0a0a0" stroked="f"/>
+          <v:rect id="_x0000_i1038" style="width:0;height:1.5pt" o:hralign="center" o:hrstd="t" o:hr="t" fillcolor="#a0a0a0" stroked="f"/>
         </w:pict>
       </w:r>
     </w:p>
@@ -4512,6 +4420,7 @@
         <w:rPr>
           <w:sz w:val="22"/>
         </w:rPr>
+        <w:lastRenderedPageBreak/>
         <w:t>Students should observe that abnormal samples generally have larger reconstruction errors.</w:t>
       </w:r>
     </w:p>
@@ -4526,7 +4435,7 @@
           <w:sz w:val="22"/>
         </w:rPr>
         <w:pict w14:anchorId="27B55AFB">
-          <v:rect id="_x0000_i1166" style="width:0;height:1.5pt" o:hralign="center" o:hrstd="t" o:hr="t" fillcolor="#a0a0a0" stroked="f"/>
+          <v:rect id="_x0000_i1039" style="width:0;height:1.5pt" o:hralign="center" o:hrstd="t" o:hr="t" fillcolor="#a0a0a0" stroked="f"/>
         </w:pict>
       </w:r>
     </w:p>
@@ -4611,15 +4520,7 @@
           <w:sz w:val="20"/>
           <w:szCs w:val="20"/>
         </w:rPr>
-        <w:t>) + 3</w:t>
-      </w:r>
-      <w:r>
-        <w:rPr>
-          <w:rFonts w:ascii="Courier New" w:hAnsi="Courier New" w:cs="Courier New"/>
-          <w:sz w:val="20"/>
-          <w:szCs w:val="20"/>
-        </w:rPr>
-        <w:t xml:space="preserve"> * </w:t>
+        <w:t xml:space="preserve">) + 3 * </w:t>
       </w:r>
       <w:proofErr w:type="spellStart"/>
       <w:r>
@@ -4725,7 +4626,7 @@
           <w:sz w:val="22"/>
         </w:rPr>
         <w:pict w14:anchorId="73700E32">
-          <v:rect id="_x0000_i1167" style="width:0;height:1.5pt" o:hralign="center" o:hrstd="t" o:hr="t" fillcolor="#a0a0a0" stroked="f"/>
+          <v:rect id="_x0000_i1040" style="width:0;height:1.5pt" o:hralign="center" o:hrstd="t" o:hr="t" fillcolor="#a0a0a0" stroked="f"/>
         </w:pict>
       </w:r>
     </w:p>
@@ -5016,7 +4917,6 @@
           <w:sz w:val="20"/>
           <w:szCs w:val="20"/>
         </w:rPr>
-        <w:lastRenderedPageBreak/>
         <w:br/>
         <w:t>prediction = error &gt; threshold</w:t>
       </w:r>
@@ -5032,7 +4932,7 @@
           <w:sz w:val="22"/>
         </w:rPr>
         <w:pict w14:anchorId="2CDD8B27">
-          <v:rect id="_x0000_i1168" style="width:0;height:1.5pt" o:hralign="center" o:hrstd="t" o:hr="t" fillcolor="#a0a0a0" stroked="f"/>
+          <v:rect id="_x0000_i1041" style="width:0;height:1.5pt" o:hralign="center" o:hrstd="t" o:hr="t" fillcolor="#a0a0a0" stroked="f"/>
         </w:pict>
       </w:r>
     </w:p>
@@ -5107,7 +5007,16 @@
           <w:sz w:val="20"/>
           <w:szCs w:val="20"/>
         </w:rPr>
-        <w:t>10):</w:t>
+        <w:t>495,505</w:t>
+      </w:r>
+      <w:r>
+        <w:rPr>
+          <w:rFonts w:ascii="Courier New" w:hAnsi="Courier New" w:cs="Courier New"/>
+          <w:color w:val="000000"/>
+          <w:sz w:val="20"/>
+          <w:szCs w:val="20"/>
+        </w:rPr>
+        <w:t>):</w:t>
       </w:r>
       <w:r>
         <w:rPr>
@@ -5223,7 +5132,7 @@
           <w:sz w:val="22"/>
         </w:rPr>
         <w:pict w14:anchorId="4A301BBA">
-          <v:rect id="_x0000_i1169" style="width:0;height:1.5pt" o:hralign="center" o:hrstd="t" o:hr="t" fillcolor="#a0a0a0" stroked="f"/>
+          <v:rect id="_x0000_i1042" style="width:0;height:1.5pt" o:hralign="center" o:hrstd="t" o:hr="t" fillcolor="#a0a0a0" stroked="f"/>
         </w:pict>
       </w:r>
     </w:p>
@@ -5307,7 +5216,7 @@
           <w:sz w:val="22"/>
         </w:rPr>
         <w:pict w14:anchorId="32A49021">
-          <v:rect id="_x0000_i1170" style="width:0;height:1.5pt" o:hralign="center" o:hrstd="t" o:hr="t" fillcolor="#a0a0a0" stroked="f"/>
+          <v:rect id="_x0000_i1043" style="width:0;height:1.5pt" o:hralign="center" o:hrstd="t" o:hr="t" fillcolor="#a0a0a0" stroked="f"/>
         </w:pict>
       </w:r>
     </w:p>
@@ -5342,6 +5251,7 @@
           <w:sz w:val="20"/>
           <w:szCs w:val="20"/>
         </w:rPr>
+        <w:lastRenderedPageBreak/>
         <w:t xml:space="preserve">converter = </w:t>
       </w:r>
       <w:proofErr w:type="spellStart"/>
@@ -5609,7 +5519,7 @@
           <w:sz w:val="22"/>
         </w:rPr>
         <w:pict w14:anchorId="6E3A087E">
-          <v:rect id="_x0000_i1171" style="width:0;height:1.5pt" o:hralign="center" o:hrstd="t" o:hr="t" fillcolor="#a0a0a0" stroked="f"/>
+          <v:rect id="_x0000_i1044" style="width:0;height:1.5pt" o:hralign="center" o:hrstd="t" o:hr="t" fillcolor="#a0a0a0" stroked="f"/>
         </w:pict>
       </w:r>
     </w:p>
@@ -5789,7 +5699,6 @@
         <w:rPr>
           <w:sz w:val="22"/>
         </w:rPr>
-        <w:lastRenderedPageBreak/>
         <w:t xml:space="preserve">After students complete the </w:t>
       </w:r>
       <w:proofErr w:type="spellStart"/>
@@ -5827,6 +5736,4949 @@
           <w:sz w:val="22"/>
         </w:rPr>
       </w:pPr>
+      <w:r>
+        <w:rPr>
+          <w:sz w:val="22"/>
+        </w:rPr>
+        <w:t xml:space="preserve">Excellent! This is the most interesting part of the course because students will see an </w:t>
+      </w:r>
+      <w:r>
+        <w:rPr>
+          <w:b/>
+          <w:bCs/>
+          <w:sz w:val="22"/>
+        </w:rPr>
+        <w:t xml:space="preserve">AI model detecting anomalies in real time on </w:t>
+      </w:r>
+      <w:proofErr w:type="gramStart"/>
+      <w:r>
+        <w:rPr>
+          <w:b/>
+          <w:bCs/>
+          <w:sz w:val="22"/>
+        </w:rPr>
+        <w:t>an STM32</w:t>
+      </w:r>
+      <w:proofErr w:type="gramEnd"/>
+      <w:r>
+        <w:rPr>
+          <w:sz w:val="22"/>
+        </w:rPr>
+        <w:t>.</w:t>
+      </w:r>
+    </w:p>
+    <w:p>
+      <w:pPr>
+        <w:rPr>
+          <w:sz w:val="22"/>
+        </w:rPr>
+      </w:pPr>
+      <w:r>
+        <w:rPr>
+          <w:sz w:val="22"/>
+        </w:rPr>
+        <w:t xml:space="preserve">Since you've already completed Labs 1–3, we'll reuse the same X-CUBE-AI workflow. The only new part is the </w:t>
+      </w:r>
+      <w:r>
+        <w:rPr>
+          <w:b/>
+          <w:bCs/>
+          <w:sz w:val="22"/>
+        </w:rPr>
+        <w:t>post-processing</w:t>
+      </w:r>
+      <w:r>
+        <w:rPr>
+          <w:sz w:val="22"/>
+        </w:rPr>
+        <w:t xml:space="preserve"> (reconstruction error and threshold).</w:t>
+      </w:r>
+    </w:p>
+    <w:p>
+      <w:pPr>
+        <w:rPr>
+          <w:sz w:val="22"/>
+        </w:rPr>
+      </w:pPr>
+      <w:r>
+        <w:rPr>
+          <w:sz w:val="22"/>
+        </w:rPr>
+        <w:pict w14:anchorId="16C462F9">
+          <v:rect id="_x0000_i1135" style="width:0;height:1.5pt" o:hralign="center" o:hrstd="t" o:hr="t" fillcolor="#a0a0a0" stroked="f"/>
+        </w:pict>
+      </w:r>
+    </w:p>
+    <w:p>
+      <w:pPr>
+        <w:rPr>
+          <w:b/>
+          <w:bCs/>
+          <w:sz w:val="22"/>
+        </w:rPr>
+      </w:pPr>
+      <w:r>
+        <w:rPr>
+          <w:b/>
+          <w:bCs/>
+          <w:sz w:val="22"/>
+        </w:rPr>
+        <w:t>Lab 4 STM32 Workflow</w:t>
+      </w:r>
+    </w:p>
+    <w:p>
+      <w:pPr>
+        <w:rPr>
+          <w:sz w:val="22"/>
+        </w:rPr>
+      </w:pPr>
+      <w:r>
+        <w:rPr>
+          <w:sz w:val="22"/>
+        </w:rPr>
+        <w:t xml:space="preserve">Google </w:t>
+      </w:r>
+      <w:proofErr w:type="spellStart"/>
+      <w:r>
+        <w:rPr>
+          <w:sz w:val="22"/>
+        </w:rPr>
+        <w:t>Colab</w:t>
+      </w:r>
+      <w:proofErr w:type="spellEnd"/>
+    </w:p>
+    <w:p>
+      <w:pPr>
+        <w:rPr>
+          <w:sz w:val="22"/>
+        </w:rPr>
+      </w:pPr>
+      <w:r>
+        <w:rPr>
+          <w:sz w:val="22"/>
+        </w:rPr>
+        <w:t xml:space="preserve">    │</w:t>
+      </w:r>
+    </w:p>
+    <w:p>
+      <w:pPr>
+        <w:rPr>
+          <w:sz w:val="22"/>
+        </w:rPr>
+      </w:pPr>
+      <w:r>
+        <w:rPr>
+          <w:sz w:val="22"/>
+        </w:rPr>
+        <w:lastRenderedPageBreak/>
+        <w:t xml:space="preserve">    ▼</w:t>
+      </w:r>
+    </w:p>
+    <w:p>
+      <w:pPr>
+        <w:rPr>
+          <w:sz w:val="22"/>
+        </w:rPr>
+      </w:pPr>
+      <w:r>
+        <w:rPr>
+          <w:sz w:val="22"/>
+        </w:rPr>
+        <w:t>Train Autoencoder</w:t>
+      </w:r>
+    </w:p>
+    <w:p>
+      <w:pPr>
+        <w:rPr>
+          <w:sz w:val="22"/>
+        </w:rPr>
+      </w:pPr>
+      <w:r>
+        <w:rPr>
+          <w:sz w:val="22"/>
+        </w:rPr>
+        <w:t xml:space="preserve">    │</w:t>
+      </w:r>
+    </w:p>
+    <w:p>
+      <w:pPr>
+        <w:rPr>
+          <w:sz w:val="22"/>
+        </w:rPr>
+      </w:pPr>
+      <w:r>
+        <w:rPr>
+          <w:sz w:val="22"/>
+        </w:rPr>
+        <w:t xml:space="preserve">    ▼</w:t>
+      </w:r>
+    </w:p>
+    <w:p>
+      <w:pPr>
+        <w:rPr>
+          <w:sz w:val="22"/>
+        </w:rPr>
+      </w:pPr>
+      <w:r>
+        <w:rPr>
+          <w:sz w:val="22"/>
+        </w:rPr>
+        <w:t xml:space="preserve">Convert to </w:t>
+      </w:r>
+      <w:proofErr w:type="spellStart"/>
+      <w:proofErr w:type="gramStart"/>
+      <w:r>
+        <w:rPr>
+          <w:sz w:val="22"/>
+        </w:rPr>
+        <w:t>autoencoder.tflite</w:t>
+      </w:r>
+      <w:proofErr w:type="spellEnd"/>
+      <w:proofErr w:type="gramEnd"/>
+    </w:p>
+    <w:p>
+      <w:pPr>
+        <w:rPr>
+          <w:sz w:val="22"/>
+        </w:rPr>
+      </w:pPr>
+      <w:r>
+        <w:rPr>
+          <w:sz w:val="22"/>
+        </w:rPr>
+        <w:t xml:space="preserve">    │</w:t>
+      </w:r>
+    </w:p>
+    <w:p>
+      <w:pPr>
+        <w:rPr>
+          <w:sz w:val="22"/>
+        </w:rPr>
+      </w:pPr>
+      <w:r>
+        <w:rPr>
+          <w:sz w:val="22"/>
+        </w:rPr>
+        <w:t xml:space="preserve">    ▼</w:t>
+      </w:r>
+    </w:p>
+    <w:p>
+      <w:pPr>
+        <w:rPr>
+          <w:sz w:val="22"/>
+        </w:rPr>
+      </w:pPr>
+      <w:r>
+        <w:rPr>
+          <w:sz w:val="22"/>
+        </w:rPr>
+        <w:t>STM32CubeMX + X-CUBE-AI</w:t>
+      </w:r>
+    </w:p>
+    <w:p>
+      <w:pPr>
+        <w:rPr>
+          <w:sz w:val="22"/>
+        </w:rPr>
+      </w:pPr>
+      <w:r>
+        <w:rPr>
+          <w:sz w:val="22"/>
+        </w:rPr>
+        <w:t xml:space="preserve">    │</w:t>
+      </w:r>
+    </w:p>
+    <w:p>
+      <w:pPr>
+        <w:rPr>
+          <w:sz w:val="22"/>
+        </w:rPr>
+      </w:pPr>
+      <w:r>
+        <w:rPr>
+          <w:sz w:val="22"/>
+        </w:rPr>
+        <w:t xml:space="preserve">    ▼</w:t>
+      </w:r>
+    </w:p>
+    <w:p>
+      <w:pPr>
+        <w:rPr>
+          <w:sz w:val="22"/>
+        </w:rPr>
+      </w:pPr>
+      <w:r>
+        <w:rPr>
+          <w:sz w:val="22"/>
+        </w:rPr>
+        <w:t>Generate Code</w:t>
+      </w:r>
+    </w:p>
+    <w:p>
+      <w:pPr>
+        <w:rPr>
+          <w:sz w:val="22"/>
+        </w:rPr>
+      </w:pPr>
+      <w:r>
+        <w:rPr>
+          <w:sz w:val="22"/>
+        </w:rPr>
+        <w:t xml:space="preserve">    │</w:t>
+      </w:r>
+    </w:p>
+    <w:p>
+      <w:pPr>
+        <w:rPr>
+          <w:sz w:val="22"/>
+        </w:rPr>
+      </w:pPr>
+      <w:r>
+        <w:rPr>
+          <w:sz w:val="22"/>
+        </w:rPr>
+        <w:t xml:space="preserve">    ▼</w:t>
+      </w:r>
+    </w:p>
+    <w:p>
+      <w:pPr>
+        <w:rPr>
+          <w:sz w:val="22"/>
+        </w:rPr>
+      </w:pPr>
+      <w:r>
+        <w:rPr>
+          <w:sz w:val="22"/>
+        </w:rPr>
+        <w:t>Read Sensor Data</w:t>
+      </w:r>
+    </w:p>
+    <w:p>
+      <w:pPr>
+        <w:rPr>
+          <w:sz w:val="22"/>
+        </w:rPr>
+      </w:pPr>
+      <w:r>
+        <w:rPr>
+          <w:sz w:val="22"/>
+        </w:rPr>
+        <w:t>(Current, Vibration)</w:t>
+      </w:r>
+    </w:p>
+    <w:p>
+      <w:pPr>
+        <w:rPr>
+          <w:sz w:val="22"/>
+        </w:rPr>
+      </w:pPr>
+      <w:r>
+        <w:rPr>
+          <w:sz w:val="22"/>
+        </w:rPr>
+        <w:t xml:space="preserve">    │</w:t>
+      </w:r>
+    </w:p>
+    <w:p>
+      <w:pPr>
+        <w:rPr>
+          <w:sz w:val="22"/>
+        </w:rPr>
+      </w:pPr>
+      <w:r>
+        <w:rPr>
+          <w:sz w:val="22"/>
+        </w:rPr>
+        <w:t xml:space="preserve">    ▼</w:t>
+      </w:r>
+    </w:p>
+    <w:p>
+      <w:pPr>
+        <w:rPr>
+          <w:sz w:val="22"/>
+        </w:rPr>
+      </w:pPr>
+      <w:r>
+        <w:rPr>
+          <w:sz w:val="22"/>
+        </w:rPr>
+        <w:t>Normalize</w:t>
+      </w:r>
+    </w:p>
+    <w:p>
+      <w:pPr>
+        <w:rPr>
+          <w:sz w:val="22"/>
+        </w:rPr>
+      </w:pPr>
+      <w:r>
+        <w:rPr>
+          <w:sz w:val="22"/>
+        </w:rPr>
+        <w:t xml:space="preserve">    │</w:t>
+      </w:r>
+    </w:p>
+    <w:p>
+      <w:pPr>
+        <w:rPr>
+          <w:sz w:val="22"/>
+        </w:rPr>
+      </w:pPr>
+      <w:r>
+        <w:rPr>
+          <w:sz w:val="22"/>
+        </w:rPr>
+        <w:t xml:space="preserve">    ▼</w:t>
+      </w:r>
+    </w:p>
+    <w:p>
+      <w:pPr>
+        <w:rPr>
+          <w:sz w:val="22"/>
+        </w:rPr>
+      </w:pPr>
+      <w:r>
+        <w:rPr>
+          <w:sz w:val="22"/>
+        </w:rPr>
+        <w:t>Run AI Model</w:t>
+      </w:r>
+    </w:p>
+    <w:p>
+      <w:pPr>
+        <w:rPr>
+          <w:sz w:val="22"/>
+        </w:rPr>
+      </w:pPr>
+      <w:r>
+        <w:rPr>
+          <w:sz w:val="22"/>
+        </w:rPr>
+        <w:t xml:space="preserve">    │</w:t>
+      </w:r>
+    </w:p>
+    <w:p>
+      <w:pPr>
+        <w:rPr>
+          <w:sz w:val="22"/>
+        </w:rPr>
+      </w:pPr>
+      <w:r>
+        <w:rPr>
+          <w:sz w:val="22"/>
+        </w:rPr>
+        <w:t xml:space="preserve">    ▼</w:t>
+      </w:r>
+    </w:p>
+    <w:p>
+      <w:pPr>
+        <w:rPr>
+          <w:sz w:val="22"/>
+        </w:rPr>
+      </w:pPr>
+      <w:r>
+        <w:rPr>
+          <w:sz w:val="22"/>
+        </w:rPr>
+        <w:t>Reconstructed Output</w:t>
+      </w:r>
+    </w:p>
+    <w:p>
+      <w:pPr>
+        <w:rPr>
+          <w:sz w:val="22"/>
+        </w:rPr>
+      </w:pPr>
+      <w:r>
+        <w:rPr>
+          <w:sz w:val="22"/>
+        </w:rPr>
+        <w:t xml:space="preserve">    │</w:t>
+      </w:r>
+    </w:p>
+    <w:p>
+      <w:pPr>
+        <w:rPr>
+          <w:sz w:val="22"/>
+        </w:rPr>
+      </w:pPr>
+      <w:r>
+        <w:rPr>
+          <w:sz w:val="22"/>
+        </w:rPr>
+        <w:t xml:space="preserve">    ▼</w:t>
+      </w:r>
+    </w:p>
+    <w:p>
+      <w:pPr>
+        <w:rPr>
+          <w:sz w:val="22"/>
+        </w:rPr>
+      </w:pPr>
+      <w:r>
+        <w:rPr>
+          <w:sz w:val="22"/>
+        </w:rPr>
+        <w:t>Compute Reconstruction Error</w:t>
+      </w:r>
+    </w:p>
+    <w:p>
+      <w:pPr>
+        <w:rPr>
+          <w:sz w:val="22"/>
+        </w:rPr>
+      </w:pPr>
+      <w:r>
+        <w:rPr>
+          <w:sz w:val="22"/>
+        </w:rPr>
+        <w:t xml:space="preserve">    │</w:t>
+      </w:r>
+    </w:p>
+    <w:p>
+      <w:pPr>
+        <w:rPr>
+          <w:sz w:val="22"/>
+        </w:rPr>
+      </w:pPr>
+      <w:r>
+        <w:rPr>
+          <w:sz w:val="22"/>
+        </w:rPr>
+        <w:lastRenderedPageBreak/>
+        <w:t xml:space="preserve">    ▼</w:t>
+      </w:r>
+    </w:p>
+    <w:p>
+      <w:pPr>
+        <w:rPr>
+          <w:sz w:val="22"/>
+        </w:rPr>
+      </w:pPr>
+      <w:r>
+        <w:rPr>
+          <w:sz w:val="22"/>
+        </w:rPr>
+        <w:t>Compare with Threshold</w:t>
+      </w:r>
+    </w:p>
+    <w:p>
+      <w:pPr>
+        <w:rPr>
+          <w:sz w:val="22"/>
+        </w:rPr>
+      </w:pPr>
+      <w:r>
+        <w:rPr>
+          <w:sz w:val="22"/>
+        </w:rPr>
+        <w:t xml:space="preserve">    │</w:t>
+      </w:r>
+    </w:p>
+    <w:p>
+      <w:pPr>
+        <w:rPr>
+          <w:sz w:val="22"/>
+        </w:rPr>
+      </w:pPr>
+      <w:r>
+        <w:rPr>
+          <w:sz w:val="22"/>
+        </w:rPr>
+        <w:t xml:space="preserve">    ▼</w:t>
+      </w:r>
+    </w:p>
+    <w:p>
+      <w:pPr>
+        <w:rPr>
+          <w:sz w:val="22"/>
+        </w:rPr>
+      </w:pPr>
+      <w:r>
+        <w:rPr>
+          <w:sz w:val="22"/>
+        </w:rPr>
+        <w:t>Normal / Anomaly</w:t>
+      </w:r>
+    </w:p>
+    <w:p>
+      <w:pPr>
+        <w:rPr>
+          <w:sz w:val="22"/>
+        </w:rPr>
+      </w:pPr>
+      <w:r>
+        <w:rPr>
+          <w:sz w:val="22"/>
+        </w:rPr>
+        <w:pict w14:anchorId="07159E76">
+          <v:rect id="_x0000_i1136" style="width:0;height:1.5pt" o:hralign="center" o:hrstd="t" o:hr="t" fillcolor="#a0a0a0" stroked="f"/>
+        </w:pict>
+      </w:r>
+    </w:p>
+    <w:p>
+      <w:pPr>
+        <w:rPr>
+          <w:b/>
+          <w:bCs/>
+          <w:sz w:val="22"/>
+        </w:rPr>
+      </w:pPr>
+      <w:r>
+        <w:rPr>
+          <w:b/>
+          <w:bCs/>
+          <w:sz w:val="22"/>
+        </w:rPr>
+        <w:t xml:space="preserve">Step 1: Import the Model into </w:t>
+      </w:r>
+      <w:proofErr w:type="spellStart"/>
+      <w:r>
+        <w:rPr>
+          <w:b/>
+          <w:bCs/>
+          <w:sz w:val="22"/>
+        </w:rPr>
+        <w:t>CubeMX</w:t>
+      </w:r>
+      <w:proofErr w:type="spellEnd"/>
+    </w:p>
+    <w:p>
+      <w:pPr>
+        <w:rPr>
+          <w:sz w:val="22"/>
+        </w:rPr>
+      </w:pPr>
+      <w:r>
+        <w:rPr>
+          <w:sz w:val="22"/>
+        </w:rPr>
+        <w:t>Just like the previous labs:</w:t>
+      </w:r>
+    </w:p>
+    <w:p>
+      <w:pPr>
+        <w:numPr>
+          <w:ilvl w:val="0"/>
+          <w:numId w:val="5"/>
+        </w:numPr>
+        <w:rPr>
+          <w:sz w:val="22"/>
+        </w:rPr>
+      </w:pPr>
+      <w:r>
+        <w:rPr>
+          <w:sz w:val="22"/>
+        </w:rPr>
+        <w:t>Open STM32CubeMX</w:t>
+      </w:r>
+    </w:p>
+    <w:p>
+      <w:pPr>
+        <w:numPr>
+          <w:ilvl w:val="0"/>
+          <w:numId w:val="5"/>
+        </w:numPr>
+        <w:rPr>
+          <w:sz w:val="22"/>
+        </w:rPr>
+      </w:pPr>
+      <w:r>
+        <w:rPr>
+          <w:sz w:val="22"/>
+        </w:rPr>
+        <w:t xml:space="preserve">Open </w:t>
+      </w:r>
+      <w:r>
+        <w:rPr>
+          <w:b/>
+          <w:bCs/>
+          <w:sz w:val="22"/>
+        </w:rPr>
+        <w:t>X-CUBE-AI</w:t>
+      </w:r>
+    </w:p>
+    <w:p>
+      <w:pPr>
+        <w:numPr>
+          <w:ilvl w:val="0"/>
+          <w:numId w:val="5"/>
+        </w:numPr>
+        <w:rPr>
+          <w:sz w:val="22"/>
+        </w:rPr>
+      </w:pPr>
+      <w:r>
+        <w:rPr>
+          <w:sz w:val="22"/>
+        </w:rPr>
+        <w:t xml:space="preserve">Add </w:t>
+      </w:r>
+      <w:proofErr w:type="spellStart"/>
+      <w:proofErr w:type="gramStart"/>
+      <w:r>
+        <w:rPr>
+          <w:sz w:val="22"/>
+        </w:rPr>
+        <w:t>autoencoder.tflite</w:t>
+      </w:r>
+      <w:proofErr w:type="spellEnd"/>
+      <w:proofErr w:type="gramEnd"/>
+    </w:p>
+    <w:p>
+      <w:pPr>
+        <w:numPr>
+          <w:ilvl w:val="0"/>
+          <w:numId w:val="5"/>
+        </w:numPr>
+        <w:rPr>
+          <w:sz w:val="22"/>
+        </w:rPr>
+      </w:pPr>
+      <w:r>
+        <w:rPr>
+          <w:sz w:val="22"/>
+        </w:rPr>
+        <w:t>Analyze</w:t>
+      </w:r>
+    </w:p>
+    <w:p>
+      <w:pPr>
+        <w:numPr>
+          <w:ilvl w:val="0"/>
+          <w:numId w:val="5"/>
+        </w:numPr>
+        <w:rPr>
+          <w:sz w:val="22"/>
+        </w:rPr>
+      </w:pPr>
+      <w:r>
+        <w:rPr>
+          <w:sz w:val="22"/>
+        </w:rPr>
+        <w:t>Generate Code</w:t>
+      </w:r>
+    </w:p>
+    <w:p>
+      <w:pPr>
+        <w:rPr>
+          <w:sz w:val="22"/>
+        </w:rPr>
+      </w:pPr>
+      <w:r>
+        <w:rPr>
+          <w:sz w:val="22"/>
+        </w:rPr>
+        <w:t xml:space="preserve">You should see something </w:t>
+      </w:r>
+      <w:proofErr w:type="gramStart"/>
+      <w:r>
+        <w:rPr>
+          <w:sz w:val="22"/>
+        </w:rPr>
+        <w:t>similar to</w:t>
+      </w:r>
+      <w:proofErr w:type="gramEnd"/>
+      <w:r>
+        <w:rPr>
+          <w:sz w:val="22"/>
+        </w:rPr>
+        <w:t>:</w:t>
+      </w:r>
+    </w:p>
+    <w:p>
+      <w:pPr>
+        <w:shd w:val="clear" w:color="auto" w:fill="F2F2F2"/>
+        <w:rPr>
+          <w:sz w:val="22"/>
+        </w:rPr>
+      </w:pPr>
+      <w:r>
+        <w:rPr>
+          <w:rFonts w:ascii="Courier New" w:hAnsi="Courier New" w:cs="Courier New"/>
+          <w:color w:val="000000"/>
+          <w:sz w:val="20"/>
+          <w:szCs w:val="20"/>
+        </w:rPr>
+        <w:t xml:space="preserve">Input </w:t>
+      </w:r>
+      <w:proofErr w:type="gramStart"/>
+      <w:r>
+        <w:rPr>
+          <w:rFonts w:ascii="Courier New" w:hAnsi="Courier New" w:cs="Courier New"/>
+          <w:color w:val="000000"/>
+          <w:sz w:val="20"/>
+          <w:szCs w:val="20"/>
+        </w:rPr>
+        <w:t>Shape :</w:t>
+      </w:r>
+      <w:proofErr w:type="gramEnd"/>
+      <w:r>
+        <w:rPr>
+          <w:rFonts w:ascii="Courier New" w:hAnsi="Courier New" w:cs="Courier New"/>
+          <w:color w:val="000000"/>
+          <w:sz w:val="20"/>
+          <w:szCs w:val="20"/>
+        </w:rPr>
+        <w:t xml:space="preserve"> (1,2)</w:t>
+      </w:r>
+    </w:p>
+    <w:p>
+      <w:pPr>
+        <w:shd w:val="clear" w:color="auto" w:fill="F2F2F2"/>
+        <w:rPr>
+          <w:sz w:val="22"/>
+        </w:rPr>
+      </w:pPr>
+      <w:r>
+        <w:rPr>
+          <w:rFonts w:ascii="Courier New" w:hAnsi="Courier New" w:cs="Courier New"/>
+          <w:color w:val="000000"/>
+          <w:sz w:val="20"/>
+          <w:szCs w:val="20"/>
+        </w:rPr>
+        <w:t xml:space="preserve">Output </w:t>
+      </w:r>
+      <w:proofErr w:type="gramStart"/>
+      <w:r>
+        <w:rPr>
+          <w:rFonts w:ascii="Courier New" w:hAnsi="Courier New" w:cs="Courier New"/>
+          <w:color w:val="000000"/>
+          <w:sz w:val="20"/>
+          <w:szCs w:val="20"/>
+        </w:rPr>
+        <w:t>Shape :</w:t>
+      </w:r>
+      <w:proofErr w:type="gramEnd"/>
+      <w:r>
+        <w:rPr>
+          <w:rFonts w:ascii="Courier New" w:hAnsi="Courier New" w:cs="Courier New"/>
+          <w:color w:val="000000"/>
+          <w:sz w:val="20"/>
+          <w:szCs w:val="20"/>
+        </w:rPr>
+        <w:t xml:space="preserve"> (1,2)</w:t>
+      </w:r>
+    </w:p>
+    <w:p>
+      <w:pPr>
+        <w:rPr>
+          <w:sz w:val="22"/>
+        </w:rPr>
+      </w:pPr>
+      <w:r>
+        <w:rPr>
+          <w:sz w:val="22"/>
+        </w:rPr>
+        <w:t>This is exactly what we expect.</w:t>
+      </w:r>
+    </w:p>
+    <w:p>
+      <w:pPr>
+        <w:rPr>
+          <w:sz w:val="22"/>
+        </w:rPr>
+      </w:pPr>
+      <w:r>
+        <w:rPr>
+          <w:sz w:val="22"/>
+        </w:rPr>
+        <w:pict w14:anchorId="636CD83F">
+          <v:rect id="_x0000_i1137" style="width:0;height:1.5pt" o:hralign="center" o:hrstd="t" o:hr="t" fillcolor="#a0a0a0" stroked="f"/>
+        </w:pict>
+      </w:r>
+    </w:p>
+    <w:p>
+      <w:pPr>
+        <w:rPr>
+          <w:b/>
+          <w:bCs/>
+          <w:sz w:val="22"/>
+        </w:rPr>
+      </w:pPr>
+      <w:r>
+        <w:rPr>
+          <w:b/>
+          <w:bCs/>
+          <w:sz w:val="22"/>
+        </w:rPr>
+        <w:t>Step 2: Input Buffer</w:t>
+      </w:r>
+    </w:p>
+    <w:p>
+      <w:pPr>
+        <w:rPr>
+          <w:sz w:val="22"/>
+        </w:rPr>
+      </w:pPr>
+      <w:r>
+        <w:rPr>
+          <w:sz w:val="22"/>
+        </w:rPr>
+        <w:t>Your model has two inputs.</w:t>
+      </w:r>
+    </w:p>
+    <w:p>
+      <w:pPr>
+        <w:rPr>
+          <w:sz w:val="22"/>
+        </w:rPr>
+      </w:pPr>
+      <w:r>
+        <w:rPr>
+          <w:sz w:val="22"/>
+        </w:rPr>
+        <w:t>Current</w:t>
+      </w:r>
+    </w:p>
+    <w:p>
+      <w:pPr>
+        <w:rPr>
+          <w:sz w:val="22"/>
+        </w:rPr>
+      </w:pPr>
+      <w:r>
+        <w:rPr>
+          <w:sz w:val="22"/>
+        </w:rPr>
+        <w:t>Vibration</w:t>
+      </w:r>
+    </w:p>
+    <w:p>
+      <w:pPr>
+        <w:rPr>
+          <w:sz w:val="22"/>
+        </w:rPr>
+      </w:pPr>
+      <w:r>
+        <w:rPr>
+          <w:sz w:val="22"/>
+        </w:rPr>
+        <w:t>Declare:</w:t>
+      </w:r>
+    </w:p>
+    <w:p>
+      <w:pPr>
+        <w:shd w:val="clear" w:color="auto" w:fill="F2F2F2"/>
+        <w:rPr>
+          <w:sz w:val="22"/>
+        </w:rPr>
+      </w:pPr>
+      <w:r>
+        <w:rPr>
+          <w:rFonts w:ascii="Courier New" w:hAnsi="Courier New" w:cs="Courier New"/>
+          <w:color w:val="000000"/>
+          <w:sz w:val="20"/>
+          <w:szCs w:val="20"/>
+        </w:rPr>
+        <w:t>AI_</w:t>
+      </w:r>
+      <w:proofErr w:type="gramStart"/>
+      <w:r>
+        <w:rPr>
+          <w:rFonts w:ascii="Courier New" w:hAnsi="Courier New" w:cs="Courier New"/>
+          <w:color w:val="000000"/>
+          <w:sz w:val="20"/>
+          <w:szCs w:val="20"/>
+        </w:rPr>
+        <w:t>ALIGNED(</w:t>
+      </w:r>
+      <w:proofErr w:type="gramEnd"/>
+      <w:r>
+        <w:rPr>
+          <w:rFonts w:ascii="Courier New" w:hAnsi="Courier New" w:cs="Courier New"/>
+          <w:color w:val="000000"/>
+          <w:sz w:val="20"/>
+          <w:szCs w:val="20"/>
+        </w:rPr>
+        <w:t>32)</w:t>
+      </w:r>
+      <w:r>
+        <w:rPr>
+          <w:rFonts w:ascii="Courier New" w:hAnsi="Courier New" w:cs="Courier New"/>
+          <w:color w:val="000000"/>
+          <w:sz w:val="20"/>
+          <w:szCs w:val="20"/>
+        </w:rPr>
+        <w:br/>
+        <w:t xml:space="preserve">static </w:t>
+      </w:r>
+      <w:proofErr w:type="spellStart"/>
+      <w:r>
+        <w:rPr>
+          <w:rFonts w:ascii="Courier New" w:hAnsi="Courier New" w:cs="Courier New"/>
+          <w:color w:val="000000"/>
+          <w:sz w:val="20"/>
+          <w:szCs w:val="20"/>
+        </w:rPr>
+        <w:t>ai_float</w:t>
+      </w:r>
+      <w:proofErr w:type="spellEnd"/>
+      <w:r>
+        <w:rPr>
+          <w:rFonts w:ascii="Courier New" w:hAnsi="Courier New" w:cs="Courier New"/>
+          <w:color w:val="000000"/>
+          <w:sz w:val="20"/>
+          <w:szCs w:val="20"/>
+        </w:rPr>
+        <w:t xml:space="preserve"> </w:t>
+      </w:r>
+      <w:proofErr w:type="spellStart"/>
+      <w:r>
+        <w:rPr>
+          <w:rFonts w:ascii="Courier New" w:hAnsi="Courier New" w:cs="Courier New"/>
+          <w:color w:val="000000"/>
+          <w:sz w:val="20"/>
+          <w:szCs w:val="20"/>
+        </w:rPr>
+        <w:t>in_data</w:t>
+      </w:r>
+      <w:proofErr w:type="spellEnd"/>
+      <w:r>
+        <w:rPr>
+          <w:rFonts w:ascii="Courier New" w:hAnsi="Courier New" w:cs="Courier New"/>
+          <w:color w:val="000000"/>
+          <w:sz w:val="20"/>
+          <w:szCs w:val="20"/>
+        </w:rPr>
+        <w:t>[2];</w:t>
+      </w:r>
+      <w:r>
+        <w:rPr>
+          <w:rFonts w:ascii="Courier New" w:hAnsi="Courier New" w:cs="Courier New"/>
+          <w:color w:val="000000"/>
+          <w:sz w:val="20"/>
+          <w:szCs w:val="20"/>
+        </w:rPr>
+        <w:br/>
+        <w:t>AI_</w:t>
+      </w:r>
+      <w:proofErr w:type="gramStart"/>
+      <w:r>
+        <w:rPr>
+          <w:rFonts w:ascii="Courier New" w:hAnsi="Courier New" w:cs="Courier New"/>
+          <w:color w:val="000000"/>
+          <w:sz w:val="20"/>
+          <w:szCs w:val="20"/>
+        </w:rPr>
+        <w:t>ALIGNED(</w:t>
+      </w:r>
+      <w:proofErr w:type="gramEnd"/>
+      <w:r>
+        <w:rPr>
+          <w:rFonts w:ascii="Courier New" w:hAnsi="Courier New" w:cs="Courier New"/>
+          <w:color w:val="000000"/>
+          <w:sz w:val="20"/>
+          <w:szCs w:val="20"/>
+        </w:rPr>
+        <w:t>32)</w:t>
+      </w:r>
+      <w:r>
+        <w:rPr>
+          <w:rFonts w:ascii="Courier New" w:hAnsi="Courier New" w:cs="Courier New"/>
+          <w:color w:val="000000"/>
+          <w:sz w:val="20"/>
+          <w:szCs w:val="20"/>
+        </w:rPr>
+        <w:br/>
+        <w:t xml:space="preserve">static </w:t>
+      </w:r>
+      <w:proofErr w:type="spellStart"/>
+      <w:r>
+        <w:rPr>
+          <w:rFonts w:ascii="Courier New" w:hAnsi="Courier New" w:cs="Courier New"/>
+          <w:color w:val="000000"/>
+          <w:sz w:val="20"/>
+          <w:szCs w:val="20"/>
+        </w:rPr>
+        <w:t>ai_float</w:t>
+      </w:r>
+      <w:proofErr w:type="spellEnd"/>
+      <w:r>
+        <w:rPr>
+          <w:rFonts w:ascii="Courier New" w:hAnsi="Courier New" w:cs="Courier New"/>
+          <w:color w:val="000000"/>
+          <w:sz w:val="20"/>
+          <w:szCs w:val="20"/>
+        </w:rPr>
+        <w:t xml:space="preserve"> </w:t>
+      </w:r>
+      <w:proofErr w:type="spellStart"/>
+      <w:r>
+        <w:rPr>
+          <w:rFonts w:ascii="Courier New" w:hAnsi="Courier New" w:cs="Courier New"/>
+          <w:color w:val="000000"/>
+          <w:sz w:val="20"/>
+          <w:szCs w:val="20"/>
+        </w:rPr>
+        <w:t>out_</w:t>
+      </w:r>
+      <w:proofErr w:type="gramStart"/>
+      <w:r>
+        <w:rPr>
+          <w:rFonts w:ascii="Courier New" w:hAnsi="Courier New" w:cs="Courier New"/>
+          <w:color w:val="000000"/>
+          <w:sz w:val="20"/>
+          <w:szCs w:val="20"/>
+        </w:rPr>
+        <w:t>data</w:t>
+      </w:r>
+      <w:proofErr w:type="spellEnd"/>
+      <w:r>
+        <w:rPr>
+          <w:rFonts w:ascii="Courier New" w:hAnsi="Courier New" w:cs="Courier New"/>
+          <w:color w:val="000000"/>
+          <w:sz w:val="20"/>
+          <w:szCs w:val="20"/>
+        </w:rPr>
+        <w:t>[</w:t>
+      </w:r>
+      <w:proofErr w:type="gramEnd"/>
+      <w:r>
+        <w:rPr>
+          <w:rFonts w:ascii="Courier New" w:hAnsi="Courier New" w:cs="Courier New"/>
+          <w:color w:val="000000"/>
+          <w:sz w:val="20"/>
+          <w:szCs w:val="20"/>
+        </w:rPr>
+        <w:t>2];</w:t>
+      </w:r>
+    </w:p>
+    <w:p>
+      <w:pPr>
+        <w:rPr>
+          <w:sz w:val="22"/>
+        </w:rPr>
+      </w:pPr>
+      <w:r>
+        <w:rPr>
+          <w:sz w:val="22"/>
+        </w:rPr>
+        <w:pict w14:anchorId="61B0C630">
+          <v:rect id="_x0000_i1138" style="width:0;height:1.5pt" o:hralign="center" o:hrstd="t" o:hr="t" fillcolor="#a0a0a0" stroked="f"/>
+        </w:pict>
+      </w:r>
+    </w:p>
+    <w:p>
+      <w:pPr>
+        <w:rPr>
+          <w:b/>
+          <w:bCs/>
+          <w:sz w:val="22"/>
+        </w:rPr>
+      </w:pPr>
+      <w:r>
+        <w:rPr>
+          <w:b/>
+          <w:bCs/>
+          <w:sz w:val="22"/>
+        </w:rPr>
+        <w:t>Step 3: Read Sensor Values</w:t>
+      </w:r>
+    </w:p>
+    <w:p>
+      <w:pPr>
+        <w:rPr>
+          <w:sz w:val="22"/>
+        </w:rPr>
+      </w:pPr>
+      <w:r>
+        <w:rPr>
+          <w:sz w:val="22"/>
+        </w:rPr>
+        <w:lastRenderedPageBreak/>
+        <w:t>For the first demo, use fixed values.</w:t>
+      </w:r>
+    </w:p>
+    <w:p>
+      <w:pPr>
+        <w:shd w:val="clear" w:color="auto" w:fill="F2F2F2"/>
+        <w:rPr>
+          <w:sz w:val="22"/>
+        </w:rPr>
+      </w:pPr>
+      <w:r>
+        <w:rPr>
+          <w:rFonts w:ascii="Courier New" w:hAnsi="Courier New" w:cs="Courier New"/>
+          <w:color w:val="000000"/>
+          <w:sz w:val="20"/>
+          <w:szCs w:val="20"/>
+        </w:rPr>
+        <w:t>float current = 2.10f;</w:t>
+      </w:r>
+      <w:r>
+        <w:rPr>
+          <w:rFonts w:ascii="Courier New" w:hAnsi="Courier New" w:cs="Courier New"/>
+          <w:color w:val="000000"/>
+          <w:sz w:val="20"/>
+          <w:szCs w:val="20"/>
+        </w:rPr>
+        <w:br/>
+        <w:t>float vibration = 0.18f;</w:t>
+      </w:r>
+    </w:p>
+    <w:p>
+      <w:pPr>
+        <w:rPr>
+          <w:sz w:val="22"/>
+        </w:rPr>
+      </w:pPr>
+      <w:r>
+        <w:rPr>
+          <w:sz w:val="22"/>
+        </w:rPr>
+        <w:t>Later these will come from ADCs or sensors.</w:t>
+      </w:r>
+    </w:p>
+    <w:p>
+      <w:pPr>
+        <w:rPr>
+          <w:sz w:val="22"/>
+        </w:rPr>
+      </w:pPr>
+      <w:r>
+        <w:rPr>
+          <w:sz w:val="22"/>
+        </w:rPr>
+        <w:pict w14:anchorId="55B01D3E">
+          <v:rect id="_x0000_i1139" style="width:0;height:1.5pt" o:hralign="center" o:hrstd="t" o:hr="t" fillcolor="#a0a0a0" stroked="f"/>
+        </w:pict>
+      </w:r>
+    </w:p>
+    <w:p>
+      <w:pPr>
+        <w:rPr>
+          <w:b/>
+          <w:bCs/>
+          <w:sz w:val="22"/>
+        </w:rPr>
+      </w:pPr>
+      <w:r>
+        <w:rPr>
+          <w:b/>
+          <w:bCs/>
+          <w:sz w:val="22"/>
+        </w:rPr>
+        <w:t>Step 4: Normalize</w:t>
+      </w:r>
+    </w:p>
+    <w:p>
+      <w:pPr>
+        <w:rPr>
+          <w:sz w:val="22"/>
+        </w:rPr>
+      </w:pPr>
+      <w:r>
+        <w:rPr>
+          <w:sz w:val="22"/>
+        </w:rPr>
+        <w:t xml:space="preserve">This is </w:t>
+      </w:r>
+      <w:r>
+        <w:rPr>
+          <w:b/>
+          <w:bCs/>
+          <w:sz w:val="22"/>
+        </w:rPr>
+        <w:t>very important</w:t>
+      </w:r>
+      <w:r>
+        <w:rPr>
+          <w:sz w:val="22"/>
+        </w:rPr>
+        <w:t>.</w:t>
+      </w:r>
+    </w:p>
+    <w:p>
+      <w:pPr>
+        <w:rPr>
+          <w:sz w:val="22"/>
+        </w:rPr>
+      </w:pPr>
+      <w:r>
+        <w:rPr>
+          <w:sz w:val="22"/>
+        </w:rPr>
+        <w:t>In Python you used</w:t>
+      </w:r>
+    </w:p>
+    <w:p>
+      <w:pPr>
+        <w:shd w:val="clear" w:color="auto" w:fill="F2F2F2"/>
+        <w:rPr>
+          <w:sz w:val="22"/>
+        </w:rPr>
+      </w:pPr>
+      <w:proofErr w:type="spellStart"/>
+      <w:proofErr w:type="gramStart"/>
+      <w:r>
+        <w:rPr>
+          <w:rFonts w:ascii="Courier New" w:hAnsi="Courier New" w:cs="Courier New"/>
+          <w:color w:val="000000"/>
+          <w:sz w:val="20"/>
+          <w:szCs w:val="20"/>
+        </w:rPr>
+        <w:t>StandardScaler</w:t>
+      </w:r>
+      <w:proofErr w:type="spellEnd"/>
+      <w:r>
+        <w:rPr>
+          <w:rFonts w:ascii="Courier New" w:hAnsi="Courier New" w:cs="Courier New"/>
+          <w:color w:val="000000"/>
+          <w:sz w:val="20"/>
+          <w:szCs w:val="20"/>
+        </w:rPr>
+        <w:t>(</w:t>
+      </w:r>
+      <w:proofErr w:type="gramEnd"/>
+      <w:r>
+        <w:rPr>
+          <w:rFonts w:ascii="Courier New" w:hAnsi="Courier New" w:cs="Courier New"/>
+          <w:color w:val="000000"/>
+          <w:sz w:val="20"/>
+          <w:szCs w:val="20"/>
+        </w:rPr>
+        <w:t>)</w:t>
+      </w:r>
+    </w:p>
+    <w:p>
+      <w:pPr>
+        <w:rPr>
+          <w:sz w:val="22"/>
+        </w:rPr>
+      </w:pPr>
+      <w:r>
+        <w:rPr>
+          <w:sz w:val="22"/>
+        </w:rPr>
+        <w:t xml:space="preserve">STM32 must use </w:t>
+      </w:r>
+      <w:proofErr w:type="gramStart"/>
+      <w:r>
+        <w:rPr>
+          <w:b/>
+          <w:bCs/>
+          <w:sz w:val="22"/>
+        </w:rPr>
+        <w:t>exactly the same</w:t>
+      </w:r>
+      <w:proofErr w:type="gramEnd"/>
+      <w:r>
+        <w:rPr>
+          <w:sz w:val="22"/>
+        </w:rPr>
+        <w:t xml:space="preserve"> </w:t>
+      </w:r>
+      <w:proofErr w:type="gramStart"/>
+      <w:r>
+        <w:rPr>
+          <w:sz w:val="22"/>
+        </w:rPr>
+        <w:t>mean</w:t>
+      </w:r>
+      <w:proofErr w:type="gramEnd"/>
+      <w:r>
+        <w:rPr>
+          <w:sz w:val="22"/>
+        </w:rPr>
+        <w:t xml:space="preserve"> and standard deviation.</w:t>
+      </w:r>
+    </w:p>
+    <w:p>
+      <w:pPr>
+        <w:rPr>
+          <w:sz w:val="22"/>
+        </w:rPr>
+      </w:pPr>
+      <w:r>
+        <w:rPr>
+          <w:sz w:val="22"/>
+        </w:rPr>
+        <w:t xml:space="preserve">Export them from </w:t>
+      </w:r>
+      <w:proofErr w:type="spellStart"/>
+      <w:r>
+        <w:rPr>
+          <w:sz w:val="22"/>
+        </w:rPr>
+        <w:t>Colab</w:t>
+      </w:r>
+      <w:proofErr w:type="spellEnd"/>
+      <w:r>
+        <w:rPr>
+          <w:sz w:val="22"/>
+        </w:rPr>
+        <w:t>:</w:t>
+      </w:r>
+    </w:p>
+    <w:p>
+      <w:pPr>
+        <w:shd w:val="clear" w:color="auto" w:fill="F2F2F2"/>
+        <w:rPr>
+          <w:sz w:val="22"/>
+        </w:rPr>
+      </w:pPr>
+      <w:r>
+        <w:rPr>
+          <w:rFonts w:ascii="Courier New" w:hAnsi="Courier New" w:cs="Courier New"/>
+          <w:color w:val="000000"/>
+          <w:sz w:val="20"/>
+          <w:szCs w:val="20"/>
+        </w:rPr>
+        <w:t>print(</w:t>
+      </w:r>
+      <w:proofErr w:type="spellStart"/>
+      <w:proofErr w:type="gramStart"/>
+      <w:r>
+        <w:rPr>
+          <w:rFonts w:ascii="Courier New" w:hAnsi="Courier New" w:cs="Courier New"/>
+          <w:color w:val="000000"/>
+          <w:sz w:val="20"/>
+          <w:szCs w:val="20"/>
+        </w:rPr>
+        <w:t>scaler.mean</w:t>
+      </w:r>
+      <w:proofErr w:type="spellEnd"/>
+      <w:proofErr w:type="gramEnd"/>
+      <w:r>
+        <w:rPr>
+          <w:rFonts w:ascii="Courier New" w:hAnsi="Courier New" w:cs="Courier New"/>
+          <w:color w:val="000000"/>
+          <w:sz w:val="20"/>
+          <w:szCs w:val="20"/>
+        </w:rPr>
+        <w:t>_)</w:t>
+      </w:r>
+      <w:r>
+        <w:rPr>
+          <w:rFonts w:ascii="Courier New" w:hAnsi="Courier New" w:cs="Courier New"/>
+          <w:color w:val="000000"/>
+          <w:sz w:val="20"/>
+          <w:szCs w:val="20"/>
+        </w:rPr>
+        <w:br/>
+        <w:t>print(</w:t>
+      </w:r>
+      <w:proofErr w:type="spellStart"/>
+      <w:proofErr w:type="gramStart"/>
+      <w:r>
+        <w:rPr>
+          <w:rFonts w:ascii="Courier New" w:hAnsi="Courier New" w:cs="Courier New"/>
+          <w:color w:val="000000"/>
+          <w:sz w:val="20"/>
+          <w:szCs w:val="20"/>
+        </w:rPr>
+        <w:t>scaler.scale</w:t>
+      </w:r>
+      <w:proofErr w:type="spellEnd"/>
+      <w:proofErr w:type="gramEnd"/>
+      <w:r>
+        <w:rPr>
+          <w:rFonts w:ascii="Courier New" w:hAnsi="Courier New" w:cs="Courier New"/>
+          <w:color w:val="000000"/>
+          <w:sz w:val="20"/>
+          <w:szCs w:val="20"/>
+        </w:rPr>
+        <w:t>_)</w:t>
+      </w:r>
+    </w:p>
+    <w:p>
+      <w:pPr>
+        <w:rPr>
+          <w:sz w:val="22"/>
+        </w:rPr>
+      </w:pPr>
+      <w:r>
+        <w:rPr>
+          <w:sz w:val="22"/>
+        </w:rPr>
+        <w:t>Example:</w:t>
+      </w:r>
+    </w:p>
+    <w:p>
+      <w:pPr>
+        <w:rPr>
+          <w:sz w:val="22"/>
+        </w:rPr>
+      </w:pPr>
+      <w:r>
+        <w:rPr>
+          <w:sz w:val="22"/>
+        </w:rPr>
+        <w:t>Mean</w:t>
+      </w:r>
+    </w:p>
+    <w:p>
+      <w:pPr>
+        <w:shd w:val="clear" w:color="auto" w:fill="F2F2F2"/>
+        <w:rPr>
+          <w:sz w:val="22"/>
+        </w:rPr>
+      </w:pPr>
+      <w:r>
+        <w:rPr>
+          <w:rFonts w:ascii="Courier New" w:hAnsi="Courier New" w:cs="Courier New"/>
+          <w:color w:val="000000"/>
+          <w:sz w:val="20"/>
+          <w:szCs w:val="20"/>
+        </w:rPr>
+        <w:t>[2.01</w:t>
+      </w:r>
+      <w:r>
+        <w:rPr>
+          <w:rFonts w:ascii="Courier New" w:hAnsi="Courier New" w:cs="Courier New"/>
+          <w:color w:val="000000"/>
+          <w:sz w:val="20"/>
+          <w:szCs w:val="20"/>
+        </w:rPr>
+        <w:br/>
+        <w:t xml:space="preserve"> 0.20]</w:t>
+      </w:r>
+    </w:p>
+    <w:p>
+      <w:pPr>
+        <w:rPr>
+          <w:sz w:val="22"/>
+        </w:rPr>
+      </w:pPr>
+      <w:r>
+        <w:rPr>
+          <w:sz w:val="22"/>
+        </w:rPr>
+        <w:t>Std</w:t>
+      </w:r>
+    </w:p>
+    <w:p>
+      <w:pPr>
+        <w:shd w:val="clear" w:color="auto" w:fill="F2F2F2"/>
+        <w:rPr>
+          <w:sz w:val="22"/>
+        </w:rPr>
+      </w:pPr>
+      <w:r>
+        <w:rPr>
+          <w:rFonts w:ascii="Courier New" w:hAnsi="Courier New" w:cs="Courier New"/>
+          <w:color w:val="000000"/>
+          <w:sz w:val="20"/>
+          <w:szCs w:val="20"/>
+        </w:rPr>
+        <w:t>[0.15</w:t>
+      </w:r>
+      <w:r>
+        <w:rPr>
+          <w:rFonts w:ascii="Courier New" w:hAnsi="Courier New" w:cs="Courier New"/>
+          <w:color w:val="000000"/>
+          <w:sz w:val="20"/>
+          <w:szCs w:val="20"/>
+        </w:rPr>
+        <w:br/>
+        <w:t xml:space="preserve"> 0.03]</w:t>
+      </w:r>
+    </w:p>
+    <w:p>
+      <w:pPr>
+        <w:rPr>
+          <w:sz w:val="22"/>
+        </w:rPr>
+      </w:pPr>
+      <w:r>
+        <w:rPr>
+          <w:sz w:val="22"/>
+        </w:rPr>
+        <w:t>Then STM32:</w:t>
+      </w:r>
+    </w:p>
+    <w:p>
+      <w:pPr>
+        <w:shd w:val="clear" w:color="auto" w:fill="F2F2F2"/>
+        <w:rPr>
+          <w:sz w:val="22"/>
+        </w:rPr>
+      </w:pPr>
+      <w:r>
+        <w:rPr>
+          <w:rFonts w:ascii="Courier New" w:hAnsi="Courier New" w:cs="Courier New"/>
+          <w:color w:val="000000"/>
+          <w:sz w:val="20"/>
+          <w:szCs w:val="20"/>
+        </w:rPr>
+        <w:t xml:space="preserve">float </w:t>
+      </w:r>
+      <w:proofErr w:type="spellStart"/>
+      <w:r>
+        <w:rPr>
+          <w:rFonts w:ascii="Courier New" w:hAnsi="Courier New" w:cs="Courier New"/>
+          <w:color w:val="000000"/>
+          <w:sz w:val="20"/>
+          <w:szCs w:val="20"/>
+        </w:rPr>
+        <w:t>current_norm</w:t>
+      </w:r>
+      <w:proofErr w:type="spellEnd"/>
+      <w:r>
+        <w:rPr>
+          <w:rFonts w:ascii="Courier New" w:hAnsi="Courier New" w:cs="Courier New"/>
+          <w:color w:val="000000"/>
+          <w:sz w:val="20"/>
+          <w:szCs w:val="20"/>
+        </w:rPr>
+        <w:t xml:space="preserve"> =</w:t>
+      </w:r>
+      <w:r>
+        <w:rPr>
+          <w:rFonts w:ascii="Courier New" w:hAnsi="Courier New" w:cs="Courier New"/>
+          <w:color w:val="000000"/>
+          <w:sz w:val="20"/>
+          <w:szCs w:val="20"/>
+        </w:rPr>
+        <w:br/>
+        <w:t>(current - 2.01f) / 0.15f;</w:t>
+      </w:r>
+      <w:r>
+        <w:rPr>
+          <w:rFonts w:ascii="Courier New" w:hAnsi="Courier New" w:cs="Courier New"/>
+          <w:color w:val="000000"/>
+          <w:sz w:val="20"/>
+          <w:szCs w:val="20"/>
+        </w:rPr>
+        <w:br/>
+        <w:t xml:space="preserve">float </w:t>
+      </w:r>
+      <w:proofErr w:type="spellStart"/>
+      <w:r>
+        <w:rPr>
+          <w:rFonts w:ascii="Courier New" w:hAnsi="Courier New" w:cs="Courier New"/>
+          <w:color w:val="000000"/>
+          <w:sz w:val="20"/>
+          <w:szCs w:val="20"/>
+        </w:rPr>
+        <w:t>vibration_norm</w:t>
+      </w:r>
+      <w:proofErr w:type="spellEnd"/>
+      <w:r>
+        <w:rPr>
+          <w:rFonts w:ascii="Courier New" w:hAnsi="Courier New" w:cs="Courier New"/>
+          <w:color w:val="000000"/>
+          <w:sz w:val="20"/>
+          <w:szCs w:val="20"/>
+        </w:rPr>
+        <w:t xml:space="preserve"> =</w:t>
+      </w:r>
+      <w:r>
+        <w:rPr>
+          <w:rFonts w:ascii="Courier New" w:hAnsi="Courier New" w:cs="Courier New"/>
+          <w:color w:val="000000"/>
+          <w:sz w:val="20"/>
+          <w:szCs w:val="20"/>
+        </w:rPr>
+        <w:br/>
+        <w:t>(vibration - 0.20f) / 0.03f;</w:t>
+      </w:r>
+    </w:p>
+    <w:p>
+      <w:pPr>
+        <w:rPr>
+          <w:sz w:val="22"/>
+        </w:rPr>
+      </w:pPr>
+      <w:r>
+        <w:rPr>
+          <w:sz w:val="22"/>
+        </w:rPr>
+        <w:pict w14:anchorId="605EAC63">
+          <v:rect id="_x0000_i1140" style="width:0;height:1.5pt" o:hralign="center" o:hrstd="t" o:hr="t" fillcolor="#a0a0a0" stroked="f"/>
+        </w:pict>
+      </w:r>
+    </w:p>
+    <w:p>
+      <w:pPr>
+        <w:rPr>
+          <w:b/>
+          <w:bCs/>
+          <w:sz w:val="22"/>
+        </w:rPr>
+      </w:pPr>
+      <w:r>
+        <w:rPr>
+          <w:b/>
+          <w:bCs/>
+          <w:sz w:val="22"/>
+        </w:rPr>
+        <w:t>Step 5: Fill Input Tensor</w:t>
+      </w:r>
+    </w:p>
+    <w:p>
+      <w:pPr>
+        <w:shd w:val="clear" w:color="auto" w:fill="F2F2F2"/>
+        <w:rPr>
+          <w:sz w:val="22"/>
+        </w:rPr>
+      </w:pPr>
+      <w:proofErr w:type="spellStart"/>
+      <w:r>
+        <w:rPr>
+          <w:rFonts w:ascii="Courier New" w:hAnsi="Courier New" w:cs="Courier New"/>
+          <w:color w:val="000000"/>
+          <w:sz w:val="20"/>
+          <w:szCs w:val="20"/>
+        </w:rPr>
+        <w:t>in_</w:t>
+      </w:r>
+      <w:proofErr w:type="gramStart"/>
+      <w:r>
+        <w:rPr>
+          <w:rFonts w:ascii="Courier New" w:hAnsi="Courier New" w:cs="Courier New"/>
+          <w:color w:val="000000"/>
+          <w:sz w:val="20"/>
+          <w:szCs w:val="20"/>
+        </w:rPr>
+        <w:t>data</w:t>
+      </w:r>
+      <w:proofErr w:type="spellEnd"/>
+      <w:r>
+        <w:rPr>
+          <w:rFonts w:ascii="Courier New" w:hAnsi="Courier New" w:cs="Courier New"/>
+          <w:color w:val="000000"/>
+          <w:sz w:val="20"/>
+          <w:szCs w:val="20"/>
+        </w:rPr>
+        <w:t>[</w:t>
+      </w:r>
+      <w:proofErr w:type="gramEnd"/>
+      <w:r>
+        <w:rPr>
+          <w:rFonts w:ascii="Courier New" w:hAnsi="Courier New" w:cs="Courier New"/>
+          <w:color w:val="000000"/>
+          <w:sz w:val="20"/>
+          <w:szCs w:val="20"/>
+        </w:rPr>
+        <w:t xml:space="preserve">0] = </w:t>
+      </w:r>
+      <w:proofErr w:type="spellStart"/>
+      <w:r>
+        <w:rPr>
+          <w:rFonts w:ascii="Courier New" w:hAnsi="Courier New" w:cs="Courier New"/>
+          <w:color w:val="000000"/>
+          <w:sz w:val="20"/>
+          <w:szCs w:val="20"/>
+        </w:rPr>
+        <w:t>current_norm</w:t>
+      </w:r>
+      <w:proofErr w:type="spellEnd"/>
+      <w:r>
+        <w:rPr>
+          <w:rFonts w:ascii="Courier New" w:hAnsi="Courier New" w:cs="Courier New"/>
+          <w:color w:val="000000"/>
+          <w:sz w:val="20"/>
+          <w:szCs w:val="20"/>
+        </w:rPr>
+        <w:t>;</w:t>
+      </w:r>
+      <w:r>
+        <w:rPr>
+          <w:rFonts w:ascii="Courier New" w:hAnsi="Courier New" w:cs="Courier New"/>
+          <w:color w:val="000000"/>
+          <w:sz w:val="20"/>
+          <w:szCs w:val="20"/>
+        </w:rPr>
+        <w:br/>
+      </w:r>
+      <w:proofErr w:type="spellStart"/>
+      <w:r>
+        <w:rPr>
+          <w:rFonts w:ascii="Courier New" w:hAnsi="Courier New" w:cs="Courier New"/>
+          <w:color w:val="000000"/>
+          <w:sz w:val="20"/>
+          <w:szCs w:val="20"/>
+        </w:rPr>
+        <w:t>in_</w:t>
+      </w:r>
+      <w:proofErr w:type="gramStart"/>
+      <w:r>
+        <w:rPr>
+          <w:rFonts w:ascii="Courier New" w:hAnsi="Courier New" w:cs="Courier New"/>
+          <w:color w:val="000000"/>
+          <w:sz w:val="20"/>
+          <w:szCs w:val="20"/>
+        </w:rPr>
+        <w:t>data</w:t>
+      </w:r>
+      <w:proofErr w:type="spellEnd"/>
+      <w:r>
+        <w:rPr>
+          <w:rFonts w:ascii="Courier New" w:hAnsi="Courier New" w:cs="Courier New"/>
+          <w:color w:val="000000"/>
+          <w:sz w:val="20"/>
+          <w:szCs w:val="20"/>
+        </w:rPr>
+        <w:t>[</w:t>
+      </w:r>
+      <w:proofErr w:type="gramEnd"/>
+      <w:r>
+        <w:rPr>
+          <w:rFonts w:ascii="Courier New" w:hAnsi="Courier New" w:cs="Courier New"/>
+          <w:color w:val="000000"/>
+          <w:sz w:val="20"/>
+          <w:szCs w:val="20"/>
+        </w:rPr>
+        <w:t xml:space="preserve">1] = </w:t>
+      </w:r>
+      <w:proofErr w:type="spellStart"/>
+      <w:r>
+        <w:rPr>
+          <w:rFonts w:ascii="Courier New" w:hAnsi="Courier New" w:cs="Courier New"/>
+          <w:color w:val="000000"/>
+          <w:sz w:val="20"/>
+          <w:szCs w:val="20"/>
+        </w:rPr>
+        <w:t>vibration_norm</w:t>
+      </w:r>
+      <w:proofErr w:type="spellEnd"/>
+      <w:r>
+        <w:rPr>
+          <w:rFonts w:ascii="Courier New" w:hAnsi="Courier New" w:cs="Courier New"/>
+          <w:color w:val="000000"/>
+          <w:sz w:val="20"/>
+          <w:szCs w:val="20"/>
+        </w:rPr>
+        <w:t>;</w:t>
+      </w:r>
+    </w:p>
+    <w:p>
+      <w:pPr>
+        <w:rPr>
+          <w:sz w:val="22"/>
+        </w:rPr>
+      </w:pPr>
+      <w:r>
+        <w:rPr>
+          <w:sz w:val="22"/>
+        </w:rPr>
+        <w:pict w14:anchorId="2B083C24">
+          <v:rect id="_x0000_i1141" style="width:0;height:1.5pt" o:hralign="center" o:hrstd="t" o:hr="t" fillcolor="#a0a0a0" stroked="f"/>
+        </w:pict>
+      </w:r>
+    </w:p>
+    <w:p>
+      <w:pPr>
+        <w:rPr>
+          <w:b/>
+          <w:bCs/>
+          <w:sz w:val="22"/>
+        </w:rPr>
+      </w:pPr>
+      <w:r>
+        <w:rPr>
+          <w:b/>
+          <w:bCs/>
+          <w:sz w:val="22"/>
+        </w:rPr>
+        <w:t>Step 6: Run the Model</w:t>
+      </w:r>
+    </w:p>
+    <w:p>
+      <w:pPr>
+        <w:rPr>
+          <w:sz w:val="22"/>
+        </w:rPr>
+      </w:pPr>
+      <w:r>
+        <w:rPr>
+          <w:sz w:val="22"/>
+        </w:rPr>
+        <w:lastRenderedPageBreak/>
+        <w:t>Exactly like Labs 1–3.</w:t>
+      </w:r>
+    </w:p>
+    <w:p>
+      <w:pPr>
+        <w:shd w:val="clear" w:color="auto" w:fill="F2F2F2"/>
+        <w:rPr>
+          <w:sz w:val="22"/>
+        </w:rPr>
+      </w:pPr>
+      <w:proofErr w:type="spellStart"/>
+      <w:r>
+        <w:rPr>
+          <w:rFonts w:ascii="Courier New" w:hAnsi="Courier New" w:cs="Courier New"/>
+          <w:color w:val="000000"/>
+          <w:sz w:val="20"/>
+          <w:szCs w:val="20"/>
+        </w:rPr>
+        <w:t>ai_</w:t>
+      </w:r>
+      <w:proofErr w:type="gramStart"/>
+      <w:r>
+        <w:rPr>
+          <w:rFonts w:ascii="Courier New" w:hAnsi="Courier New" w:cs="Courier New"/>
+          <w:color w:val="000000"/>
+          <w:sz w:val="20"/>
+          <w:szCs w:val="20"/>
+        </w:rPr>
+        <w:t>input</w:t>
+      </w:r>
+      <w:proofErr w:type="spellEnd"/>
+      <w:r>
+        <w:rPr>
+          <w:rFonts w:ascii="Courier New" w:hAnsi="Courier New" w:cs="Courier New"/>
+          <w:color w:val="000000"/>
+          <w:sz w:val="20"/>
+          <w:szCs w:val="20"/>
+        </w:rPr>
+        <w:t>[</w:t>
+      </w:r>
+      <w:proofErr w:type="gramEnd"/>
+      <w:r>
+        <w:rPr>
+          <w:rFonts w:ascii="Courier New" w:hAnsi="Courier New" w:cs="Courier New"/>
+          <w:color w:val="000000"/>
+          <w:sz w:val="20"/>
+          <w:szCs w:val="20"/>
+        </w:rPr>
+        <w:t>0].data = AI_HANDLE_</w:t>
+      </w:r>
+      <w:proofErr w:type="gramStart"/>
+      <w:r>
+        <w:rPr>
+          <w:rFonts w:ascii="Courier New" w:hAnsi="Courier New" w:cs="Courier New"/>
+          <w:color w:val="000000"/>
+          <w:sz w:val="20"/>
+          <w:szCs w:val="20"/>
+        </w:rPr>
+        <w:t>PTR(</w:t>
+      </w:r>
+      <w:proofErr w:type="spellStart"/>
+      <w:proofErr w:type="gramEnd"/>
+      <w:r>
+        <w:rPr>
+          <w:rFonts w:ascii="Courier New" w:hAnsi="Courier New" w:cs="Courier New"/>
+          <w:color w:val="000000"/>
+          <w:sz w:val="20"/>
+          <w:szCs w:val="20"/>
+        </w:rPr>
+        <w:t>in_data</w:t>
+      </w:r>
+      <w:proofErr w:type="spellEnd"/>
+      <w:r>
+        <w:rPr>
+          <w:rFonts w:ascii="Courier New" w:hAnsi="Courier New" w:cs="Courier New"/>
+          <w:color w:val="000000"/>
+          <w:sz w:val="20"/>
+          <w:szCs w:val="20"/>
+        </w:rPr>
+        <w:t>);</w:t>
+      </w:r>
+      <w:r>
+        <w:rPr>
+          <w:rFonts w:ascii="Courier New" w:hAnsi="Courier New" w:cs="Courier New"/>
+          <w:color w:val="000000"/>
+          <w:sz w:val="20"/>
+          <w:szCs w:val="20"/>
+        </w:rPr>
+        <w:br/>
+      </w:r>
+      <w:proofErr w:type="spellStart"/>
+      <w:r>
+        <w:rPr>
+          <w:rFonts w:ascii="Courier New" w:hAnsi="Courier New" w:cs="Courier New"/>
+          <w:color w:val="000000"/>
+          <w:sz w:val="20"/>
+          <w:szCs w:val="20"/>
+        </w:rPr>
+        <w:t>ai_</w:t>
+      </w:r>
+      <w:proofErr w:type="gramStart"/>
+      <w:r>
+        <w:rPr>
+          <w:rFonts w:ascii="Courier New" w:hAnsi="Courier New" w:cs="Courier New"/>
+          <w:color w:val="000000"/>
+          <w:sz w:val="20"/>
+          <w:szCs w:val="20"/>
+        </w:rPr>
+        <w:t>output</w:t>
+      </w:r>
+      <w:proofErr w:type="spellEnd"/>
+      <w:r>
+        <w:rPr>
+          <w:rFonts w:ascii="Courier New" w:hAnsi="Courier New" w:cs="Courier New"/>
+          <w:color w:val="000000"/>
+          <w:sz w:val="20"/>
+          <w:szCs w:val="20"/>
+        </w:rPr>
+        <w:t>[</w:t>
+      </w:r>
+      <w:proofErr w:type="gramEnd"/>
+      <w:r>
+        <w:rPr>
+          <w:rFonts w:ascii="Courier New" w:hAnsi="Courier New" w:cs="Courier New"/>
+          <w:color w:val="000000"/>
+          <w:sz w:val="20"/>
+          <w:szCs w:val="20"/>
+        </w:rPr>
+        <w:t>0].data = AI_HANDLE_</w:t>
+      </w:r>
+      <w:proofErr w:type="gramStart"/>
+      <w:r>
+        <w:rPr>
+          <w:rFonts w:ascii="Courier New" w:hAnsi="Courier New" w:cs="Courier New"/>
+          <w:color w:val="000000"/>
+          <w:sz w:val="20"/>
+          <w:szCs w:val="20"/>
+        </w:rPr>
+        <w:t>PTR(</w:t>
+      </w:r>
+      <w:proofErr w:type="spellStart"/>
+      <w:proofErr w:type="gramEnd"/>
+      <w:r>
+        <w:rPr>
+          <w:rFonts w:ascii="Courier New" w:hAnsi="Courier New" w:cs="Courier New"/>
+          <w:color w:val="000000"/>
+          <w:sz w:val="20"/>
+          <w:szCs w:val="20"/>
+        </w:rPr>
+        <w:t>out_data</w:t>
+      </w:r>
+      <w:proofErr w:type="spellEnd"/>
+      <w:r>
+        <w:rPr>
+          <w:rFonts w:ascii="Courier New" w:hAnsi="Courier New" w:cs="Courier New"/>
+          <w:color w:val="000000"/>
+          <w:sz w:val="20"/>
+          <w:szCs w:val="20"/>
+        </w:rPr>
+        <w:t>);</w:t>
+      </w:r>
+      <w:r>
+        <w:rPr>
+          <w:rFonts w:ascii="Courier New" w:hAnsi="Courier New" w:cs="Courier New"/>
+          <w:color w:val="000000"/>
+          <w:sz w:val="20"/>
+          <w:szCs w:val="20"/>
+        </w:rPr>
+        <w:br/>
+      </w:r>
+      <w:proofErr w:type="spellStart"/>
+      <w:r>
+        <w:rPr>
+          <w:rFonts w:ascii="Courier New" w:hAnsi="Courier New" w:cs="Courier New"/>
+          <w:color w:val="000000"/>
+          <w:sz w:val="20"/>
+          <w:szCs w:val="20"/>
+        </w:rPr>
+        <w:t>ai_autoencoder_</w:t>
+      </w:r>
+      <w:proofErr w:type="gramStart"/>
+      <w:r>
+        <w:rPr>
+          <w:rFonts w:ascii="Courier New" w:hAnsi="Courier New" w:cs="Courier New"/>
+          <w:color w:val="000000"/>
+          <w:sz w:val="20"/>
+          <w:szCs w:val="20"/>
+        </w:rPr>
+        <w:t>run</w:t>
+      </w:r>
+      <w:proofErr w:type="spellEnd"/>
+      <w:r>
+        <w:rPr>
+          <w:rFonts w:ascii="Courier New" w:hAnsi="Courier New" w:cs="Courier New"/>
+          <w:color w:val="000000"/>
+          <w:sz w:val="20"/>
+          <w:szCs w:val="20"/>
+        </w:rPr>
+        <w:t>(</w:t>
+      </w:r>
+      <w:proofErr w:type="gramEnd"/>
+      <w:r>
+        <w:rPr>
+          <w:rFonts w:ascii="Courier New" w:hAnsi="Courier New" w:cs="Courier New"/>
+          <w:color w:val="000000"/>
+          <w:sz w:val="20"/>
+          <w:szCs w:val="20"/>
+        </w:rPr>
+        <w:br/>
+        <w:t xml:space="preserve">        network,</w:t>
+      </w:r>
+      <w:r>
+        <w:rPr>
+          <w:rFonts w:ascii="Courier New" w:hAnsi="Courier New" w:cs="Courier New"/>
+          <w:color w:val="000000"/>
+          <w:sz w:val="20"/>
+          <w:szCs w:val="20"/>
+        </w:rPr>
+        <w:br/>
+        <w:t xml:space="preserve">        </w:t>
+      </w:r>
+      <w:proofErr w:type="spellStart"/>
+      <w:r>
+        <w:rPr>
+          <w:rFonts w:ascii="Courier New" w:hAnsi="Courier New" w:cs="Courier New"/>
+          <w:color w:val="000000"/>
+          <w:sz w:val="20"/>
+          <w:szCs w:val="20"/>
+        </w:rPr>
+        <w:t>ai_input</w:t>
+      </w:r>
+      <w:proofErr w:type="spellEnd"/>
+      <w:r>
+        <w:rPr>
+          <w:rFonts w:ascii="Courier New" w:hAnsi="Courier New" w:cs="Courier New"/>
+          <w:color w:val="000000"/>
+          <w:sz w:val="20"/>
+          <w:szCs w:val="20"/>
+        </w:rPr>
+        <w:t>,</w:t>
+      </w:r>
+      <w:r>
+        <w:rPr>
+          <w:rFonts w:ascii="Courier New" w:hAnsi="Courier New" w:cs="Courier New"/>
+          <w:color w:val="000000"/>
+          <w:sz w:val="20"/>
+          <w:szCs w:val="20"/>
+        </w:rPr>
+        <w:br/>
+        <w:t xml:space="preserve">        </w:t>
+      </w:r>
+      <w:proofErr w:type="spellStart"/>
+      <w:r>
+        <w:rPr>
+          <w:rFonts w:ascii="Courier New" w:hAnsi="Courier New" w:cs="Courier New"/>
+          <w:color w:val="000000"/>
+          <w:sz w:val="20"/>
+          <w:szCs w:val="20"/>
+        </w:rPr>
+        <w:t>ai_output</w:t>
+      </w:r>
+      <w:proofErr w:type="spellEnd"/>
+      <w:r>
+        <w:rPr>
+          <w:rFonts w:ascii="Courier New" w:hAnsi="Courier New" w:cs="Courier New"/>
+          <w:color w:val="000000"/>
+          <w:sz w:val="20"/>
+          <w:szCs w:val="20"/>
+        </w:rPr>
+        <w:t>);</w:t>
+      </w:r>
+    </w:p>
+    <w:p>
+      <w:pPr>
+        <w:rPr>
+          <w:sz w:val="22"/>
+        </w:rPr>
+      </w:pPr>
+      <w:r>
+        <w:rPr>
+          <w:sz w:val="22"/>
+        </w:rPr>
+        <w:pict w14:anchorId="75F7F350">
+          <v:rect id="_x0000_i1142" style="width:0;height:1.5pt" o:hralign="center" o:hrstd="t" o:hr="t" fillcolor="#a0a0a0" stroked="f"/>
+        </w:pict>
+      </w:r>
+    </w:p>
+    <w:p>
+      <w:pPr>
+        <w:rPr>
+          <w:b/>
+          <w:bCs/>
+          <w:sz w:val="22"/>
+        </w:rPr>
+      </w:pPr>
+      <w:r>
+        <w:rPr>
+          <w:b/>
+          <w:bCs/>
+          <w:sz w:val="22"/>
+        </w:rPr>
+        <w:t>Step 7: Read Reconstructed Output</w:t>
+      </w:r>
+    </w:p>
+    <w:p>
+      <w:pPr>
+        <w:rPr>
+          <w:sz w:val="22"/>
+        </w:rPr>
+      </w:pPr>
+      <w:r>
+        <w:rPr>
+          <w:sz w:val="22"/>
+        </w:rPr>
+        <w:t>The model returns</w:t>
+      </w:r>
+    </w:p>
+    <w:p>
+      <w:pPr>
+        <w:rPr>
+          <w:sz w:val="22"/>
+        </w:rPr>
+      </w:pPr>
+      <w:r>
+        <w:rPr>
+          <w:sz w:val="22"/>
+        </w:rPr>
+        <w:t>Current'</w:t>
+      </w:r>
+    </w:p>
+    <w:p>
+      <w:pPr>
+        <w:rPr>
+          <w:sz w:val="22"/>
+        </w:rPr>
+      </w:pPr>
+      <w:r>
+        <w:rPr>
+          <w:sz w:val="22"/>
+        </w:rPr>
+        <w:t>Vibration'</w:t>
+      </w:r>
+    </w:p>
+    <w:p>
+      <w:pPr>
+        <w:shd w:val="clear" w:color="auto" w:fill="F2F2F2"/>
+        <w:rPr>
+          <w:sz w:val="22"/>
+        </w:rPr>
+      </w:pPr>
+      <w:r>
+        <w:rPr>
+          <w:rFonts w:ascii="Courier New" w:hAnsi="Courier New" w:cs="Courier New"/>
+          <w:color w:val="000000"/>
+          <w:sz w:val="20"/>
+          <w:szCs w:val="20"/>
+        </w:rPr>
+        <w:t xml:space="preserve">float </w:t>
+      </w:r>
+      <w:proofErr w:type="spellStart"/>
+      <w:r>
+        <w:rPr>
+          <w:rFonts w:ascii="Courier New" w:hAnsi="Courier New" w:cs="Courier New"/>
+          <w:color w:val="000000"/>
+          <w:sz w:val="20"/>
+          <w:szCs w:val="20"/>
+        </w:rPr>
+        <w:t>current_recon</w:t>
+      </w:r>
+      <w:proofErr w:type="spellEnd"/>
+      <w:r>
+        <w:rPr>
+          <w:rFonts w:ascii="Courier New" w:hAnsi="Courier New" w:cs="Courier New"/>
+          <w:color w:val="000000"/>
+          <w:sz w:val="20"/>
+          <w:szCs w:val="20"/>
+        </w:rPr>
+        <w:t xml:space="preserve"> = </w:t>
+      </w:r>
+      <w:proofErr w:type="spellStart"/>
+      <w:r>
+        <w:rPr>
+          <w:rFonts w:ascii="Courier New" w:hAnsi="Courier New" w:cs="Courier New"/>
+          <w:color w:val="000000"/>
+          <w:sz w:val="20"/>
+          <w:szCs w:val="20"/>
+        </w:rPr>
+        <w:t>out_</w:t>
+      </w:r>
+      <w:proofErr w:type="gramStart"/>
+      <w:r>
+        <w:rPr>
+          <w:rFonts w:ascii="Courier New" w:hAnsi="Courier New" w:cs="Courier New"/>
+          <w:color w:val="000000"/>
+          <w:sz w:val="20"/>
+          <w:szCs w:val="20"/>
+        </w:rPr>
+        <w:t>data</w:t>
+      </w:r>
+      <w:proofErr w:type="spellEnd"/>
+      <w:r>
+        <w:rPr>
+          <w:rFonts w:ascii="Courier New" w:hAnsi="Courier New" w:cs="Courier New"/>
+          <w:color w:val="000000"/>
+          <w:sz w:val="20"/>
+          <w:szCs w:val="20"/>
+        </w:rPr>
+        <w:t>[</w:t>
+      </w:r>
+      <w:proofErr w:type="gramEnd"/>
+      <w:r>
+        <w:rPr>
+          <w:rFonts w:ascii="Courier New" w:hAnsi="Courier New" w:cs="Courier New"/>
+          <w:color w:val="000000"/>
+          <w:sz w:val="20"/>
+          <w:szCs w:val="20"/>
+        </w:rPr>
+        <w:t>0];</w:t>
+      </w:r>
+      <w:r>
+        <w:rPr>
+          <w:rFonts w:ascii="Courier New" w:hAnsi="Courier New" w:cs="Courier New"/>
+          <w:color w:val="000000"/>
+          <w:sz w:val="20"/>
+          <w:szCs w:val="20"/>
+        </w:rPr>
+        <w:br/>
+        <w:t xml:space="preserve">float </w:t>
+      </w:r>
+      <w:proofErr w:type="spellStart"/>
+      <w:r>
+        <w:rPr>
+          <w:rFonts w:ascii="Courier New" w:hAnsi="Courier New" w:cs="Courier New"/>
+          <w:color w:val="000000"/>
+          <w:sz w:val="20"/>
+          <w:szCs w:val="20"/>
+        </w:rPr>
+        <w:t>vibration_recon</w:t>
+      </w:r>
+      <w:proofErr w:type="spellEnd"/>
+      <w:r>
+        <w:rPr>
+          <w:rFonts w:ascii="Courier New" w:hAnsi="Courier New" w:cs="Courier New"/>
+          <w:color w:val="000000"/>
+          <w:sz w:val="20"/>
+          <w:szCs w:val="20"/>
+        </w:rPr>
+        <w:t xml:space="preserve"> = </w:t>
+      </w:r>
+      <w:proofErr w:type="spellStart"/>
+      <w:r>
+        <w:rPr>
+          <w:rFonts w:ascii="Courier New" w:hAnsi="Courier New" w:cs="Courier New"/>
+          <w:color w:val="000000"/>
+          <w:sz w:val="20"/>
+          <w:szCs w:val="20"/>
+        </w:rPr>
+        <w:t>out_</w:t>
+      </w:r>
+      <w:proofErr w:type="gramStart"/>
+      <w:r>
+        <w:rPr>
+          <w:rFonts w:ascii="Courier New" w:hAnsi="Courier New" w:cs="Courier New"/>
+          <w:color w:val="000000"/>
+          <w:sz w:val="20"/>
+          <w:szCs w:val="20"/>
+        </w:rPr>
+        <w:t>data</w:t>
+      </w:r>
+      <w:proofErr w:type="spellEnd"/>
+      <w:r>
+        <w:rPr>
+          <w:rFonts w:ascii="Courier New" w:hAnsi="Courier New" w:cs="Courier New"/>
+          <w:color w:val="000000"/>
+          <w:sz w:val="20"/>
+          <w:szCs w:val="20"/>
+        </w:rPr>
+        <w:t>[</w:t>
+      </w:r>
+      <w:proofErr w:type="gramEnd"/>
+      <w:r>
+        <w:rPr>
+          <w:rFonts w:ascii="Courier New" w:hAnsi="Courier New" w:cs="Courier New"/>
+          <w:color w:val="000000"/>
+          <w:sz w:val="20"/>
+          <w:szCs w:val="20"/>
+        </w:rPr>
+        <w:t>1];</w:t>
+      </w:r>
+    </w:p>
+    <w:p>
+      <w:pPr>
+        <w:rPr>
+          <w:sz w:val="22"/>
+        </w:rPr>
+      </w:pPr>
+      <w:r>
+        <w:rPr>
+          <w:sz w:val="22"/>
+        </w:rPr>
+        <w:t xml:space="preserve">These are still </w:t>
+      </w:r>
+      <w:proofErr w:type="gramStart"/>
+      <w:r>
+        <w:rPr>
+          <w:sz w:val="22"/>
+        </w:rPr>
+        <w:t>in</w:t>
+      </w:r>
+      <w:proofErr w:type="gramEnd"/>
+      <w:r>
+        <w:rPr>
+          <w:sz w:val="22"/>
+        </w:rPr>
+        <w:t xml:space="preserve"> the normalized scale.</w:t>
+      </w:r>
+    </w:p>
+    <w:p>
+      <w:pPr>
+        <w:rPr>
+          <w:sz w:val="22"/>
+        </w:rPr>
+      </w:pPr>
+      <w:r>
+        <w:rPr>
+          <w:sz w:val="22"/>
+        </w:rPr>
+        <w:pict w14:anchorId="443E33C8">
+          <v:rect id="_x0000_i1143" style="width:0;height:1.5pt" o:hralign="center" o:hrstd="t" o:hr="t" fillcolor="#a0a0a0" stroked="f"/>
+        </w:pict>
+      </w:r>
+    </w:p>
+    <w:p>
+      <w:pPr>
+        <w:rPr>
+          <w:b/>
+          <w:bCs/>
+          <w:sz w:val="22"/>
+        </w:rPr>
+      </w:pPr>
+      <w:r>
+        <w:rPr>
+          <w:b/>
+          <w:bCs/>
+          <w:sz w:val="22"/>
+        </w:rPr>
+        <w:t>Step 8: Compute Reconstruction Error</w:t>
+      </w:r>
+    </w:p>
+    <w:p>
+      <w:pPr>
+        <w:rPr>
+          <w:sz w:val="22"/>
+        </w:rPr>
+      </w:pPr>
+      <w:r>
+        <w:rPr>
+          <w:sz w:val="22"/>
+        </w:rPr>
+        <w:t xml:space="preserve">This is the </w:t>
+      </w:r>
+      <w:r>
+        <w:rPr>
+          <w:b/>
+          <w:bCs/>
+          <w:sz w:val="22"/>
+        </w:rPr>
+        <w:t>new part</w:t>
+      </w:r>
+      <w:r>
+        <w:rPr>
+          <w:sz w:val="22"/>
+        </w:rPr>
+        <w:t>.</w:t>
+      </w:r>
+    </w:p>
+    <w:p>
+      <w:pPr>
+        <w:rPr>
+          <w:sz w:val="22"/>
+        </w:rPr>
+      </w:pPr>
+      <w:proofErr w:type="gramStart"/>
+      <w:r>
+        <w:rPr>
+          <w:sz w:val="22"/>
+        </w:rPr>
+        <w:t>Exactly the same</w:t>
+      </w:r>
+      <w:proofErr w:type="gramEnd"/>
+      <w:r>
+        <w:rPr>
+          <w:sz w:val="22"/>
+        </w:rPr>
+        <w:t xml:space="preserve"> equation used in </w:t>
+      </w:r>
+      <w:proofErr w:type="spellStart"/>
+      <w:r>
+        <w:rPr>
+          <w:sz w:val="22"/>
+        </w:rPr>
+        <w:t>Colab</w:t>
+      </w:r>
+      <w:proofErr w:type="spellEnd"/>
+      <w:r>
+        <w:rPr>
+          <w:sz w:val="22"/>
+        </w:rPr>
+        <w:t>:</w:t>
+      </w:r>
+    </w:p>
+    <w:p>
+      <w:pPr>
+        <w:shd w:val="clear" w:color="auto" w:fill="F2F2F2"/>
+        <w:rPr>
+          <w:sz w:val="22"/>
+        </w:rPr>
+      </w:pPr>
+      <w:r>
+        <w:rPr>
+          <w:rFonts w:ascii="Courier New" w:hAnsi="Courier New" w:cs="Courier New"/>
+          <w:color w:val="000000"/>
+          <w:sz w:val="20"/>
+          <w:szCs w:val="20"/>
+        </w:rPr>
+        <w:t xml:space="preserve">error = </w:t>
+      </w:r>
+      <w:proofErr w:type="spellStart"/>
+      <w:proofErr w:type="gramStart"/>
+      <w:r>
+        <w:rPr>
+          <w:rFonts w:ascii="Courier New" w:hAnsi="Courier New" w:cs="Courier New"/>
+          <w:color w:val="000000"/>
+          <w:sz w:val="20"/>
+          <w:szCs w:val="20"/>
+        </w:rPr>
+        <w:t>np.mean</w:t>
+      </w:r>
+      <w:proofErr w:type="spellEnd"/>
+      <w:proofErr w:type="gramEnd"/>
+      <w:r>
+        <w:rPr>
+          <w:rFonts w:ascii="Courier New" w:hAnsi="Courier New" w:cs="Courier New"/>
+          <w:color w:val="000000"/>
+          <w:sz w:val="20"/>
+          <w:szCs w:val="20"/>
+        </w:rPr>
+        <w:t>(</w:t>
+      </w:r>
+      <w:r>
+        <w:rPr>
+          <w:rFonts w:ascii="Courier New" w:hAnsi="Courier New" w:cs="Courier New"/>
+          <w:color w:val="000000"/>
+          <w:sz w:val="20"/>
+          <w:szCs w:val="20"/>
+        </w:rPr>
+        <w:br/>
+        <w:t xml:space="preserve">    </w:t>
+      </w:r>
+      <w:proofErr w:type="spellStart"/>
+      <w:proofErr w:type="gramStart"/>
+      <w:r>
+        <w:rPr>
+          <w:rFonts w:ascii="Courier New" w:hAnsi="Courier New" w:cs="Courier New"/>
+          <w:color w:val="000000"/>
+          <w:sz w:val="20"/>
+          <w:szCs w:val="20"/>
+        </w:rPr>
+        <w:t>np.square</w:t>
+      </w:r>
+      <w:proofErr w:type="spellEnd"/>
+      <w:proofErr w:type="gramEnd"/>
+      <w:r>
+        <w:rPr>
+          <w:rFonts w:ascii="Courier New" w:hAnsi="Courier New" w:cs="Courier New"/>
+          <w:color w:val="000000"/>
+          <w:sz w:val="20"/>
+          <w:szCs w:val="20"/>
+        </w:rPr>
+        <w:t>(input-output)</w:t>
+      </w:r>
+      <w:r>
+        <w:rPr>
+          <w:rFonts w:ascii="Courier New" w:hAnsi="Courier New" w:cs="Courier New"/>
+          <w:color w:val="000000"/>
+          <w:sz w:val="20"/>
+          <w:szCs w:val="20"/>
+        </w:rPr>
+        <w:br/>
+        <w:t>)</w:t>
+      </w:r>
+    </w:p>
+    <w:p>
+      <w:pPr>
+        <w:rPr>
+          <w:sz w:val="22"/>
+        </w:rPr>
+      </w:pPr>
+      <w:r>
+        <w:rPr>
+          <w:sz w:val="22"/>
+        </w:rPr>
+        <w:t>STM32:</w:t>
+      </w:r>
+    </w:p>
+    <w:p>
+      <w:pPr>
+        <w:shd w:val="clear" w:color="auto" w:fill="F2F2F2"/>
+        <w:rPr>
+          <w:sz w:val="22"/>
+        </w:rPr>
+      </w:pPr>
+      <w:r>
+        <w:rPr>
+          <w:rFonts w:ascii="Courier New" w:hAnsi="Courier New" w:cs="Courier New"/>
+          <w:color w:val="000000"/>
+          <w:sz w:val="20"/>
+          <w:szCs w:val="20"/>
+        </w:rPr>
+        <w:t>float error;</w:t>
+      </w:r>
+      <w:r>
+        <w:rPr>
+          <w:rFonts w:ascii="Courier New" w:hAnsi="Courier New" w:cs="Courier New"/>
+          <w:color w:val="000000"/>
+          <w:sz w:val="20"/>
+          <w:szCs w:val="20"/>
+        </w:rPr>
+        <w:br/>
+        <w:t>error =</w:t>
+      </w:r>
+      <w:r>
+        <w:rPr>
+          <w:rFonts w:ascii="Courier New" w:hAnsi="Courier New" w:cs="Courier New"/>
+          <w:color w:val="000000"/>
+          <w:sz w:val="20"/>
+          <w:szCs w:val="20"/>
+        </w:rPr>
+        <w:br/>
+        <w:t>(</w:t>
+      </w:r>
+      <w:r>
+        <w:rPr>
+          <w:rFonts w:ascii="Courier New" w:hAnsi="Courier New" w:cs="Courier New"/>
+          <w:color w:val="000000"/>
+          <w:sz w:val="20"/>
+          <w:szCs w:val="20"/>
+        </w:rPr>
+        <w:br/>
+        <w:t>(</w:t>
+      </w:r>
+      <w:proofErr w:type="spellStart"/>
+      <w:r>
+        <w:rPr>
+          <w:rFonts w:ascii="Courier New" w:hAnsi="Courier New" w:cs="Courier New"/>
+          <w:color w:val="000000"/>
+          <w:sz w:val="20"/>
+          <w:szCs w:val="20"/>
+        </w:rPr>
+        <w:t>current_norm-current_</w:t>
+      </w:r>
+      <w:proofErr w:type="gramStart"/>
+      <w:r>
+        <w:rPr>
+          <w:rFonts w:ascii="Courier New" w:hAnsi="Courier New" w:cs="Courier New"/>
+          <w:color w:val="000000"/>
+          <w:sz w:val="20"/>
+          <w:szCs w:val="20"/>
+        </w:rPr>
+        <w:t>recon</w:t>
+      </w:r>
+      <w:proofErr w:type="spellEnd"/>
+      <w:r>
+        <w:rPr>
+          <w:rFonts w:ascii="Courier New" w:hAnsi="Courier New" w:cs="Courier New"/>
+          <w:color w:val="000000"/>
+          <w:sz w:val="20"/>
+          <w:szCs w:val="20"/>
+        </w:rPr>
+        <w:t>)*</w:t>
+      </w:r>
+      <w:proofErr w:type="gramEnd"/>
+      <w:r>
+        <w:rPr>
+          <w:rFonts w:ascii="Courier New" w:hAnsi="Courier New" w:cs="Courier New"/>
+          <w:color w:val="000000"/>
+          <w:sz w:val="20"/>
+          <w:szCs w:val="20"/>
+        </w:rPr>
+        <w:br/>
+        <w:t>(</w:t>
+      </w:r>
+      <w:proofErr w:type="spellStart"/>
+      <w:r>
+        <w:rPr>
+          <w:rFonts w:ascii="Courier New" w:hAnsi="Courier New" w:cs="Courier New"/>
+          <w:color w:val="000000"/>
+          <w:sz w:val="20"/>
+          <w:szCs w:val="20"/>
+        </w:rPr>
+        <w:t>current_norm-current_recon</w:t>
+      </w:r>
+      <w:proofErr w:type="spellEnd"/>
+      <w:r>
+        <w:rPr>
+          <w:rFonts w:ascii="Courier New" w:hAnsi="Courier New" w:cs="Courier New"/>
+          <w:color w:val="000000"/>
+          <w:sz w:val="20"/>
+          <w:szCs w:val="20"/>
+        </w:rPr>
+        <w:t>)</w:t>
+      </w:r>
+      <w:r>
+        <w:rPr>
+          <w:rFonts w:ascii="Courier New" w:hAnsi="Courier New" w:cs="Courier New"/>
+          <w:color w:val="000000"/>
+          <w:sz w:val="20"/>
+          <w:szCs w:val="20"/>
+        </w:rPr>
+        <w:br/>
+        <w:t>+</w:t>
+      </w:r>
+      <w:r>
+        <w:rPr>
+          <w:rFonts w:ascii="Courier New" w:hAnsi="Courier New" w:cs="Courier New"/>
+          <w:color w:val="000000"/>
+          <w:sz w:val="20"/>
+          <w:szCs w:val="20"/>
+        </w:rPr>
+        <w:br/>
+        <w:t>(</w:t>
+      </w:r>
+      <w:proofErr w:type="spellStart"/>
+      <w:r>
+        <w:rPr>
+          <w:rFonts w:ascii="Courier New" w:hAnsi="Courier New" w:cs="Courier New"/>
+          <w:color w:val="000000"/>
+          <w:sz w:val="20"/>
+          <w:szCs w:val="20"/>
+        </w:rPr>
+        <w:t>vibration_norm-vibration_</w:t>
+      </w:r>
+      <w:proofErr w:type="gramStart"/>
+      <w:r>
+        <w:rPr>
+          <w:rFonts w:ascii="Courier New" w:hAnsi="Courier New" w:cs="Courier New"/>
+          <w:color w:val="000000"/>
+          <w:sz w:val="20"/>
+          <w:szCs w:val="20"/>
+        </w:rPr>
+        <w:t>recon</w:t>
+      </w:r>
+      <w:proofErr w:type="spellEnd"/>
+      <w:r>
+        <w:rPr>
+          <w:rFonts w:ascii="Courier New" w:hAnsi="Courier New" w:cs="Courier New"/>
+          <w:color w:val="000000"/>
+          <w:sz w:val="20"/>
+          <w:szCs w:val="20"/>
+        </w:rPr>
+        <w:t>)*</w:t>
+      </w:r>
+      <w:proofErr w:type="gramEnd"/>
+      <w:r>
+        <w:rPr>
+          <w:rFonts w:ascii="Courier New" w:hAnsi="Courier New" w:cs="Courier New"/>
+          <w:color w:val="000000"/>
+          <w:sz w:val="20"/>
+          <w:szCs w:val="20"/>
+        </w:rPr>
+        <w:br/>
+        <w:t>(</w:t>
+      </w:r>
+      <w:proofErr w:type="spellStart"/>
+      <w:r>
+        <w:rPr>
+          <w:rFonts w:ascii="Courier New" w:hAnsi="Courier New" w:cs="Courier New"/>
+          <w:color w:val="000000"/>
+          <w:sz w:val="20"/>
+          <w:szCs w:val="20"/>
+        </w:rPr>
+        <w:t>vibration_norm-vibration_recon</w:t>
+      </w:r>
+      <w:proofErr w:type="spellEnd"/>
+      <w:r>
+        <w:rPr>
+          <w:rFonts w:ascii="Courier New" w:hAnsi="Courier New" w:cs="Courier New"/>
+          <w:color w:val="000000"/>
+          <w:sz w:val="20"/>
+          <w:szCs w:val="20"/>
+        </w:rPr>
+        <w:t>)</w:t>
+      </w:r>
+      <w:r>
+        <w:rPr>
+          <w:rFonts w:ascii="Courier New" w:hAnsi="Courier New" w:cs="Courier New"/>
+          <w:color w:val="000000"/>
+          <w:sz w:val="20"/>
+          <w:szCs w:val="20"/>
+        </w:rPr>
+        <w:br/>
+        <w:t>)/2.0f;</w:t>
+      </w:r>
+    </w:p>
+    <w:p>
+      <w:pPr>
+        <w:rPr>
+          <w:sz w:val="22"/>
+        </w:rPr>
+      </w:pPr>
+      <w:r>
+        <w:rPr>
+          <w:sz w:val="22"/>
+        </w:rPr>
+        <w:pict w14:anchorId="215552E7">
+          <v:rect id="_x0000_i1144" style="width:0;height:1.5pt" o:hralign="center" o:hrstd="t" o:hr="t" fillcolor="#a0a0a0" stroked="f"/>
+        </w:pict>
+      </w:r>
+    </w:p>
+    <w:p>
+      <w:pPr>
+        <w:rPr>
+          <w:b/>
+          <w:bCs/>
+          <w:sz w:val="22"/>
+        </w:rPr>
+      </w:pPr>
+      <w:r>
+        <w:rPr>
+          <w:b/>
+          <w:bCs/>
+          <w:sz w:val="22"/>
+        </w:rPr>
+        <w:lastRenderedPageBreak/>
+        <w:t>Step 9: Threshold</w:t>
+      </w:r>
+    </w:p>
+    <w:p>
+      <w:pPr>
+        <w:rPr>
+          <w:sz w:val="22"/>
+        </w:rPr>
+      </w:pPr>
+      <w:r>
+        <w:rPr>
+          <w:sz w:val="22"/>
+        </w:rPr>
+        <w:t xml:space="preserve">Use the threshold obtained in </w:t>
+      </w:r>
+      <w:proofErr w:type="spellStart"/>
+      <w:r>
+        <w:rPr>
+          <w:sz w:val="22"/>
+        </w:rPr>
+        <w:t>Colab</w:t>
+      </w:r>
+      <w:proofErr w:type="spellEnd"/>
+      <w:r>
+        <w:rPr>
+          <w:sz w:val="22"/>
+        </w:rPr>
+        <w:t>.</w:t>
+      </w:r>
+    </w:p>
+    <w:p>
+      <w:pPr>
+        <w:rPr>
+          <w:sz w:val="22"/>
+        </w:rPr>
+      </w:pPr>
+      <w:r>
+        <w:rPr>
+          <w:sz w:val="22"/>
+        </w:rPr>
+        <w:t>Example</w:t>
+      </w:r>
+    </w:p>
+    <w:p>
+      <w:pPr>
+        <w:shd w:val="clear" w:color="auto" w:fill="F2F2F2"/>
+        <w:rPr>
+          <w:sz w:val="22"/>
+        </w:rPr>
+      </w:pPr>
+      <w:r>
+        <w:rPr>
+          <w:rFonts w:ascii="Courier New" w:hAnsi="Courier New" w:cs="Courier New"/>
+          <w:color w:val="000000"/>
+          <w:sz w:val="20"/>
+          <w:szCs w:val="20"/>
+        </w:rPr>
+        <w:t>print(threshold)</w:t>
+      </w:r>
+    </w:p>
+    <w:p>
+      <w:pPr>
+        <w:rPr>
+          <w:sz w:val="22"/>
+        </w:rPr>
+      </w:pPr>
+      <w:r>
+        <w:rPr>
+          <w:sz w:val="22"/>
+        </w:rPr>
+        <w:t>Suppose</w:t>
+      </w:r>
+    </w:p>
+    <w:p>
+      <w:pPr>
+        <w:shd w:val="clear" w:color="auto" w:fill="F2F2F2"/>
+        <w:rPr>
+          <w:sz w:val="22"/>
+        </w:rPr>
+      </w:pPr>
+      <w:r>
+        <w:rPr>
+          <w:rFonts w:ascii="Courier New" w:hAnsi="Courier New" w:cs="Courier New"/>
+          <w:color w:val="000000"/>
+          <w:sz w:val="20"/>
+          <w:szCs w:val="20"/>
+        </w:rPr>
+        <w:t>0.045</w:t>
+      </w:r>
+    </w:p>
+    <w:p>
+      <w:pPr>
+        <w:rPr>
+          <w:sz w:val="22"/>
+        </w:rPr>
+      </w:pPr>
+      <w:r>
+        <w:rPr>
+          <w:sz w:val="22"/>
+        </w:rPr>
+        <w:t>STM32</w:t>
+      </w:r>
+    </w:p>
+    <w:p>
+      <w:pPr>
+        <w:shd w:val="clear" w:color="auto" w:fill="F2F2F2"/>
+        <w:rPr>
+          <w:sz w:val="22"/>
+        </w:rPr>
+      </w:pPr>
+      <w:r>
+        <w:rPr>
+          <w:rFonts w:ascii="Courier New" w:hAnsi="Courier New" w:cs="Courier New"/>
+          <w:color w:val="000000"/>
+          <w:sz w:val="20"/>
+          <w:szCs w:val="20"/>
+        </w:rPr>
+        <w:t>#define THRESHOLD 0.045f</w:t>
+      </w:r>
+    </w:p>
+    <w:p>
+      <w:pPr>
+        <w:rPr>
+          <w:sz w:val="22"/>
+        </w:rPr>
+      </w:pPr>
+      <w:r>
+        <w:rPr>
+          <w:sz w:val="22"/>
+        </w:rPr>
+        <w:pict w14:anchorId="615A3A30">
+          <v:rect id="_x0000_i1145" style="width:0;height:1.5pt" o:hralign="center" o:hrstd="t" o:hr="t" fillcolor="#a0a0a0" stroked="f"/>
+        </w:pict>
+      </w:r>
+    </w:p>
+    <w:p>
+      <w:pPr>
+        <w:rPr>
+          <w:b/>
+          <w:bCs/>
+          <w:sz w:val="22"/>
+        </w:rPr>
+      </w:pPr>
+      <w:r>
+        <w:rPr>
+          <w:b/>
+          <w:bCs/>
+          <w:sz w:val="22"/>
+        </w:rPr>
+        <w:t>Step 10: Decision</w:t>
+      </w:r>
+    </w:p>
+    <w:p>
+      <w:pPr>
+        <w:shd w:val="clear" w:color="auto" w:fill="F2F2F2"/>
+        <w:rPr>
+          <w:sz w:val="22"/>
+        </w:rPr>
+      </w:pPr>
+      <w:proofErr w:type="gramStart"/>
+      <w:r>
+        <w:rPr>
+          <w:rFonts w:ascii="Courier New" w:hAnsi="Courier New" w:cs="Courier New"/>
+          <w:color w:val="000000"/>
+          <w:sz w:val="20"/>
+          <w:szCs w:val="20"/>
+        </w:rPr>
+        <w:t>if(</w:t>
+      </w:r>
+      <w:proofErr w:type="gramEnd"/>
+      <w:r>
+        <w:rPr>
+          <w:rFonts w:ascii="Courier New" w:hAnsi="Courier New" w:cs="Courier New"/>
+          <w:color w:val="000000"/>
+          <w:sz w:val="20"/>
+          <w:szCs w:val="20"/>
+        </w:rPr>
+        <w:t>error &gt; THRESHOLD)</w:t>
+      </w:r>
+      <w:r>
+        <w:rPr>
+          <w:rFonts w:ascii="Courier New" w:hAnsi="Courier New" w:cs="Courier New"/>
+          <w:color w:val="000000"/>
+          <w:sz w:val="20"/>
+          <w:szCs w:val="20"/>
+        </w:rPr>
+        <w:br/>
+        <w:t>{</w:t>
+      </w:r>
+      <w:r>
+        <w:rPr>
+          <w:rFonts w:ascii="Courier New" w:hAnsi="Courier New" w:cs="Courier New"/>
+          <w:color w:val="000000"/>
+          <w:sz w:val="20"/>
+          <w:szCs w:val="20"/>
+        </w:rPr>
+        <w:br/>
+        <w:t xml:space="preserve">    </w:t>
+      </w:r>
+      <w:proofErr w:type="spellStart"/>
+      <w:r>
+        <w:rPr>
+          <w:rFonts w:ascii="Courier New" w:hAnsi="Courier New" w:cs="Courier New"/>
+          <w:color w:val="000000"/>
+          <w:sz w:val="20"/>
+          <w:szCs w:val="20"/>
+        </w:rPr>
+        <w:t>printf</w:t>
+      </w:r>
+      <w:proofErr w:type="spellEnd"/>
+      <w:r>
+        <w:rPr>
+          <w:rFonts w:ascii="Courier New" w:hAnsi="Courier New" w:cs="Courier New"/>
+          <w:color w:val="000000"/>
+          <w:sz w:val="20"/>
+          <w:szCs w:val="20"/>
+        </w:rPr>
+        <w:t>("ANOMALY\r\n");</w:t>
+      </w:r>
+      <w:r>
+        <w:rPr>
+          <w:rFonts w:ascii="Courier New" w:hAnsi="Courier New" w:cs="Courier New"/>
+          <w:color w:val="000000"/>
+          <w:sz w:val="20"/>
+          <w:szCs w:val="20"/>
+        </w:rPr>
+        <w:br/>
+        <w:t>}</w:t>
+      </w:r>
+      <w:r>
+        <w:rPr>
+          <w:rFonts w:ascii="Courier New" w:hAnsi="Courier New" w:cs="Courier New"/>
+          <w:color w:val="000000"/>
+          <w:sz w:val="20"/>
+          <w:szCs w:val="20"/>
+        </w:rPr>
+        <w:br/>
+        <w:t>else</w:t>
+      </w:r>
+      <w:r>
+        <w:rPr>
+          <w:rFonts w:ascii="Courier New" w:hAnsi="Courier New" w:cs="Courier New"/>
+          <w:color w:val="000000"/>
+          <w:sz w:val="20"/>
+          <w:szCs w:val="20"/>
+        </w:rPr>
+        <w:br/>
+        <w:t>{</w:t>
+      </w:r>
+      <w:r>
+        <w:rPr>
+          <w:rFonts w:ascii="Courier New" w:hAnsi="Courier New" w:cs="Courier New"/>
+          <w:color w:val="000000"/>
+          <w:sz w:val="20"/>
+          <w:szCs w:val="20"/>
+        </w:rPr>
+        <w:br/>
+        <w:t xml:space="preserve">    </w:t>
+      </w:r>
+      <w:proofErr w:type="spellStart"/>
+      <w:r>
+        <w:rPr>
+          <w:rFonts w:ascii="Courier New" w:hAnsi="Courier New" w:cs="Courier New"/>
+          <w:color w:val="000000"/>
+          <w:sz w:val="20"/>
+          <w:szCs w:val="20"/>
+        </w:rPr>
+        <w:t>printf</w:t>
+      </w:r>
+      <w:proofErr w:type="spellEnd"/>
+      <w:r>
+        <w:rPr>
+          <w:rFonts w:ascii="Courier New" w:hAnsi="Courier New" w:cs="Courier New"/>
+          <w:color w:val="000000"/>
+          <w:sz w:val="20"/>
+          <w:szCs w:val="20"/>
+        </w:rPr>
+        <w:t>("NORMAL\r\n");</w:t>
+      </w:r>
+      <w:r>
+        <w:rPr>
+          <w:rFonts w:ascii="Courier New" w:hAnsi="Courier New" w:cs="Courier New"/>
+          <w:color w:val="000000"/>
+          <w:sz w:val="20"/>
+          <w:szCs w:val="20"/>
+        </w:rPr>
+        <w:br/>
+        <w:t>}</w:t>
+      </w:r>
+    </w:p>
+    <w:p>
+      <w:pPr>
+        <w:rPr>
+          <w:sz w:val="22"/>
+        </w:rPr>
+      </w:pPr>
+      <w:r>
+        <w:rPr>
+          <w:sz w:val="22"/>
+        </w:rPr>
+        <w:pict w14:anchorId="5D772E35">
+          <v:rect id="_x0000_i1146" style="width:0;height:1.5pt" o:hralign="center" o:hrstd="t" o:hr="t" fillcolor="#a0a0a0" stroked="f"/>
+        </w:pict>
+      </w:r>
+    </w:p>
+    <w:p>
+      <w:pPr>
+        <w:rPr>
+          <w:b/>
+          <w:bCs/>
+          <w:sz w:val="22"/>
+        </w:rPr>
+      </w:pPr>
+      <w:r>
+        <w:rPr>
+          <w:b/>
+          <w:bCs/>
+          <w:sz w:val="22"/>
+        </w:rPr>
+        <w:t>Step 11: Display Everything</w:t>
+      </w:r>
+    </w:p>
+    <w:p>
+      <w:pPr>
+        <w:shd w:val="clear" w:color="auto" w:fill="F2F2F2"/>
+        <w:rPr>
+          <w:sz w:val="22"/>
+        </w:rPr>
+      </w:pPr>
+      <w:proofErr w:type="spellStart"/>
+      <w:proofErr w:type="gramStart"/>
+      <w:r>
+        <w:rPr>
+          <w:rFonts w:ascii="Courier New" w:hAnsi="Courier New" w:cs="Courier New"/>
+          <w:color w:val="000000"/>
+          <w:sz w:val="20"/>
+          <w:szCs w:val="20"/>
+        </w:rPr>
+        <w:t>printf</w:t>
+      </w:r>
+      <w:proofErr w:type="spellEnd"/>
+      <w:r>
+        <w:rPr>
+          <w:rFonts w:ascii="Courier New" w:hAnsi="Courier New" w:cs="Courier New"/>
+          <w:color w:val="000000"/>
+          <w:sz w:val="20"/>
+          <w:szCs w:val="20"/>
+        </w:rPr>
+        <w:t>(</w:t>
+      </w:r>
+      <w:proofErr w:type="gramEnd"/>
+      <w:r>
+        <w:rPr>
+          <w:rFonts w:ascii="Courier New" w:hAnsi="Courier New" w:cs="Courier New"/>
+          <w:color w:val="000000"/>
+          <w:sz w:val="20"/>
+          <w:szCs w:val="20"/>
+        </w:rPr>
+        <w:t>"</w:t>
+      </w:r>
+      <w:proofErr w:type="gramStart"/>
+      <w:r>
+        <w:rPr>
+          <w:rFonts w:ascii="Courier New" w:hAnsi="Courier New" w:cs="Courier New"/>
+          <w:color w:val="000000"/>
+          <w:sz w:val="20"/>
+          <w:szCs w:val="20"/>
+        </w:rPr>
+        <w:t>Current :</w:t>
+      </w:r>
+      <w:proofErr w:type="gramEnd"/>
+      <w:r>
+        <w:rPr>
+          <w:rFonts w:ascii="Courier New" w:hAnsi="Courier New" w:cs="Courier New"/>
+          <w:color w:val="000000"/>
+          <w:sz w:val="20"/>
+          <w:szCs w:val="20"/>
+        </w:rPr>
+        <w:t xml:space="preserve"> %.2f\r\</w:t>
+      </w:r>
+      <w:proofErr w:type="spellStart"/>
+      <w:r>
+        <w:rPr>
+          <w:rFonts w:ascii="Courier New" w:hAnsi="Courier New" w:cs="Courier New"/>
+          <w:color w:val="000000"/>
+          <w:sz w:val="20"/>
+          <w:szCs w:val="20"/>
+        </w:rPr>
+        <w:t>n</w:t>
+      </w:r>
+      <w:proofErr w:type="gramStart"/>
+      <w:r>
+        <w:rPr>
+          <w:rFonts w:ascii="Courier New" w:hAnsi="Courier New" w:cs="Courier New"/>
+          <w:color w:val="000000"/>
+          <w:sz w:val="20"/>
+          <w:szCs w:val="20"/>
+        </w:rPr>
+        <w:t>",current</w:t>
+      </w:r>
+      <w:proofErr w:type="spellEnd"/>
+      <w:proofErr w:type="gramEnd"/>
+      <w:r>
+        <w:rPr>
+          <w:rFonts w:ascii="Courier New" w:hAnsi="Courier New" w:cs="Courier New"/>
+          <w:color w:val="000000"/>
+          <w:sz w:val="20"/>
+          <w:szCs w:val="20"/>
+        </w:rPr>
+        <w:t>);</w:t>
+      </w:r>
+      <w:r>
+        <w:rPr>
+          <w:rFonts w:ascii="Courier New" w:hAnsi="Courier New" w:cs="Courier New"/>
+          <w:color w:val="000000"/>
+          <w:sz w:val="20"/>
+          <w:szCs w:val="20"/>
+        </w:rPr>
+        <w:br/>
+      </w:r>
+      <w:proofErr w:type="spellStart"/>
+      <w:proofErr w:type="gramStart"/>
+      <w:r>
+        <w:rPr>
+          <w:rFonts w:ascii="Courier New" w:hAnsi="Courier New" w:cs="Courier New"/>
+          <w:color w:val="000000"/>
+          <w:sz w:val="20"/>
+          <w:szCs w:val="20"/>
+        </w:rPr>
+        <w:t>printf</w:t>
+      </w:r>
+      <w:proofErr w:type="spellEnd"/>
+      <w:r>
+        <w:rPr>
+          <w:rFonts w:ascii="Courier New" w:hAnsi="Courier New" w:cs="Courier New"/>
+          <w:color w:val="000000"/>
+          <w:sz w:val="20"/>
+          <w:szCs w:val="20"/>
+        </w:rPr>
+        <w:t>(</w:t>
+      </w:r>
+      <w:proofErr w:type="gramEnd"/>
+      <w:r>
+        <w:rPr>
+          <w:rFonts w:ascii="Courier New" w:hAnsi="Courier New" w:cs="Courier New"/>
+          <w:color w:val="000000"/>
+          <w:sz w:val="20"/>
+          <w:szCs w:val="20"/>
+        </w:rPr>
+        <w:t>"</w:t>
+      </w:r>
+      <w:proofErr w:type="gramStart"/>
+      <w:r>
+        <w:rPr>
+          <w:rFonts w:ascii="Courier New" w:hAnsi="Courier New" w:cs="Courier New"/>
+          <w:color w:val="000000"/>
+          <w:sz w:val="20"/>
+          <w:szCs w:val="20"/>
+        </w:rPr>
+        <w:t>Vibration :</w:t>
+      </w:r>
+      <w:proofErr w:type="gramEnd"/>
+      <w:r>
+        <w:rPr>
+          <w:rFonts w:ascii="Courier New" w:hAnsi="Courier New" w:cs="Courier New"/>
+          <w:color w:val="000000"/>
+          <w:sz w:val="20"/>
+          <w:szCs w:val="20"/>
+        </w:rPr>
+        <w:t xml:space="preserve"> %.2f\r\</w:t>
+      </w:r>
+      <w:proofErr w:type="spellStart"/>
+      <w:r>
+        <w:rPr>
+          <w:rFonts w:ascii="Courier New" w:hAnsi="Courier New" w:cs="Courier New"/>
+          <w:color w:val="000000"/>
+          <w:sz w:val="20"/>
+          <w:szCs w:val="20"/>
+        </w:rPr>
+        <w:t>n</w:t>
+      </w:r>
+      <w:proofErr w:type="gramStart"/>
+      <w:r>
+        <w:rPr>
+          <w:rFonts w:ascii="Courier New" w:hAnsi="Courier New" w:cs="Courier New"/>
+          <w:color w:val="000000"/>
+          <w:sz w:val="20"/>
+          <w:szCs w:val="20"/>
+        </w:rPr>
+        <w:t>",vibration</w:t>
+      </w:r>
+      <w:proofErr w:type="spellEnd"/>
+      <w:proofErr w:type="gramEnd"/>
+      <w:r>
+        <w:rPr>
+          <w:rFonts w:ascii="Courier New" w:hAnsi="Courier New" w:cs="Courier New"/>
+          <w:color w:val="000000"/>
+          <w:sz w:val="20"/>
+          <w:szCs w:val="20"/>
+        </w:rPr>
+        <w:t>);</w:t>
+      </w:r>
+      <w:r>
+        <w:rPr>
+          <w:rFonts w:ascii="Courier New" w:hAnsi="Courier New" w:cs="Courier New"/>
+          <w:color w:val="000000"/>
+          <w:sz w:val="20"/>
+          <w:szCs w:val="20"/>
+        </w:rPr>
+        <w:br/>
+      </w:r>
+      <w:proofErr w:type="spellStart"/>
+      <w:proofErr w:type="gramStart"/>
+      <w:r>
+        <w:rPr>
+          <w:rFonts w:ascii="Courier New" w:hAnsi="Courier New" w:cs="Courier New"/>
+          <w:color w:val="000000"/>
+          <w:sz w:val="20"/>
+          <w:szCs w:val="20"/>
+        </w:rPr>
+        <w:t>printf</w:t>
+      </w:r>
+      <w:proofErr w:type="spellEnd"/>
+      <w:r>
+        <w:rPr>
+          <w:rFonts w:ascii="Courier New" w:hAnsi="Courier New" w:cs="Courier New"/>
+          <w:color w:val="000000"/>
+          <w:sz w:val="20"/>
+          <w:szCs w:val="20"/>
+        </w:rPr>
+        <w:t>(</w:t>
+      </w:r>
+      <w:proofErr w:type="gramEnd"/>
+      <w:r>
+        <w:rPr>
+          <w:rFonts w:ascii="Courier New" w:hAnsi="Courier New" w:cs="Courier New"/>
+          <w:color w:val="000000"/>
+          <w:sz w:val="20"/>
+          <w:szCs w:val="20"/>
+        </w:rPr>
+        <w:t>"</w:t>
+      </w:r>
+      <w:proofErr w:type="gramStart"/>
+      <w:r>
+        <w:rPr>
+          <w:rFonts w:ascii="Courier New" w:hAnsi="Courier New" w:cs="Courier New"/>
+          <w:color w:val="000000"/>
+          <w:sz w:val="20"/>
+          <w:szCs w:val="20"/>
+        </w:rPr>
+        <w:t>Error :</w:t>
+      </w:r>
+      <w:proofErr w:type="gramEnd"/>
+      <w:r>
+        <w:rPr>
+          <w:rFonts w:ascii="Courier New" w:hAnsi="Courier New" w:cs="Courier New"/>
+          <w:color w:val="000000"/>
+          <w:sz w:val="20"/>
+          <w:szCs w:val="20"/>
+        </w:rPr>
+        <w:t xml:space="preserve"> %.5f\r\</w:t>
+      </w:r>
+      <w:proofErr w:type="spellStart"/>
+      <w:r>
+        <w:rPr>
+          <w:rFonts w:ascii="Courier New" w:hAnsi="Courier New" w:cs="Courier New"/>
+          <w:color w:val="000000"/>
+          <w:sz w:val="20"/>
+          <w:szCs w:val="20"/>
+        </w:rPr>
+        <w:t>n</w:t>
+      </w:r>
+      <w:proofErr w:type="gramStart"/>
+      <w:r>
+        <w:rPr>
+          <w:rFonts w:ascii="Courier New" w:hAnsi="Courier New" w:cs="Courier New"/>
+          <w:color w:val="000000"/>
+          <w:sz w:val="20"/>
+          <w:szCs w:val="20"/>
+        </w:rPr>
+        <w:t>",error</w:t>
+      </w:r>
+      <w:proofErr w:type="spellEnd"/>
+      <w:proofErr w:type="gramEnd"/>
+      <w:r>
+        <w:rPr>
+          <w:rFonts w:ascii="Courier New" w:hAnsi="Courier New" w:cs="Courier New"/>
+          <w:color w:val="000000"/>
+          <w:sz w:val="20"/>
+          <w:szCs w:val="20"/>
+        </w:rPr>
+        <w:t>);</w:t>
+      </w:r>
+      <w:r>
+        <w:rPr>
+          <w:rFonts w:ascii="Courier New" w:hAnsi="Courier New" w:cs="Courier New"/>
+          <w:color w:val="000000"/>
+          <w:sz w:val="20"/>
+          <w:szCs w:val="20"/>
+        </w:rPr>
+        <w:br/>
+      </w:r>
+      <w:proofErr w:type="gramStart"/>
+      <w:r>
+        <w:rPr>
+          <w:rFonts w:ascii="Courier New" w:hAnsi="Courier New" w:cs="Courier New"/>
+          <w:color w:val="000000"/>
+          <w:sz w:val="20"/>
+          <w:szCs w:val="20"/>
+        </w:rPr>
+        <w:t>if(</w:t>
+      </w:r>
+      <w:proofErr w:type="gramEnd"/>
+      <w:r>
+        <w:rPr>
+          <w:rFonts w:ascii="Courier New" w:hAnsi="Courier New" w:cs="Courier New"/>
+          <w:color w:val="000000"/>
+          <w:sz w:val="20"/>
+          <w:szCs w:val="20"/>
+        </w:rPr>
+        <w:t>error &gt; THRESHOLD)</w:t>
+      </w:r>
+      <w:r>
+        <w:rPr>
+          <w:rFonts w:ascii="Courier New" w:hAnsi="Courier New" w:cs="Courier New"/>
+          <w:color w:val="000000"/>
+          <w:sz w:val="20"/>
+          <w:szCs w:val="20"/>
+        </w:rPr>
+        <w:br/>
+        <w:t>{</w:t>
+      </w:r>
+      <w:r>
+        <w:rPr>
+          <w:rFonts w:ascii="Courier New" w:hAnsi="Courier New" w:cs="Courier New"/>
+          <w:color w:val="000000"/>
+          <w:sz w:val="20"/>
+          <w:szCs w:val="20"/>
+        </w:rPr>
+        <w:br/>
+        <w:t xml:space="preserve">    </w:t>
+      </w:r>
+      <w:proofErr w:type="spellStart"/>
+      <w:proofErr w:type="gramStart"/>
+      <w:r>
+        <w:rPr>
+          <w:rFonts w:ascii="Courier New" w:hAnsi="Courier New" w:cs="Courier New"/>
+          <w:color w:val="000000"/>
+          <w:sz w:val="20"/>
+          <w:szCs w:val="20"/>
+        </w:rPr>
+        <w:t>printf</w:t>
+      </w:r>
+      <w:proofErr w:type="spellEnd"/>
+      <w:r>
+        <w:rPr>
+          <w:rFonts w:ascii="Courier New" w:hAnsi="Courier New" w:cs="Courier New"/>
+          <w:color w:val="000000"/>
+          <w:sz w:val="20"/>
+          <w:szCs w:val="20"/>
+        </w:rPr>
+        <w:t>(</w:t>
+      </w:r>
+      <w:proofErr w:type="gramEnd"/>
+      <w:r>
+        <w:rPr>
+          <w:rFonts w:ascii="Courier New" w:hAnsi="Courier New" w:cs="Courier New"/>
+          <w:color w:val="000000"/>
+          <w:sz w:val="20"/>
+          <w:szCs w:val="20"/>
+        </w:rPr>
+        <w:t>"</w:t>
+      </w:r>
+      <w:proofErr w:type="gramStart"/>
+      <w:r>
+        <w:rPr>
+          <w:rFonts w:ascii="Courier New" w:hAnsi="Courier New" w:cs="Courier New"/>
+          <w:color w:val="000000"/>
+          <w:sz w:val="20"/>
+          <w:szCs w:val="20"/>
+        </w:rPr>
+        <w:t>Status :</w:t>
+      </w:r>
+      <w:proofErr w:type="gramEnd"/>
+      <w:r>
+        <w:rPr>
+          <w:rFonts w:ascii="Courier New" w:hAnsi="Courier New" w:cs="Courier New"/>
+          <w:color w:val="000000"/>
+          <w:sz w:val="20"/>
+          <w:szCs w:val="20"/>
+        </w:rPr>
+        <w:t xml:space="preserve"> ANOMALY\r\n");</w:t>
+      </w:r>
+      <w:r>
+        <w:rPr>
+          <w:rFonts w:ascii="Courier New" w:hAnsi="Courier New" w:cs="Courier New"/>
+          <w:color w:val="000000"/>
+          <w:sz w:val="20"/>
+          <w:szCs w:val="20"/>
+        </w:rPr>
+        <w:br/>
+        <w:t>}</w:t>
+      </w:r>
+      <w:r>
+        <w:rPr>
+          <w:rFonts w:ascii="Courier New" w:hAnsi="Courier New" w:cs="Courier New"/>
+          <w:color w:val="000000"/>
+          <w:sz w:val="20"/>
+          <w:szCs w:val="20"/>
+        </w:rPr>
+        <w:br/>
+        <w:t>else</w:t>
+      </w:r>
+      <w:r>
+        <w:rPr>
+          <w:rFonts w:ascii="Courier New" w:hAnsi="Courier New" w:cs="Courier New"/>
+          <w:color w:val="000000"/>
+          <w:sz w:val="20"/>
+          <w:szCs w:val="20"/>
+        </w:rPr>
+        <w:br/>
+        <w:t>{</w:t>
+      </w:r>
+      <w:r>
+        <w:rPr>
+          <w:rFonts w:ascii="Courier New" w:hAnsi="Courier New" w:cs="Courier New"/>
+          <w:color w:val="000000"/>
+          <w:sz w:val="20"/>
+          <w:szCs w:val="20"/>
+        </w:rPr>
+        <w:br/>
+        <w:t xml:space="preserve">    </w:t>
+      </w:r>
+      <w:proofErr w:type="spellStart"/>
+      <w:proofErr w:type="gramStart"/>
+      <w:r>
+        <w:rPr>
+          <w:rFonts w:ascii="Courier New" w:hAnsi="Courier New" w:cs="Courier New"/>
+          <w:color w:val="000000"/>
+          <w:sz w:val="20"/>
+          <w:szCs w:val="20"/>
+        </w:rPr>
+        <w:t>printf</w:t>
+      </w:r>
+      <w:proofErr w:type="spellEnd"/>
+      <w:r>
+        <w:rPr>
+          <w:rFonts w:ascii="Courier New" w:hAnsi="Courier New" w:cs="Courier New"/>
+          <w:color w:val="000000"/>
+          <w:sz w:val="20"/>
+          <w:szCs w:val="20"/>
+        </w:rPr>
+        <w:t>(</w:t>
+      </w:r>
+      <w:proofErr w:type="gramEnd"/>
+      <w:r>
+        <w:rPr>
+          <w:rFonts w:ascii="Courier New" w:hAnsi="Courier New" w:cs="Courier New"/>
+          <w:color w:val="000000"/>
+          <w:sz w:val="20"/>
+          <w:szCs w:val="20"/>
+        </w:rPr>
+        <w:t>"</w:t>
+      </w:r>
+      <w:proofErr w:type="gramStart"/>
+      <w:r>
+        <w:rPr>
+          <w:rFonts w:ascii="Courier New" w:hAnsi="Courier New" w:cs="Courier New"/>
+          <w:color w:val="000000"/>
+          <w:sz w:val="20"/>
+          <w:szCs w:val="20"/>
+        </w:rPr>
+        <w:t>Status :</w:t>
+      </w:r>
+      <w:proofErr w:type="gramEnd"/>
+      <w:r>
+        <w:rPr>
+          <w:rFonts w:ascii="Courier New" w:hAnsi="Courier New" w:cs="Courier New"/>
+          <w:color w:val="000000"/>
+          <w:sz w:val="20"/>
+          <w:szCs w:val="20"/>
+        </w:rPr>
+        <w:t xml:space="preserve"> NORMAL\r\n");</w:t>
+      </w:r>
+      <w:r>
+        <w:rPr>
+          <w:rFonts w:ascii="Courier New" w:hAnsi="Courier New" w:cs="Courier New"/>
+          <w:color w:val="000000"/>
+          <w:sz w:val="20"/>
+          <w:szCs w:val="20"/>
+        </w:rPr>
+        <w:br/>
+        <w:t>}</w:t>
+      </w:r>
+    </w:p>
+    <w:p>
+      <w:pPr>
+        <w:rPr>
+          <w:sz w:val="22"/>
+        </w:rPr>
+      </w:pPr>
+      <w:r>
+        <w:rPr>
+          <w:sz w:val="22"/>
+        </w:rPr>
+        <w:t>Example</w:t>
+      </w:r>
+    </w:p>
+    <w:p>
+      <w:pPr>
+        <w:shd w:val="clear" w:color="auto" w:fill="F2F2F2"/>
+        <w:rPr>
+          <w:sz w:val="22"/>
+        </w:rPr>
+      </w:pPr>
+      <w:proofErr w:type="gramStart"/>
+      <w:r>
+        <w:rPr>
+          <w:rFonts w:ascii="Courier New" w:hAnsi="Courier New" w:cs="Courier New"/>
+          <w:color w:val="000000"/>
+          <w:sz w:val="20"/>
+          <w:szCs w:val="20"/>
+        </w:rPr>
+        <w:t>Current :</w:t>
+      </w:r>
+      <w:proofErr w:type="gramEnd"/>
+      <w:r>
+        <w:rPr>
+          <w:rFonts w:ascii="Courier New" w:hAnsi="Courier New" w:cs="Courier New"/>
+          <w:color w:val="000000"/>
+          <w:sz w:val="20"/>
+          <w:szCs w:val="20"/>
+        </w:rPr>
+        <w:t xml:space="preserve"> 2.10</w:t>
+      </w:r>
+      <w:r>
+        <w:rPr>
+          <w:rFonts w:ascii="Courier New" w:hAnsi="Courier New" w:cs="Courier New"/>
+          <w:color w:val="000000"/>
+          <w:sz w:val="20"/>
+          <w:szCs w:val="20"/>
+        </w:rPr>
+        <w:br/>
+      </w:r>
+      <w:proofErr w:type="gramStart"/>
+      <w:r>
+        <w:rPr>
+          <w:rFonts w:ascii="Courier New" w:hAnsi="Courier New" w:cs="Courier New"/>
+          <w:color w:val="000000"/>
+          <w:sz w:val="20"/>
+          <w:szCs w:val="20"/>
+        </w:rPr>
+        <w:t>Vibration :</w:t>
+      </w:r>
+      <w:proofErr w:type="gramEnd"/>
+      <w:r>
+        <w:rPr>
+          <w:rFonts w:ascii="Courier New" w:hAnsi="Courier New" w:cs="Courier New"/>
+          <w:color w:val="000000"/>
+          <w:sz w:val="20"/>
+          <w:szCs w:val="20"/>
+        </w:rPr>
+        <w:t xml:space="preserve"> 0.18</w:t>
+      </w:r>
+      <w:r>
+        <w:rPr>
+          <w:rFonts w:ascii="Courier New" w:hAnsi="Courier New" w:cs="Courier New"/>
+          <w:color w:val="000000"/>
+          <w:sz w:val="20"/>
+          <w:szCs w:val="20"/>
+        </w:rPr>
+        <w:br/>
+      </w:r>
+      <w:proofErr w:type="gramStart"/>
+      <w:r>
+        <w:rPr>
+          <w:rFonts w:ascii="Courier New" w:hAnsi="Courier New" w:cs="Courier New"/>
+          <w:color w:val="000000"/>
+          <w:sz w:val="20"/>
+          <w:szCs w:val="20"/>
+        </w:rPr>
+        <w:lastRenderedPageBreak/>
+        <w:t>Error :</w:t>
+      </w:r>
+      <w:proofErr w:type="gramEnd"/>
+      <w:r>
+        <w:rPr>
+          <w:rFonts w:ascii="Courier New" w:hAnsi="Courier New" w:cs="Courier New"/>
+          <w:color w:val="000000"/>
+          <w:sz w:val="20"/>
+          <w:szCs w:val="20"/>
+        </w:rPr>
+        <w:t xml:space="preserve"> 0.0041</w:t>
+      </w:r>
+      <w:r>
+        <w:rPr>
+          <w:rFonts w:ascii="Courier New" w:hAnsi="Courier New" w:cs="Courier New"/>
+          <w:color w:val="000000"/>
+          <w:sz w:val="20"/>
+          <w:szCs w:val="20"/>
+        </w:rPr>
+        <w:br/>
+      </w:r>
+      <w:proofErr w:type="gramStart"/>
+      <w:r>
+        <w:rPr>
+          <w:rFonts w:ascii="Courier New" w:hAnsi="Courier New" w:cs="Courier New"/>
+          <w:color w:val="000000"/>
+          <w:sz w:val="20"/>
+          <w:szCs w:val="20"/>
+        </w:rPr>
+        <w:t>Status :</w:t>
+      </w:r>
+      <w:proofErr w:type="gramEnd"/>
+      <w:r>
+        <w:rPr>
+          <w:rFonts w:ascii="Courier New" w:hAnsi="Courier New" w:cs="Courier New"/>
+          <w:color w:val="000000"/>
+          <w:sz w:val="20"/>
+          <w:szCs w:val="20"/>
+        </w:rPr>
+        <w:t xml:space="preserve"> NORMAL</w:t>
+      </w:r>
+    </w:p>
+    <w:p>
+      <w:pPr>
+        <w:rPr>
+          <w:sz w:val="22"/>
+        </w:rPr>
+      </w:pPr>
+      <w:r>
+        <w:rPr>
+          <w:sz w:val="22"/>
+        </w:rPr>
+        <w:pict w14:anchorId="4034A13D">
+          <v:rect id="_x0000_i1147" style="width:0;height:1.5pt" o:hralign="center" o:hrstd="t" o:hr="t" fillcolor="#a0a0a0" stroked="f"/>
+        </w:pict>
+      </w:r>
+    </w:p>
+    <w:p>
+      <w:pPr>
+        <w:rPr>
+          <w:sz w:val="22"/>
+        </w:rPr>
+      </w:pPr>
+      <w:r>
+        <w:rPr>
+          <w:sz w:val="22"/>
+        </w:rPr>
+        <w:t>Another example</w:t>
+      </w:r>
+    </w:p>
+    <w:p>
+      <w:pPr>
+        <w:shd w:val="clear" w:color="auto" w:fill="F2F2F2"/>
+        <w:rPr>
+          <w:sz w:val="22"/>
+        </w:rPr>
+      </w:pPr>
+      <w:proofErr w:type="gramStart"/>
+      <w:r>
+        <w:rPr>
+          <w:rFonts w:ascii="Courier New" w:hAnsi="Courier New" w:cs="Courier New"/>
+          <w:color w:val="000000"/>
+          <w:sz w:val="20"/>
+          <w:szCs w:val="20"/>
+        </w:rPr>
+        <w:t>Current :</w:t>
+      </w:r>
+      <w:proofErr w:type="gramEnd"/>
+      <w:r>
+        <w:rPr>
+          <w:rFonts w:ascii="Courier New" w:hAnsi="Courier New" w:cs="Courier New"/>
+          <w:color w:val="000000"/>
+          <w:sz w:val="20"/>
+          <w:szCs w:val="20"/>
+        </w:rPr>
+        <w:t xml:space="preserve"> 5.60</w:t>
+      </w:r>
+      <w:r>
+        <w:rPr>
+          <w:rFonts w:ascii="Courier New" w:hAnsi="Courier New" w:cs="Courier New"/>
+          <w:color w:val="000000"/>
+          <w:sz w:val="20"/>
+          <w:szCs w:val="20"/>
+        </w:rPr>
+        <w:br/>
+      </w:r>
+      <w:proofErr w:type="gramStart"/>
+      <w:r>
+        <w:rPr>
+          <w:rFonts w:ascii="Courier New" w:hAnsi="Courier New" w:cs="Courier New"/>
+          <w:color w:val="000000"/>
+          <w:sz w:val="20"/>
+          <w:szCs w:val="20"/>
+        </w:rPr>
+        <w:t>Vibration :</w:t>
+      </w:r>
+      <w:proofErr w:type="gramEnd"/>
+      <w:r>
+        <w:rPr>
+          <w:rFonts w:ascii="Courier New" w:hAnsi="Courier New" w:cs="Courier New"/>
+          <w:color w:val="000000"/>
+          <w:sz w:val="20"/>
+          <w:szCs w:val="20"/>
+        </w:rPr>
+        <w:t xml:space="preserve"> 1.90</w:t>
+      </w:r>
+      <w:r>
+        <w:rPr>
+          <w:rFonts w:ascii="Courier New" w:hAnsi="Courier New" w:cs="Courier New"/>
+          <w:color w:val="000000"/>
+          <w:sz w:val="20"/>
+          <w:szCs w:val="20"/>
+        </w:rPr>
+        <w:br/>
+      </w:r>
+      <w:proofErr w:type="gramStart"/>
+      <w:r>
+        <w:rPr>
+          <w:rFonts w:ascii="Courier New" w:hAnsi="Courier New" w:cs="Courier New"/>
+          <w:color w:val="000000"/>
+          <w:sz w:val="20"/>
+          <w:szCs w:val="20"/>
+        </w:rPr>
+        <w:t>Error :</w:t>
+      </w:r>
+      <w:proofErr w:type="gramEnd"/>
+      <w:r>
+        <w:rPr>
+          <w:rFonts w:ascii="Courier New" w:hAnsi="Courier New" w:cs="Courier New"/>
+          <w:color w:val="000000"/>
+          <w:sz w:val="20"/>
+          <w:szCs w:val="20"/>
+        </w:rPr>
+        <w:t xml:space="preserve"> 3.18</w:t>
+      </w:r>
+      <w:r>
+        <w:rPr>
+          <w:rFonts w:ascii="Courier New" w:hAnsi="Courier New" w:cs="Courier New"/>
+          <w:color w:val="000000"/>
+          <w:sz w:val="20"/>
+          <w:szCs w:val="20"/>
+        </w:rPr>
+        <w:br/>
+      </w:r>
+      <w:proofErr w:type="gramStart"/>
+      <w:r>
+        <w:rPr>
+          <w:rFonts w:ascii="Courier New" w:hAnsi="Courier New" w:cs="Courier New"/>
+          <w:color w:val="000000"/>
+          <w:sz w:val="20"/>
+          <w:szCs w:val="20"/>
+        </w:rPr>
+        <w:t>Status :</w:t>
+      </w:r>
+      <w:proofErr w:type="gramEnd"/>
+      <w:r>
+        <w:rPr>
+          <w:rFonts w:ascii="Courier New" w:hAnsi="Courier New" w:cs="Courier New"/>
+          <w:color w:val="000000"/>
+          <w:sz w:val="20"/>
+          <w:szCs w:val="20"/>
+        </w:rPr>
+        <w:t xml:space="preserve"> ANOMALY</w:t>
+      </w:r>
+    </w:p>
+    <w:p>
+      <w:pPr>
+        <w:rPr>
+          <w:sz w:val="22"/>
+        </w:rPr>
+      </w:pPr>
+      <w:r>
+        <w:rPr>
+          <w:sz w:val="22"/>
+        </w:rPr>
+        <w:pict w14:anchorId="3E1A6FE9">
+          <v:rect id="_x0000_i1148" style="width:0;height:1.5pt" o:hralign="center" o:hrstd="t" o:hr="t" fillcolor="#a0a0a0" stroked="f"/>
+        </w:pict>
+      </w:r>
+    </w:p>
+    <w:p>
+      <w:pPr>
+        <w:rPr>
+          <w:b/>
+          <w:bCs/>
+          <w:sz w:val="22"/>
+        </w:rPr>
+      </w:pPr>
+      <w:r>
+        <w:rPr>
+          <w:b/>
+          <w:bCs/>
+          <w:sz w:val="22"/>
+        </w:rPr>
+        <w:t>Complete Main Loop</w:t>
+      </w:r>
+    </w:p>
+    <w:p>
+      <w:pPr>
+        <w:shd w:val="clear" w:color="auto" w:fill="F2F2F2"/>
+        <w:rPr>
+          <w:sz w:val="22"/>
+        </w:rPr>
+      </w:pPr>
+      <w:proofErr w:type="gramStart"/>
+      <w:r>
+        <w:rPr>
+          <w:rFonts w:ascii="Courier New" w:hAnsi="Courier New" w:cs="Courier New"/>
+          <w:color w:val="000000"/>
+          <w:sz w:val="20"/>
+          <w:szCs w:val="20"/>
+        </w:rPr>
+        <w:t>while(</w:t>
+      </w:r>
+      <w:proofErr w:type="gramEnd"/>
+      <w:r>
+        <w:rPr>
+          <w:rFonts w:ascii="Courier New" w:hAnsi="Courier New" w:cs="Courier New"/>
+          <w:color w:val="000000"/>
+          <w:sz w:val="20"/>
+          <w:szCs w:val="20"/>
+        </w:rPr>
+        <w:t>1)</w:t>
+      </w:r>
+    </w:p>
+    <w:p>
+      <w:pPr>
+        <w:rPr>
+          <w:sz w:val="22"/>
+        </w:rPr>
+      </w:pPr>
+      <w:r>
+        <w:rPr>
+          <w:sz w:val="22"/>
+        </w:rPr>
+        <w:t>↓</w:t>
+      </w:r>
+    </w:p>
+    <w:p>
+      <w:pPr>
+        <w:rPr>
+          <w:sz w:val="22"/>
+        </w:rPr>
+      </w:pPr>
+      <w:r>
+        <w:rPr>
+          <w:sz w:val="22"/>
+        </w:rPr>
+        <w:t>Read Current</w:t>
+      </w:r>
+    </w:p>
+    <w:p>
+      <w:pPr>
+        <w:rPr>
+          <w:sz w:val="22"/>
+        </w:rPr>
+      </w:pPr>
+      <w:r>
+        <w:rPr>
+          <w:sz w:val="22"/>
+        </w:rPr>
+        <w:t>↓</w:t>
+      </w:r>
+    </w:p>
+    <w:p>
+      <w:pPr>
+        <w:rPr>
+          <w:sz w:val="22"/>
+        </w:rPr>
+      </w:pPr>
+      <w:r>
+        <w:rPr>
+          <w:sz w:val="22"/>
+        </w:rPr>
+        <w:t>Read Vibration</w:t>
+      </w:r>
+    </w:p>
+    <w:p>
+      <w:pPr>
+        <w:rPr>
+          <w:sz w:val="22"/>
+        </w:rPr>
+      </w:pPr>
+      <w:r>
+        <w:rPr>
+          <w:sz w:val="22"/>
+        </w:rPr>
+        <w:t>↓</w:t>
+      </w:r>
+    </w:p>
+    <w:p>
+      <w:pPr>
+        <w:rPr>
+          <w:sz w:val="22"/>
+        </w:rPr>
+      </w:pPr>
+      <w:r>
+        <w:rPr>
+          <w:sz w:val="22"/>
+        </w:rPr>
+        <w:t>Normalize</w:t>
+      </w:r>
+    </w:p>
+    <w:p>
+      <w:pPr>
+        <w:rPr>
+          <w:sz w:val="22"/>
+        </w:rPr>
+      </w:pPr>
+      <w:r>
+        <w:rPr>
+          <w:sz w:val="22"/>
+        </w:rPr>
+        <w:t>AI Run</w:t>
+      </w:r>
+    </w:p>
+    <w:p>
+      <w:pPr>
+        <w:rPr>
+          <w:sz w:val="22"/>
+        </w:rPr>
+      </w:pPr>
+      <w:r>
+        <w:rPr>
+          <w:sz w:val="22"/>
+        </w:rPr>
+        <w:t>Read Reconstruction</w:t>
+      </w:r>
+    </w:p>
+    <w:p>
+      <w:pPr>
+        <w:rPr>
+          <w:sz w:val="22"/>
+        </w:rPr>
+      </w:pPr>
+      <w:r>
+        <w:rPr>
+          <w:sz w:val="22"/>
+        </w:rPr>
+        <w:t>Compute Error</w:t>
+      </w:r>
+    </w:p>
+    <w:p>
+      <w:pPr>
+        <w:rPr>
+          <w:sz w:val="22"/>
+        </w:rPr>
+      </w:pPr>
+      <w:r>
+        <w:rPr>
+          <w:sz w:val="22"/>
+        </w:rPr>
+        <w:t>Compare Threshold</w:t>
+      </w:r>
+    </w:p>
+    <w:p>
+      <w:pPr>
+        <w:rPr>
+          <w:sz w:val="22"/>
+        </w:rPr>
+      </w:pPr>
+      <w:r>
+        <w:rPr>
+          <w:sz w:val="22"/>
+        </w:rPr>
+        <w:t>Print Status</w:t>
+      </w:r>
+    </w:p>
+    <w:p>
+      <w:pPr>
+        <w:rPr>
+          <w:sz w:val="22"/>
+        </w:rPr>
+      </w:pPr>
+      <w:r>
+        <w:rPr>
+          <w:sz w:val="22"/>
+        </w:rPr>
+        <w:t>↓</w:t>
+      </w:r>
+    </w:p>
+    <w:p>
+      <w:pPr>
+        <w:rPr>
+          <w:sz w:val="22"/>
+        </w:rPr>
+      </w:pPr>
+      <w:proofErr w:type="gramStart"/>
+      <w:r>
+        <w:rPr>
+          <w:sz w:val="22"/>
+        </w:rPr>
+        <w:t>Delay(</w:t>
+      </w:r>
+      <w:proofErr w:type="gramEnd"/>
+      <w:r>
+        <w:rPr>
+          <w:sz w:val="22"/>
+        </w:rPr>
+        <w:t>1000)</w:t>
+      </w:r>
+    </w:p>
+    <w:p>
+      <w:pPr>
+        <w:rPr>
+          <w:sz w:val="22"/>
+        </w:rPr>
+      </w:pPr>
+      <w:r>
+        <w:rPr>
+          <w:sz w:val="22"/>
+        </w:rPr>
+        <w:pict w14:anchorId="174413D1">
+          <v:rect id="_x0000_i1149" style="width:0;height:1.5pt" o:hralign="center" o:hrstd="t" o:hr="t" fillcolor="#a0a0a0" stroked="f"/>
+        </w:pict>
+      </w:r>
+    </w:p>
+    <w:p>
+      <w:pPr>
+        <w:rPr>
+          <w:b/>
+          <w:bCs/>
+          <w:sz w:val="22"/>
+        </w:rPr>
+      </w:pPr>
+      <w:r>
+        <w:rPr>
+          <w:b/>
+          <w:bCs/>
+          <w:sz w:val="22"/>
+        </w:rPr>
+        <w:t>One Important Change from Previous Labs</w:t>
+      </w:r>
+    </w:p>
+    <w:p>
+      <w:pPr>
+        <w:rPr>
+          <w:sz w:val="22"/>
+        </w:rPr>
+      </w:pPr>
+      <w:r>
+        <w:rPr>
+          <w:sz w:val="22"/>
+        </w:rPr>
+        <w:t xml:space="preserve">Notice that the AI model </w:t>
+      </w:r>
+      <w:r>
+        <w:rPr>
+          <w:b/>
+          <w:bCs/>
+          <w:sz w:val="22"/>
+        </w:rPr>
+        <w:t>does not directly tell you "Normal" or "Anomaly."</w:t>
+      </w:r>
+    </w:p>
+    <w:tbl>
+      <w:tblPr>
+        <w:tblW w:w="0" w:type="auto"/>
+        <w:tblCellSpacing w:w="15" w:type="dxa"/>
+        <w:tblCellMar>
+          <w:top w:w="15" w:type="dxa"/>
+          <w:left w:w="15" w:type="dxa"/>
+          <w:bottom w:w="15" w:type="dxa"/>
+          <w:right w:w="15" w:type="dxa"/>
+        </w:tblCellMar>
+        <w:tblLook w:val="04A0" w:firstRow="1" w:lastRow="0" w:firstColumn="1" w:lastColumn="0" w:noHBand="0" w:noVBand="1"/>
+      </w:tblPr>
+      <w:tblGrid>
+        <w:gridCol w:w="595"/>
+        <w:gridCol w:w="2115"/>
+        <w:gridCol w:w="5596"/>
+      </w:tblGrid>
+      <w:tr>
+        <w:trPr>
+          <w:tblHeader/>
+          <w:tblCellSpacing w:w="15" w:type="dxa"/>
+        </w:trPr>
+        <w:tc>
+          <w:tcPr>
+            <w:tcW w:w="0" w:type="auto"/>
+            <w:vAlign w:val="center"/>
+            <w:hideMark/>
+          </w:tcPr>
+          <w:p>
+            <w:pPr>
+              <w:rPr>
+                <w:b/>
+                <w:bCs/>
+                <w:sz w:val="22"/>
+              </w:rPr>
+            </w:pPr>
+            <w:r>
+              <w:rPr>
+                <w:b/>
+                <w:bCs/>
+                <w:sz w:val="22"/>
+              </w:rPr>
+              <w:lastRenderedPageBreak/>
+              <w:t>Lab</w:t>
+            </w:r>
+          </w:p>
+        </w:tc>
+        <w:tc>
+          <w:tcPr>
+            <w:tcW w:w="0" w:type="auto"/>
+            <w:vAlign w:val="center"/>
+            <w:hideMark/>
+          </w:tcPr>
+          <w:p>
+            <w:pPr>
+              <w:rPr>
+                <w:b/>
+                <w:bCs/>
+                <w:sz w:val="22"/>
+              </w:rPr>
+            </w:pPr>
+            <w:r>
+              <w:rPr>
+                <w:b/>
+                <w:bCs/>
+                <w:sz w:val="22"/>
+              </w:rPr>
+              <w:t>AI Output</w:t>
+            </w:r>
+          </w:p>
+        </w:tc>
+        <w:tc>
+          <w:tcPr>
+            <w:tcW w:w="0" w:type="auto"/>
+            <w:vAlign w:val="center"/>
+            <w:hideMark/>
+          </w:tcPr>
+          <w:p>
+            <w:pPr>
+              <w:rPr>
+                <w:b/>
+                <w:bCs/>
+                <w:sz w:val="22"/>
+              </w:rPr>
+            </w:pPr>
+            <w:r>
+              <w:rPr>
+                <w:b/>
+                <w:bCs/>
+                <w:sz w:val="22"/>
+              </w:rPr>
+              <w:t>Decision</w:t>
+            </w:r>
+          </w:p>
+        </w:tc>
+      </w:tr>
+      <w:tr>
+        <w:trPr>
+          <w:tblCellSpacing w:w="15" w:type="dxa"/>
+        </w:trPr>
+        <w:tc>
+          <w:tcPr>
+            <w:tcW w:w="0" w:type="auto"/>
+            <w:vAlign w:val="center"/>
+            <w:hideMark/>
+          </w:tcPr>
+          <w:p>
+            <w:pPr>
+              <w:rPr>
+                <w:sz w:val="22"/>
+              </w:rPr>
+            </w:pPr>
+            <w:r>
+              <w:rPr>
+                <w:sz w:val="22"/>
+              </w:rPr>
+              <w:t>Lab 1</w:t>
+            </w:r>
+          </w:p>
+        </w:tc>
+        <w:tc>
+          <w:tcPr>
+            <w:tcW w:w="0" w:type="auto"/>
+            <w:vAlign w:val="center"/>
+            <w:hideMark/>
+          </w:tcPr>
+          <w:p>
+            <w:pPr>
+              <w:rPr>
+                <w:sz w:val="22"/>
+              </w:rPr>
+            </w:pPr>
+            <w:r>
+              <w:rPr>
+                <w:sz w:val="22"/>
+              </w:rPr>
+              <w:t>Predicted value</w:t>
+            </w:r>
+          </w:p>
+        </w:tc>
+        <w:tc>
+          <w:tcPr>
+            <w:tcW w:w="0" w:type="auto"/>
+            <w:vAlign w:val="center"/>
+            <w:hideMark/>
+          </w:tcPr>
+          <w:p>
+            <w:pPr>
+              <w:rPr>
+                <w:sz w:val="22"/>
+              </w:rPr>
+            </w:pPr>
+            <w:r>
+              <w:rPr>
+                <w:sz w:val="22"/>
+              </w:rPr>
+              <w:t>Direct</w:t>
+            </w:r>
+          </w:p>
+        </w:tc>
+      </w:tr>
+      <w:tr>
+        <w:trPr>
+          <w:tblCellSpacing w:w="15" w:type="dxa"/>
+        </w:trPr>
+        <w:tc>
+          <w:tcPr>
+            <w:tcW w:w="0" w:type="auto"/>
+            <w:vAlign w:val="center"/>
+            <w:hideMark/>
+          </w:tcPr>
+          <w:p>
+            <w:pPr>
+              <w:rPr>
+                <w:sz w:val="22"/>
+              </w:rPr>
+            </w:pPr>
+            <w:r>
+              <w:rPr>
+                <w:sz w:val="22"/>
+              </w:rPr>
+              <w:t>Lab 2</w:t>
+            </w:r>
+          </w:p>
+        </w:tc>
+        <w:tc>
+          <w:tcPr>
+            <w:tcW w:w="0" w:type="auto"/>
+            <w:vAlign w:val="center"/>
+            <w:hideMark/>
+          </w:tcPr>
+          <w:p>
+            <w:pPr>
+              <w:rPr>
+                <w:sz w:val="22"/>
+              </w:rPr>
+            </w:pPr>
+            <w:r>
+              <w:rPr>
+                <w:sz w:val="22"/>
+              </w:rPr>
+              <w:t>Class probabilities</w:t>
+            </w:r>
+          </w:p>
+        </w:tc>
+        <w:tc>
+          <w:tcPr>
+            <w:tcW w:w="0" w:type="auto"/>
+            <w:vAlign w:val="center"/>
+            <w:hideMark/>
+          </w:tcPr>
+          <w:p>
+            <w:pPr>
+              <w:rPr>
+                <w:sz w:val="22"/>
+              </w:rPr>
+            </w:pPr>
+            <w:r>
+              <w:rPr>
+                <w:sz w:val="22"/>
+              </w:rPr>
+              <w:t>Direct</w:t>
+            </w:r>
+          </w:p>
+        </w:tc>
+      </w:tr>
+      <w:tr>
+        <w:trPr>
+          <w:tblCellSpacing w:w="15" w:type="dxa"/>
+        </w:trPr>
+        <w:tc>
+          <w:tcPr>
+            <w:tcW w:w="0" w:type="auto"/>
+            <w:vAlign w:val="center"/>
+            <w:hideMark/>
+          </w:tcPr>
+          <w:p>
+            <w:pPr>
+              <w:rPr>
+                <w:sz w:val="22"/>
+              </w:rPr>
+            </w:pPr>
+            <w:r>
+              <w:rPr>
+                <w:sz w:val="22"/>
+              </w:rPr>
+              <w:t>Lab 3</w:t>
+            </w:r>
+          </w:p>
+        </w:tc>
+        <w:tc>
+          <w:tcPr>
+            <w:tcW w:w="0" w:type="auto"/>
+            <w:vAlign w:val="center"/>
+            <w:hideMark/>
+          </w:tcPr>
+          <w:p>
+            <w:pPr>
+              <w:rPr>
+                <w:sz w:val="22"/>
+              </w:rPr>
+            </w:pPr>
+            <w:r>
+              <w:rPr>
+                <w:sz w:val="22"/>
+              </w:rPr>
+              <w:t>Forecasted value</w:t>
+            </w:r>
+          </w:p>
+        </w:tc>
+        <w:tc>
+          <w:tcPr>
+            <w:tcW w:w="0" w:type="auto"/>
+            <w:vAlign w:val="center"/>
+            <w:hideMark/>
+          </w:tcPr>
+          <w:p>
+            <w:pPr>
+              <w:rPr>
+                <w:sz w:val="22"/>
+              </w:rPr>
+            </w:pPr>
+            <w:r>
+              <w:rPr>
+                <w:sz w:val="22"/>
+              </w:rPr>
+              <w:t>Direct</w:t>
+            </w:r>
+          </w:p>
+        </w:tc>
+      </w:tr>
+      <w:tr>
+        <w:trPr>
+          <w:tblCellSpacing w:w="15" w:type="dxa"/>
+        </w:trPr>
+        <w:tc>
+          <w:tcPr>
+            <w:tcW w:w="0" w:type="auto"/>
+            <w:vAlign w:val="center"/>
+            <w:hideMark/>
+          </w:tcPr>
+          <w:p>
+            <w:pPr>
+              <w:rPr>
+                <w:sz w:val="22"/>
+              </w:rPr>
+            </w:pPr>
+            <w:r>
+              <w:rPr>
+                <w:b/>
+                <w:bCs/>
+                <w:sz w:val="22"/>
+              </w:rPr>
+              <w:t>Lab 4</w:t>
+            </w:r>
+          </w:p>
+        </w:tc>
+        <w:tc>
+          <w:tcPr>
+            <w:tcW w:w="0" w:type="auto"/>
+            <w:vAlign w:val="center"/>
+            <w:hideMark/>
+          </w:tcPr>
+          <w:p>
+            <w:pPr>
+              <w:rPr>
+                <w:sz w:val="22"/>
+              </w:rPr>
+            </w:pPr>
+            <w:r>
+              <w:rPr>
+                <w:b/>
+                <w:bCs/>
+                <w:sz w:val="22"/>
+              </w:rPr>
+              <w:t>Reconstructed inputs</w:t>
+            </w:r>
+          </w:p>
+        </w:tc>
+        <w:tc>
+          <w:tcPr>
+            <w:tcW w:w="0" w:type="auto"/>
+            <w:vAlign w:val="center"/>
+            <w:hideMark/>
+          </w:tcPr>
+          <w:p>
+            <w:pPr>
+              <w:rPr>
+                <w:sz w:val="22"/>
+              </w:rPr>
+            </w:pPr>
+            <w:r>
+              <w:rPr>
+                <w:b/>
+                <w:bCs/>
+                <w:sz w:val="22"/>
+              </w:rPr>
+              <w:t>Application computes reconstruction error and compares it to a threshold</w:t>
+            </w:r>
+          </w:p>
+        </w:tc>
+      </w:tr>
+    </w:tbl>
+    <w:p>
+      <w:pPr>
+        <w:rPr>
+          <w:sz w:val="22"/>
+        </w:rPr>
+      </w:pPr>
+      <w:r>
+        <w:rPr>
+          <w:sz w:val="22"/>
+        </w:rPr>
+        <w:t xml:space="preserve">This is a key learning objective because students see that embedded AI applications often require </w:t>
+      </w:r>
+      <w:r>
+        <w:rPr>
+          <w:b/>
+          <w:bCs/>
+          <w:sz w:val="22"/>
+        </w:rPr>
+        <w:t>AI inference plus application-specific post-processing</w:t>
+      </w:r>
+      <w:r>
+        <w:rPr>
+          <w:sz w:val="22"/>
+        </w:rPr>
+        <w:t>.</w:t>
+      </w:r>
+    </w:p>
+    <w:p>
+      <w:pPr>
+        <w:rPr>
+          <w:b/>
+          <w:bCs/>
+          <w:sz w:val="22"/>
+        </w:rPr>
+      </w:pPr>
+      <w:r>
+        <w:rPr>
+          <w:b/>
+          <w:bCs/>
+          <w:sz w:val="22"/>
+        </w:rPr>
+        <w:t>I recommend one additional improvement</w:t>
+      </w:r>
+    </w:p>
+    <w:p>
+      <w:pPr>
+        <w:rPr>
+          <w:sz w:val="22"/>
+        </w:rPr>
+      </w:pPr>
+      <w:r>
+        <w:rPr>
+          <w:sz w:val="22"/>
+        </w:rPr>
+        <w:t xml:space="preserve">For </w:t>
+      </w:r>
+      <w:r>
+        <w:rPr>
+          <w:sz w:val="22"/>
+        </w:rPr>
+        <w:t>Experiment</w:t>
+      </w:r>
+      <w:r>
+        <w:rPr>
+          <w:sz w:val="22"/>
+        </w:rPr>
+        <w:t xml:space="preserve"> purposes, instead of hardcoding one sensor value, create a small array of test cases:</w:t>
+      </w:r>
+    </w:p>
+    <w:p>
+      <w:pPr>
+        <w:shd w:val="clear" w:color="auto" w:fill="F2F2F2"/>
+        <w:rPr>
+          <w:sz w:val="22"/>
+        </w:rPr>
+      </w:pPr>
+      <w:r>
+        <w:rPr>
+          <w:rFonts w:ascii="Courier New" w:hAnsi="Courier New" w:cs="Courier New"/>
+          <w:color w:val="000000"/>
+          <w:sz w:val="20"/>
+          <w:szCs w:val="20"/>
+        </w:rPr>
+        <w:t>typedef struct</w:t>
+      </w:r>
+      <w:r>
+        <w:rPr>
+          <w:rFonts w:ascii="Courier New" w:hAnsi="Courier New" w:cs="Courier New"/>
+          <w:color w:val="000000"/>
+          <w:sz w:val="20"/>
+          <w:szCs w:val="20"/>
+        </w:rPr>
+        <w:br/>
+        <w:t>{</w:t>
+      </w:r>
+      <w:r>
+        <w:rPr>
+          <w:rFonts w:ascii="Courier New" w:hAnsi="Courier New" w:cs="Courier New"/>
+          <w:color w:val="000000"/>
+          <w:sz w:val="20"/>
+          <w:szCs w:val="20"/>
+        </w:rPr>
+        <w:br/>
+        <w:t xml:space="preserve">    float current;</w:t>
+      </w:r>
+      <w:r>
+        <w:rPr>
+          <w:rFonts w:ascii="Courier New" w:hAnsi="Courier New" w:cs="Courier New"/>
+          <w:color w:val="000000"/>
+          <w:sz w:val="20"/>
+          <w:szCs w:val="20"/>
+        </w:rPr>
+        <w:br/>
+        <w:t xml:space="preserve">    float vibration;</w:t>
+      </w:r>
+      <w:r>
+        <w:rPr>
+          <w:rFonts w:ascii="Courier New" w:hAnsi="Courier New" w:cs="Courier New"/>
+          <w:color w:val="000000"/>
+          <w:sz w:val="20"/>
+          <w:szCs w:val="20"/>
+        </w:rPr>
+        <w:br/>
+        <w:t xml:space="preserve">} </w:t>
+      </w:r>
+      <w:proofErr w:type="spellStart"/>
+      <w:r>
+        <w:rPr>
+          <w:rFonts w:ascii="Courier New" w:hAnsi="Courier New" w:cs="Courier New"/>
+          <w:color w:val="000000"/>
+          <w:sz w:val="20"/>
+          <w:szCs w:val="20"/>
+        </w:rPr>
+        <w:t>SensorData</w:t>
+      </w:r>
+      <w:proofErr w:type="spellEnd"/>
+      <w:r>
+        <w:rPr>
+          <w:rFonts w:ascii="Courier New" w:hAnsi="Courier New" w:cs="Courier New"/>
+          <w:color w:val="000000"/>
+          <w:sz w:val="20"/>
+          <w:szCs w:val="20"/>
+        </w:rPr>
+        <w:t>;</w:t>
+      </w:r>
+      <w:r>
+        <w:rPr>
+          <w:rFonts w:ascii="Courier New" w:hAnsi="Courier New" w:cs="Courier New"/>
+          <w:color w:val="000000"/>
+          <w:sz w:val="20"/>
+          <w:szCs w:val="20"/>
+        </w:rPr>
+        <w:br/>
+      </w:r>
+      <w:proofErr w:type="spellStart"/>
+      <w:r>
+        <w:rPr>
+          <w:rFonts w:ascii="Courier New" w:hAnsi="Courier New" w:cs="Courier New"/>
+          <w:color w:val="000000"/>
+          <w:sz w:val="20"/>
+          <w:szCs w:val="20"/>
+        </w:rPr>
+        <w:t>SensorData</w:t>
+      </w:r>
+      <w:proofErr w:type="spellEnd"/>
+      <w:r>
+        <w:rPr>
+          <w:rFonts w:ascii="Courier New" w:hAnsi="Courier New" w:cs="Courier New"/>
+          <w:color w:val="000000"/>
+          <w:sz w:val="20"/>
+          <w:szCs w:val="20"/>
+        </w:rPr>
+        <w:t xml:space="preserve"> </w:t>
+      </w:r>
+      <w:proofErr w:type="spellStart"/>
+      <w:proofErr w:type="gramStart"/>
+      <w:r>
+        <w:rPr>
+          <w:rFonts w:ascii="Courier New" w:hAnsi="Courier New" w:cs="Courier New"/>
+          <w:color w:val="000000"/>
+          <w:sz w:val="20"/>
+          <w:szCs w:val="20"/>
+        </w:rPr>
+        <w:t>testData</w:t>
+      </w:r>
+      <w:proofErr w:type="spellEnd"/>
+      <w:r>
+        <w:rPr>
+          <w:rFonts w:ascii="Courier New" w:hAnsi="Courier New" w:cs="Courier New"/>
+          <w:color w:val="000000"/>
+          <w:sz w:val="20"/>
+          <w:szCs w:val="20"/>
+        </w:rPr>
+        <w:t>[</w:t>
+      </w:r>
+      <w:proofErr w:type="gramEnd"/>
+      <w:r>
+        <w:rPr>
+          <w:rFonts w:ascii="Courier New" w:hAnsi="Courier New" w:cs="Courier New"/>
+          <w:color w:val="000000"/>
+          <w:sz w:val="20"/>
+          <w:szCs w:val="20"/>
+        </w:rPr>
+        <w:t>] =</w:t>
+      </w:r>
+      <w:r>
+        <w:rPr>
+          <w:rFonts w:ascii="Courier New" w:hAnsi="Courier New" w:cs="Courier New"/>
+          <w:color w:val="000000"/>
+          <w:sz w:val="20"/>
+          <w:szCs w:val="20"/>
+        </w:rPr>
+        <w:br/>
+        <w:t>{</w:t>
+      </w:r>
+      <w:r>
+        <w:rPr>
+          <w:rFonts w:ascii="Courier New" w:hAnsi="Courier New" w:cs="Courier New"/>
+          <w:color w:val="000000"/>
+          <w:sz w:val="20"/>
+          <w:szCs w:val="20"/>
+        </w:rPr>
+        <w:br/>
+        <w:t xml:space="preserve"> </w:t>
+      </w:r>
+      <w:proofErr w:type="gramStart"/>
+      <w:r>
+        <w:rPr>
+          <w:rFonts w:ascii="Courier New" w:hAnsi="Courier New" w:cs="Courier New"/>
+          <w:color w:val="000000"/>
+          <w:sz w:val="20"/>
+          <w:szCs w:val="20"/>
+        </w:rPr>
+        <w:t xml:space="preserve">   {</w:t>
+      </w:r>
+      <w:proofErr w:type="gramEnd"/>
+      <w:r>
+        <w:rPr>
+          <w:rFonts w:ascii="Courier New" w:hAnsi="Courier New" w:cs="Courier New"/>
+          <w:color w:val="000000"/>
+          <w:sz w:val="20"/>
+          <w:szCs w:val="20"/>
+        </w:rPr>
+        <w:t>2.0f, 0.20f</w:t>
+      </w:r>
+      <w:proofErr w:type="gramStart"/>
+      <w:r>
+        <w:rPr>
+          <w:rFonts w:ascii="Courier New" w:hAnsi="Courier New" w:cs="Courier New"/>
+          <w:color w:val="000000"/>
+          <w:sz w:val="20"/>
+          <w:szCs w:val="20"/>
+        </w:rPr>
+        <w:t xml:space="preserve">},   </w:t>
+      </w:r>
+      <w:proofErr w:type="gramEnd"/>
+      <w:r>
+        <w:rPr>
+          <w:rFonts w:ascii="Courier New" w:hAnsi="Courier New" w:cs="Courier New"/>
+          <w:color w:val="000000"/>
+          <w:sz w:val="20"/>
+          <w:szCs w:val="20"/>
+        </w:rPr>
+        <w:t>// Normal</w:t>
+      </w:r>
+      <w:r>
+        <w:rPr>
+          <w:rFonts w:ascii="Courier New" w:hAnsi="Courier New" w:cs="Courier New"/>
+          <w:color w:val="000000"/>
+          <w:sz w:val="20"/>
+          <w:szCs w:val="20"/>
+        </w:rPr>
+        <w:br/>
+        <w:t xml:space="preserve"> </w:t>
+      </w:r>
+      <w:proofErr w:type="gramStart"/>
+      <w:r>
+        <w:rPr>
+          <w:rFonts w:ascii="Courier New" w:hAnsi="Courier New" w:cs="Courier New"/>
+          <w:color w:val="000000"/>
+          <w:sz w:val="20"/>
+          <w:szCs w:val="20"/>
+        </w:rPr>
+        <w:t xml:space="preserve">   {</w:t>
+      </w:r>
+      <w:proofErr w:type="gramEnd"/>
+      <w:r>
+        <w:rPr>
+          <w:rFonts w:ascii="Courier New" w:hAnsi="Courier New" w:cs="Courier New"/>
+          <w:color w:val="000000"/>
+          <w:sz w:val="20"/>
+          <w:szCs w:val="20"/>
+        </w:rPr>
+        <w:t>2.1f, 0.18f</w:t>
+      </w:r>
+      <w:proofErr w:type="gramStart"/>
+      <w:r>
+        <w:rPr>
+          <w:rFonts w:ascii="Courier New" w:hAnsi="Courier New" w:cs="Courier New"/>
+          <w:color w:val="000000"/>
+          <w:sz w:val="20"/>
+          <w:szCs w:val="20"/>
+        </w:rPr>
+        <w:t xml:space="preserve">},   </w:t>
+      </w:r>
+      <w:proofErr w:type="gramEnd"/>
+      <w:r>
+        <w:rPr>
+          <w:rFonts w:ascii="Courier New" w:hAnsi="Courier New" w:cs="Courier New"/>
+          <w:color w:val="000000"/>
+          <w:sz w:val="20"/>
+          <w:szCs w:val="20"/>
+        </w:rPr>
+        <w:t>// Normal</w:t>
+      </w:r>
+      <w:r>
+        <w:rPr>
+          <w:rFonts w:ascii="Courier New" w:hAnsi="Courier New" w:cs="Courier New"/>
+          <w:color w:val="000000"/>
+          <w:sz w:val="20"/>
+          <w:szCs w:val="20"/>
+        </w:rPr>
+        <w:br/>
+        <w:t xml:space="preserve"> </w:t>
+      </w:r>
+      <w:proofErr w:type="gramStart"/>
+      <w:r>
+        <w:rPr>
+          <w:rFonts w:ascii="Courier New" w:hAnsi="Courier New" w:cs="Courier New"/>
+          <w:color w:val="000000"/>
+          <w:sz w:val="20"/>
+          <w:szCs w:val="20"/>
+        </w:rPr>
+        <w:t xml:space="preserve">   {</w:t>
+      </w:r>
+      <w:proofErr w:type="gramEnd"/>
+      <w:r>
+        <w:rPr>
+          <w:rFonts w:ascii="Courier New" w:hAnsi="Courier New" w:cs="Courier New"/>
+          <w:color w:val="000000"/>
+          <w:sz w:val="20"/>
+          <w:szCs w:val="20"/>
+        </w:rPr>
+        <w:t>5.5f, 1.80f</w:t>
+      </w:r>
+      <w:proofErr w:type="gramStart"/>
+      <w:r>
+        <w:rPr>
+          <w:rFonts w:ascii="Courier New" w:hAnsi="Courier New" w:cs="Courier New"/>
+          <w:color w:val="000000"/>
+          <w:sz w:val="20"/>
+          <w:szCs w:val="20"/>
+        </w:rPr>
+        <w:t xml:space="preserve">},   </w:t>
+      </w:r>
+      <w:proofErr w:type="gramEnd"/>
+      <w:r>
+        <w:rPr>
+          <w:rFonts w:ascii="Courier New" w:hAnsi="Courier New" w:cs="Courier New"/>
+          <w:color w:val="000000"/>
+          <w:sz w:val="20"/>
+          <w:szCs w:val="20"/>
+        </w:rPr>
+        <w:t>// Anomaly</w:t>
+      </w:r>
+      <w:r>
+        <w:rPr>
+          <w:rFonts w:ascii="Courier New" w:hAnsi="Courier New" w:cs="Courier New"/>
+          <w:color w:val="000000"/>
+          <w:sz w:val="20"/>
+          <w:szCs w:val="20"/>
+        </w:rPr>
+        <w:br/>
+        <w:t xml:space="preserve"> </w:t>
+      </w:r>
+      <w:proofErr w:type="gramStart"/>
+      <w:r>
+        <w:rPr>
+          <w:rFonts w:ascii="Courier New" w:hAnsi="Courier New" w:cs="Courier New"/>
+          <w:color w:val="000000"/>
+          <w:sz w:val="20"/>
+          <w:szCs w:val="20"/>
+        </w:rPr>
+        <w:t xml:space="preserve">   {</w:t>
+      </w:r>
+      <w:proofErr w:type="gramEnd"/>
+      <w:r>
+        <w:rPr>
+          <w:rFonts w:ascii="Courier New" w:hAnsi="Courier New" w:cs="Courier New"/>
+          <w:color w:val="000000"/>
+          <w:sz w:val="20"/>
+          <w:szCs w:val="20"/>
+        </w:rPr>
+        <w:t>5.8f, 2.10f</w:t>
+      </w:r>
+      <w:proofErr w:type="gramStart"/>
+      <w:r>
+        <w:rPr>
+          <w:rFonts w:ascii="Courier New" w:hAnsi="Courier New" w:cs="Courier New"/>
+          <w:color w:val="000000"/>
+          <w:sz w:val="20"/>
+          <w:szCs w:val="20"/>
+        </w:rPr>
+        <w:t xml:space="preserve">},   </w:t>
+      </w:r>
+      <w:proofErr w:type="gramEnd"/>
+      <w:r>
+        <w:rPr>
+          <w:rFonts w:ascii="Courier New" w:hAnsi="Courier New" w:cs="Courier New"/>
+          <w:color w:val="000000"/>
+          <w:sz w:val="20"/>
+          <w:szCs w:val="20"/>
+        </w:rPr>
+        <w:t>// Anomaly</w:t>
+      </w:r>
+      <w:r>
+        <w:rPr>
+          <w:rFonts w:ascii="Courier New" w:hAnsi="Courier New" w:cs="Courier New"/>
+          <w:color w:val="000000"/>
+          <w:sz w:val="20"/>
+          <w:szCs w:val="20"/>
+        </w:rPr>
+        <w:br/>
+        <w:t>};</w:t>
+      </w:r>
+    </w:p>
+    <w:p>
+      <w:pPr>
+        <w:rPr>
+          <w:sz w:val="22"/>
+        </w:rPr>
+      </w:pPr>
+      <w:r>
+        <w:rPr>
+          <w:sz w:val="22"/>
+        </w:rPr>
+        <w:t>Loop through this array and print the reconstruction error and final decision for each sample. This makes the STM32 demonstration much more engaging because students can immediately see how the same model responds differently to normal and abnormal operating conditions.</w:t>
+      </w:r>
     </w:p>
     <w:sectPr>
       <w:pgSz w:w="11906" w:h="16838"/>
@@ -5879,9 +10731,9 @@
 <file path=word/numbering.xml><?xml version="1.0" encoding="utf-8"?>
 <w:numbering xmlns:wpc="http://schemas.microsoft.com/office/word/2010/wordprocessingCanvas" xmlns:cx="http://schemas.microsoft.com/office/drawing/2014/chartex" xmlns:cx1="http://schemas.microsoft.com/office/drawing/2015/9/8/chartex" xmlns:cx2="http://schemas.microsoft.com/office/drawing/2015/10/21/chartex" xmlns:cx3="http://schemas.microsoft.com/office/drawing/2016/5/9/chartex" xmlns:cx4="http://schemas.microsoft.com/office/drawing/2016/5/10/chartex" xmlns:cx5="http://schemas.microsoft.com/office/drawing/2016/5/11/chartex" xmlns:cx6="http://schemas.microsoft.com/office/drawing/2016/5/12/chartex" xmlns:cx7="http://schemas.microsoft.com/office/drawing/2016/5/13/chartex" xmlns:cx8="http://schemas.microsoft.com/office/drawing/2016/5/14/chartex" xmlns:mc="http://schemas.openxmlformats.org/markup-compatibility/2006" xmlns:aink="http://schemas.microsoft.com/office/drawing/2016/ink" xmlns:am3d="http://schemas.microsoft.com/office/drawing/2017/model3d" xmlns:o="urn:schemas-microsoft-com:office:office" xmlns:oel="http://schemas.microsoft.com/office/2019/extlst" xmlns:r="http://schemas.openxmlformats.org/officeDocument/2006/relationships" xmlns:m="http://schemas.openxmlformats.org/officeDocument/2006/math" xmlns:v="urn:schemas-microsoft-com:vml" xmlns:wp14="http://schemas.microsoft.com/office/word/2010/wordprocessingDrawing" xmlns:wp="http://schemas.openxmlformats.org/drawingml/2006/wordprocessingDrawing" xmlns:w10="urn:schemas-microsoft-com:office:word" xmlns:w="http://schemas.openxmlformats.org/wordprocessingml/2006/main" xmlns:w14="http://schemas.microsoft.com/office/word/2010/wordml" xmlns:w15="http://schemas.microsoft.com/office/word/2012/wordml" xmlns:w16cex="http://schemas.microsoft.com/office/word/2018/wordml/cex" xmlns:w16cid="http://schemas.microsoft.com/office/word/2016/wordml/cid" xmlns:w16="http://schemas.microsoft.com/office/word/2018/wordml" xmlns:w16du="http://schemas.microsoft.com/office/word/2023/wordml/word16du" xmlns:w16sdtdh="http://schemas.microsoft.com/office/word/2020/wordml/sdtdatahash" xmlns:w16sdtfl="http://schemas.microsoft.com/office/word/2024/wordml/sdtformatlock" xmlns:w16se="http://schemas.microsoft.com/office/word/2015/wordml/symex" xmlns:wpg="http://schemas.microsoft.com/office/word/2010/wordprocessingGroup" xmlns:wpi="http://schemas.microsoft.com/office/word/2010/wordprocessingInk" xmlns:wne="http://schemas.microsoft.com/office/word/2006/wordml" xmlns:wps="http://schemas.microsoft.com/office/word/2010/wordprocessingShape" mc:Ignorable="w14 w15 w16se w16cid w16 w16cex w16sdtdh w16sdtfl w16du wp14">
   <w:abstractNum w:abstractNumId="0" w15:restartNumberingAfterBreak="0">
-    <w:nsid w:val="28981637"/>
+    <w:nsid w:val="129D4CD4"/>
     <w:multiLevelType w:val="multilevel"/>
-    <w:tmpl w:val="04F0D7D8"/>
+    <w:tmpl w:val="42342D26"/>
     <w:lvl w:ilvl="0">
       <w:start w:val="1"/>
       <w:numFmt w:val="bullet"/>
@@ -6028,9 +10880,9 @@
     </w:lvl>
   </w:abstractNum>
   <w:abstractNum w:abstractNumId="1" w15:restartNumberingAfterBreak="0">
-    <w:nsid w:val="4B2E637E"/>
+    <w:nsid w:val="28981637"/>
     <w:multiLevelType w:val="multilevel"/>
-    <w:tmpl w:val="6FB87D36"/>
+    <w:tmpl w:val="04F0D7D8"/>
     <w:lvl w:ilvl="0">
       <w:start w:val="1"/>
       <w:numFmt w:val="bullet"/>
@@ -6177,9 +11029,9 @@
     </w:lvl>
   </w:abstractNum>
   <w:abstractNum w:abstractNumId="2" w15:restartNumberingAfterBreak="0">
-    <w:nsid w:val="76B542DD"/>
+    <w:nsid w:val="4B2E637E"/>
     <w:multiLevelType w:val="multilevel"/>
-    <w:tmpl w:val="B1082AE2"/>
+    <w:tmpl w:val="6FB87D36"/>
     <w:lvl w:ilvl="0">
       <w:start w:val="1"/>
       <w:numFmt w:val="bullet"/>
@@ -6326,9 +11178,9 @@
     </w:lvl>
   </w:abstractNum>
   <w:abstractNum w:abstractNumId="3" w15:restartNumberingAfterBreak="0">
-    <w:nsid w:val="78B2251A"/>
+    <w:nsid w:val="76B542DD"/>
     <w:multiLevelType w:val="multilevel"/>
-    <w:tmpl w:val="FB9658C8"/>
+    <w:tmpl w:val="B1082AE2"/>
     <w:lvl w:ilvl="0">
       <w:start w:val="1"/>
       <w:numFmt w:val="bullet"/>
@@ -6474,17 +11326,169 @@
       </w:rPr>
     </w:lvl>
   </w:abstractNum>
+  <w:abstractNum w:abstractNumId="4" w15:restartNumberingAfterBreak="0">
+    <w:nsid w:val="78B2251A"/>
+    <w:multiLevelType w:val="multilevel"/>
+    <w:tmpl w:val="FB9658C8"/>
+    <w:lvl w:ilvl="0">
+      <w:start w:val="1"/>
+      <w:numFmt w:val="bullet"/>
+      <w:lvlText w:val=""/>
+      <w:lvlJc w:val="left"/>
+      <w:pPr>
+        <w:tabs>
+          <w:tab w:val="num" w:pos="720"/>
+        </w:tabs>
+        <w:ind w:left="720" w:hanging="360"/>
+      </w:pPr>
+      <w:rPr>
+        <w:rFonts w:ascii="Symbol" w:hAnsi="Symbol" w:hint="default"/>
+        <w:sz w:val="20"/>
+      </w:rPr>
+    </w:lvl>
+    <w:lvl w:ilvl="1" w:tentative="1">
+      <w:start w:val="1"/>
+      <w:numFmt w:val="bullet"/>
+      <w:lvlText w:val="o"/>
+      <w:lvlJc w:val="left"/>
+      <w:pPr>
+        <w:tabs>
+          <w:tab w:val="num" w:pos="1440"/>
+        </w:tabs>
+        <w:ind w:left="1440" w:hanging="360"/>
+      </w:pPr>
+      <w:rPr>
+        <w:rFonts w:ascii="Courier New" w:hAnsi="Courier New" w:hint="default"/>
+        <w:sz w:val="20"/>
+      </w:rPr>
+    </w:lvl>
+    <w:lvl w:ilvl="2" w:tentative="1">
+      <w:start w:val="1"/>
+      <w:numFmt w:val="bullet"/>
+      <w:lvlText w:val=""/>
+      <w:lvlJc w:val="left"/>
+      <w:pPr>
+        <w:tabs>
+          <w:tab w:val="num" w:pos="2160"/>
+        </w:tabs>
+        <w:ind w:left="2160" w:hanging="360"/>
+      </w:pPr>
+      <w:rPr>
+        <w:rFonts w:ascii="Wingdings" w:hAnsi="Wingdings" w:hint="default"/>
+        <w:sz w:val="20"/>
+      </w:rPr>
+    </w:lvl>
+    <w:lvl w:ilvl="3" w:tentative="1">
+      <w:start w:val="1"/>
+      <w:numFmt w:val="bullet"/>
+      <w:lvlText w:val=""/>
+      <w:lvlJc w:val="left"/>
+      <w:pPr>
+        <w:tabs>
+          <w:tab w:val="num" w:pos="2880"/>
+        </w:tabs>
+        <w:ind w:left="2880" w:hanging="360"/>
+      </w:pPr>
+      <w:rPr>
+        <w:rFonts w:ascii="Wingdings" w:hAnsi="Wingdings" w:hint="default"/>
+        <w:sz w:val="20"/>
+      </w:rPr>
+    </w:lvl>
+    <w:lvl w:ilvl="4" w:tentative="1">
+      <w:start w:val="1"/>
+      <w:numFmt w:val="bullet"/>
+      <w:lvlText w:val=""/>
+      <w:lvlJc w:val="left"/>
+      <w:pPr>
+        <w:tabs>
+          <w:tab w:val="num" w:pos="3600"/>
+        </w:tabs>
+        <w:ind w:left="3600" w:hanging="360"/>
+      </w:pPr>
+      <w:rPr>
+        <w:rFonts w:ascii="Wingdings" w:hAnsi="Wingdings" w:hint="default"/>
+        <w:sz w:val="20"/>
+      </w:rPr>
+    </w:lvl>
+    <w:lvl w:ilvl="5" w:tentative="1">
+      <w:start w:val="1"/>
+      <w:numFmt w:val="bullet"/>
+      <w:lvlText w:val=""/>
+      <w:lvlJc w:val="left"/>
+      <w:pPr>
+        <w:tabs>
+          <w:tab w:val="num" w:pos="4320"/>
+        </w:tabs>
+        <w:ind w:left="4320" w:hanging="360"/>
+      </w:pPr>
+      <w:rPr>
+        <w:rFonts w:ascii="Wingdings" w:hAnsi="Wingdings" w:hint="default"/>
+        <w:sz w:val="20"/>
+      </w:rPr>
+    </w:lvl>
+    <w:lvl w:ilvl="6" w:tentative="1">
+      <w:start w:val="1"/>
+      <w:numFmt w:val="bullet"/>
+      <w:lvlText w:val=""/>
+      <w:lvlJc w:val="left"/>
+      <w:pPr>
+        <w:tabs>
+          <w:tab w:val="num" w:pos="5040"/>
+        </w:tabs>
+        <w:ind w:left="5040" w:hanging="360"/>
+      </w:pPr>
+      <w:rPr>
+        <w:rFonts w:ascii="Wingdings" w:hAnsi="Wingdings" w:hint="default"/>
+        <w:sz w:val="20"/>
+      </w:rPr>
+    </w:lvl>
+    <w:lvl w:ilvl="7" w:tentative="1">
+      <w:start w:val="1"/>
+      <w:numFmt w:val="bullet"/>
+      <w:lvlText w:val=""/>
+      <w:lvlJc w:val="left"/>
+      <w:pPr>
+        <w:tabs>
+          <w:tab w:val="num" w:pos="5760"/>
+        </w:tabs>
+        <w:ind w:left="5760" w:hanging="360"/>
+      </w:pPr>
+      <w:rPr>
+        <w:rFonts w:ascii="Wingdings" w:hAnsi="Wingdings" w:hint="default"/>
+        <w:sz w:val="20"/>
+      </w:rPr>
+    </w:lvl>
+    <w:lvl w:ilvl="8" w:tentative="1">
+      <w:start w:val="1"/>
+      <w:numFmt w:val="bullet"/>
+      <w:lvlText w:val=""/>
+      <w:lvlJc w:val="left"/>
+      <w:pPr>
+        <w:tabs>
+          <w:tab w:val="num" w:pos="6480"/>
+        </w:tabs>
+        <w:ind w:left="6480" w:hanging="360"/>
+      </w:pPr>
+      <w:rPr>
+        <w:rFonts w:ascii="Wingdings" w:hAnsi="Wingdings" w:hint="default"/>
+        <w:sz w:val="20"/>
+      </w:rPr>
+    </w:lvl>
+  </w:abstractNum>
   <w:num w:numId="1" w16cid:durableId="938676667">
+    <w:abstractNumId w:val="4"/>
+  </w:num>
+  <w:num w:numId="2" w16cid:durableId="1019313044">
     <w:abstractNumId w:val="3"/>
   </w:num>
-  <w:num w:numId="2" w16cid:durableId="1019313044">
+  <w:num w:numId="3" w16cid:durableId="253710336">
+    <w:abstractNumId w:val="1"/>
+  </w:num>
+  <w:num w:numId="4" w16cid:durableId="1944150384">
     <w:abstractNumId w:val="2"/>
   </w:num>
-  <w:num w:numId="3" w16cid:durableId="253710336">
+  <w:num w:numId="5" w16cid:durableId="1154489016">
     <w:abstractNumId w:val="0"/>
-  </w:num>
-  <w:num w:numId="4" w16cid:durableId="1944150384">
-    <w:abstractNumId w:val="1"/>
   </w:num>
 </w:numbering>
 </file>
